--- a/dokumentacja.docx
+++ b/dokumentacja.docx
@@ -10,6 +10,16 @@
     <w:p>
       <w:r>
         <w:t>Celem projektu jest:</w:t>
+      </w:r>
+    </w:p>
+    <w:p>
+      <w:r>
+        <w:t>Stworzenie gry statki.</w:t>
+      </w:r>
+    </w:p>
+    <w:p>
+      <w:r>
+        <w:t>Użytkownik gra przeciwko komputerowi, celem jest znalezienie i zatopienie wszystkich statków przeciwnika. Wygrywa ten kto pierwszy odnajdzie statki drugiego gracza.</w:t>
       </w:r>
     </w:p>
     <w:p/>
@@ -182,6 +192,7 @@
   <w:style w:type="paragraph" w:default="1" w:styleId="Normalny">
     <w:name w:val="Normal"/>
     <w:qFormat/>
+    <w:rsid w:val="005C6354"/>
   </w:style>
   <w:style w:type="character" w:default="1" w:styleId="Domylnaczcionkaakapitu">
     <w:name w:val="Default Paragraph Font"/>

--- a/dokumentacja.docx
+++ b/dokumentacja.docx
@@ -1,6 +1,6 @@
 
 <file path=word/document.xml><?xml version="1.0" encoding="utf-8"?>
-<w:document xmlns:ve="http://schemas.openxmlformats.org/markup-compatibility/2006" xmlns:o="urn:schemas-microsoft-com:office:office" xmlns:r="http://schemas.openxmlformats.org/officeDocument/2006/relationships" xmlns:m="http://schemas.openxmlformats.org/officeDocument/2006/math" xmlns:v="urn:schemas-microsoft-com:vml" xmlns:wp="http://schemas.openxmlformats.org/drawingml/2006/wordprocessingDrawing" xmlns:w10="urn:schemas-microsoft-com:office:word" xmlns:w="http://schemas.openxmlformats.org/wordprocessingml/2006/main" xmlns:wne="http://schemas.microsoft.com/office/word/2006/wordml">
+<w:document xmlns:wpc="http://schemas.microsoft.com/office/word/2010/wordprocessingCanvas" xmlns:cx="http://schemas.microsoft.com/office/drawing/2014/chartex" xmlns:cx1="http://schemas.microsoft.com/office/drawing/2015/9/8/chartex" xmlns:cx2="http://schemas.microsoft.com/office/drawing/2015/10/21/chartex" xmlns:cx3="http://schemas.microsoft.com/office/drawing/2016/5/9/chartex" xmlns:cx4="http://schemas.microsoft.com/office/drawing/2016/5/10/chartex" xmlns:cx5="http://schemas.microsoft.com/office/drawing/2016/5/11/chartex" xmlns:cx6="http://schemas.microsoft.com/office/drawing/2016/5/12/chartex" xmlns:cx7="http://schemas.microsoft.com/office/drawing/2016/5/13/chartex" xmlns:cx8="http://schemas.microsoft.com/office/drawing/2016/5/14/chartex" xmlns:mc="http://schemas.openxmlformats.org/markup-compatibility/2006" xmlns:aink="http://schemas.microsoft.com/office/drawing/2016/ink" xmlns:am3d="http://schemas.microsoft.com/office/drawing/2017/model3d" xmlns:o="urn:schemas-microsoft-com:office:office" xmlns:oel="http://schemas.microsoft.com/office/2019/extlst" xmlns:r="http://schemas.openxmlformats.org/officeDocument/2006/relationships" xmlns:m="http://schemas.openxmlformats.org/officeDocument/2006/math" xmlns:v="urn:schemas-microsoft-com:vml" xmlns:wp14="http://schemas.microsoft.com/office/word/2010/wordprocessingDrawing" xmlns:wp="http://schemas.openxmlformats.org/drawingml/2006/wordprocessingDrawing" xmlns:w10="urn:schemas-microsoft-com:office:word" xmlns:w="http://schemas.openxmlformats.org/wordprocessingml/2006/main" xmlns:w14="http://schemas.microsoft.com/office/word/2010/wordml" xmlns:w15="http://schemas.microsoft.com/office/word/2012/wordml" xmlns:w16cex="http://schemas.microsoft.com/office/word/2018/wordml/cex" xmlns:w16cid="http://schemas.microsoft.com/office/word/2016/wordml/cid" xmlns:w16="http://schemas.microsoft.com/office/word/2018/wordml" xmlns:w16du="http://schemas.microsoft.com/office/word/2023/wordml/word16du" xmlns:w16sdtdh="http://schemas.microsoft.com/office/word/2020/wordml/sdtdatahash" xmlns:w16sdtfl="http://schemas.microsoft.com/office/word/2024/wordml/sdtformatlock" xmlns:w16se="http://schemas.microsoft.com/office/word/2015/wordml/symex" xmlns:wpg="http://schemas.microsoft.com/office/word/2010/wordprocessingGroup" xmlns:wpi="http://schemas.microsoft.com/office/word/2010/wordprocessingInk" xmlns:wne="http://schemas.microsoft.com/office/word/2006/wordml" xmlns:wps="http://schemas.microsoft.com/office/word/2010/wordprocessingShape" mc:Ignorable="w14 w15 w16se w16cid w16 w16cex w16sdtdh w16sdtfl w16du wp14">
   <w:body>
     <w:p>
       <w:r>
@@ -20,6 +20,73 @@
     <w:p>
       <w:r>
         <w:t>Użytkownik gra przeciwko komputerowi, celem jest znalezienie i zatopienie wszystkich statków przeciwnika. Wygrywa ten kto pierwszy odnajdzie statki drugiego gracza.</w:t>
+      </w:r>
+    </w:p>
+    <w:p>
+      <w:r>
+        <w:t>2 czerw</w:t>
+      </w:r>
+      <w:r>
+        <w:t>ca</w:t>
+      </w:r>
+    </w:p>
+    <w:p>
+      <w:r>
+        <w:t>Program wyświetla tabele, na których będą wyświetlane statki.</w:t>
+      </w:r>
+    </w:p>
+    <w:p>
+      <w:r>
+        <w:t>7 czerwca</w:t>
+      </w:r>
+    </w:p>
+    <w:p>
+      <w:r>
+        <w:t>Tablice wypisują się koło siebie, a nie jedna pod drugą (zajmują mniej miejsca).</w:t>
+      </w:r>
+    </w:p>
+    <w:p>
+      <w:r>
+        <w:t>Pierwszy gracz może umieścić swoje statki na planszy.</w:t>
+      </w:r>
+    </w:p>
+    <w:p>
+      <w:r>
+        <w:drawing>
+          <wp:inline distT="0" distB="0" distL="0" distR="0" wp14:anchorId="0B6459F4" wp14:editId="1C564B13">
+            <wp:extent cx="5760720" cy="4077335"/>
+            <wp:effectExtent l="0" t="0" r="0" b="0"/>
+            <wp:docPr id="1192352679" name="Obraz 1"/>
+            <wp:cNvGraphicFramePr>
+              <a:graphicFrameLocks xmlns:a="http://schemas.openxmlformats.org/drawingml/2006/main" noChangeAspect="1"/>
+            </wp:cNvGraphicFramePr>
+            <a:graphic xmlns:a="http://schemas.openxmlformats.org/drawingml/2006/main">
+              <a:graphicData uri="http://schemas.openxmlformats.org/drawingml/2006/picture">
+                <pic:pic xmlns:pic="http://schemas.openxmlformats.org/drawingml/2006/picture">
+                  <pic:nvPicPr>
+                    <pic:cNvPr id="1192352679" name=""/>
+                    <pic:cNvPicPr/>
+                  </pic:nvPicPr>
+                  <pic:blipFill>
+                    <a:blip r:embed="rId4"/>
+                    <a:stretch>
+                      <a:fillRect/>
+                    </a:stretch>
+                  </pic:blipFill>
+                  <pic:spPr>
+                    <a:xfrm>
+                      <a:off x="0" y="0"/>
+                      <a:ext cx="5760720" cy="4077335"/>
+                    </a:xfrm>
+                    <a:prstGeom prst="rect">
+                      <a:avLst/>
+                    </a:prstGeom>
+                  </pic:spPr>
+                </pic:pic>
+              </a:graphicData>
+            </a:graphic>
+          </wp:inline>
+        </w:drawing>
       </w:r>
     </w:p>
     <w:p/>
@@ -34,7 +101,7 @@
 </file>
 
 <file path=word/styles.xml><?xml version="1.0" encoding="utf-8"?>
-<w:styles xmlns:r="http://schemas.openxmlformats.org/officeDocument/2006/relationships" xmlns:w="http://schemas.openxmlformats.org/wordprocessingml/2006/main">
+<w:styles xmlns:mc="http://schemas.openxmlformats.org/markup-compatibility/2006" xmlns:r="http://schemas.openxmlformats.org/officeDocument/2006/relationships" xmlns:w="http://schemas.openxmlformats.org/wordprocessingml/2006/main" xmlns:w14="http://schemas.microsoft.com/office/word/2010/wordml" xmlns:w15="http://schemas.microsoft.com/office/word/2012/wordml" xmlns:w16cex="http://schemas.microsoft.com/office/word/2018/wordml/cex" xmlns:w16cid="http://schemas.microsoft.com/office/word/2016/wordml/cid" xmlns:w16="http://schemas.microsoft.com/office/word/2018/wordml" xmlns:w16du="http://schemas.microsoft.com/office/word/2023/wordml/word16du" xmlns:w16sdtdh="http://schemas.microsoft.com/office/word/2020/wordml/sdtdatahash" xmlns:w16sdtfl="http://schemas.microsoft.com/office/word/2024/wordml/sdtformatlock" xmlns:w16se="http://schemas.microsoft.com/office/word/2015/wordml/symex" mc:Ignorable="w14 w15 w16se w16cid w16 w16cex w16sdtdh w16sdtfl w16du">
   <w:docDefaults>
     <w:rPrDefault>
       <w:rPr>
@@ -50,144 +117,383 @@
       </w:pPr>
     </w:pPrDefault>
   </w:docDefaults>
-  <w:latentStyles w:defLockedState="0" w:defUIPriority="99" w:defSemiHidden="1" w:defUnhideWhenUsed="1" w:defQFormat="0" w:count="267">
-    <w:lsdException w:name="Normal" w:semiHidden="0" w:uiPriority="0" w:unhideWhenUsed="0" w:qFormat="1"/>
-    <w:lsdException w:name="heading 1" w:semiHidden="0" w:uiPriority="9" w:unhideWhenUsed="0" w:qFormat="1"/>
-    <w:lsdException w:name="heading 2" w:uiPriority="9" w:qFormat="1"/>
-    <w:lsdException w:name="heading 3" w:uiPriority="9" w:qFormat="1"/>
-    <w:lsdException w:name="heading 4" w:uiPriority="9" w:qFormat="1"/>
-    <w:lsdException w:name="heading 5" w:uiPriority="9" w:qFormat="1"/>
-    <w:lsdException w:name="heading 6" w:uiPriority="9" w:qFormat="1"/>
-    <w:lsdException w:name="heading 7" w:uiPriority="9" w:qFormat="1"/>
-    <w:lsdException w:name="heading 8" w:uiPriority="9" w:qFormat="1"/>
-    <w:lsdException w:name="heading 9" w:uiPriority="9" w:qFormat="1"/>
-    <w:lsdException w:name="toc 1" w:uiPriority="39"/>
-    <w:lsdException w:name="toc 2" w:uiPriority="39"/>
-    <w:lsdException w:name="toc 3" w:uiPriority="39"/>
-    <w:lsdException w:name="toc 4" w:uiPriority="39"/>
-    <w:lsdException w:name="toc 5" w:uiPriority="39"/>
-    <w:lsdException w:name="toc 6" w:uiPriority="39"/>
-    <w:lsdException w:name="toc 7" w:uiPriority="39"/>
-    <w:lsdException w:name="toc 8" w:uiPriority="39"/>
-    <w:lsdException w:name="toc 9" w:uiPriority="39"/>
-    <w:lsdException w:name="caption" w:uiPriority="35" w:qFormat="1"/>
-    <w:lsdException w:name="Title" w:semiHidden="0" w:uiPriority="10" w:unhideWhenUsed="0" w:qFormat="1"/>
-    <w:lsdException w:name="Default Paragraph Font" w:uiPriority="1"/>
-    <w:lsdException w:name="Subtitle" w:semiHidden="0" w:uiPriority="11" w:unhideWhenUsed="0" w:qFormat="1"/>
-    <w:lsdException w:name="Strong" w:semiHidden="0" w:uiPriority="22" w:unhideWhenUsed="0" w:qFormat="1"/>
-    <w:lsdException w:name="Emphasis" w:semiHidden="0" w:uiPriority="20" w:unhideWhenUsed="0" w:qFormat="1"/>
-    <w:lsdException w:name="Table Grid" w:semiHidden="0" w:uiPriority="59" w:unhideWhenUsed="0"/>
-    <w:lsdException w:name="Placeholder Text" w:unhideWhenUsed="0"/>
-    <w:lsdException w:name="No Spacing" w:semiHidden="0" w:uiPriority="1" w:unhideWhenUsed="0" w:qFormat="1"/>
-    <w:lsdException w:name="Light Shading" w:semiHidden="0" w:uiPriority="60" w:unhideWhenUsed="0"/>
-    <w:lsdException w:name="Light List" w:semiHidden="0" w:uiPriority="61" w:unhideWhenUsed="0"/>
-    <w:lsdException w:name="Light Grid" w:semiHidden="0" w:uiPriority="62" w:unhideWhenUsed="0"/>
-    <w:lsdException w:name="Medium Shading 1" w:semiHidden="0" w:uiPriority="63" w:unhideWhenUsed="0"/>
-    <w:lsdException w:name="Medium Shading 2" w:semiHidden="0" w:uiPriority="64" w:unhideWhenUsed="0"/>
-    <w:lsdException w:name="Medium List 1" w:semiHidden="0" w:uiPriority="65" w:unhideWhenUsed="0"/>
-    <w:lsdException w:name="Medium List 2" w:semiHidden="0" w:uiPriority="66" w:unhideWhenUsed="0"/>
-    <w:lsdException w:name="Medium Grid 1" w:semiHidden="0" w:uiPriority="67" w:unhideWhenUsed="0"/>
-    <w:lsdException w:name="Medium Grid 2" w:semiHidden="0" w:uiPriority="68" w:unhideWhenUsed="0"/>
-    <w:lsdException w:name="Medium Grid 3" w:semiHidden="0" w:uiPriority="69" w:unhideWhenUsed="0"/>
-    <w:lsdException w:name="Dark List" w:semiHidden="0" w:uiPriority="70" w:unhideWhenUsed="0"/>
-    <w:lsdException w:name="Colorful Shading" w:semiHidden="0" w:uiPriority="71" w:unhideWhenUsed="0"/>
-    <w:lsdException w:name="Colorful List" w:semiHidden="0" w:uiPriority="72" w:unhideWhenUsed="0"/>
-    <w:lsdException w:name="Colorful Grid" w:semiHidden="0" w:uiPriority="73" w:unhideWhenUsed="0"/>
-    <w:lsdException w:name="Light Shading Accent 1" w:semiHidden="0" w:uiPriority="60" w:unhideWhenUsed="0"/>
-    <w:lsdException w:name="Light List Accent 1" w:semiHidden="0" w:uiPriority="61" w:unhideWhenUsed="0"/>
-    <w:lsdException w:name="Light Grid Accent 1" w:semiHidden="0" w:uiPriority="62" w:unhideWhenUsed="0"/>
-    <w:lsdException w:name="Medium Shading 1 Accent 1" w:semiHidden="0" w:uiPriority="63" w:unhideWhenUsed="0"/>
-    <w:lsdException w:name="Medium Shading 2 Accent 1" w:semiHidden="0" w:uiPriority="64" w:unhideWhenUsed="0"/>
-    <w:lsdException w:name="Medium List 1 Accent 1" w:semiHidden="0" w:uiPriority="65" w:unhideWhenUsed="0"/>
-    <w:lsdException w:name="Revision" w:unhideWhenUsed="0"/>
-    <w:lsdException w:name="List Paragraph" w:semiHidden="0" w:uiPriority="34" w:unhideWhenUsed="0" w:qFormat="1"/>
-    <w:lsdException w:name="Quote" w:semiHidden="0" w:uiPriority="29" w:unhideWhenUsed="0" w:qFormat="1"/>
-    <w:lsdException w:name="Intense Quote" w:semiHidden="0" w:uiPriority="30" w:unhideWhenUsed="0" w:qFormat="1"/>
-    <w:lsdException w:name="Medium List 2 Accent 1" w:semiHidden="0" w:uiPriority="66" w:unhideWhenUsed="0"/>
-    <w:lsdException w:name="Medium Grid 1 Accent 1" w:semiHidden="0" w:uiPriority="67" w:unhideWhenUsed="0"/>
-    <w:lsdException w:name="Medium Grid 2 Accent 1" w:semiHidden="0" w:uiPriority="68" w:unhideWhenUsed="0"/>
-    <w:lsdException w:name="Medium Grid 3 Accent 1" w:semiHidden="0" w:uiPriority="69" w:unhideWhenUsed="0"/>
-    <w:lsdException w:name="Dark List Accent 1" w:semiHidden="0" w:uiPriority="70" w:unhideWhenUsed="0"/>
-    <w:lsdException w:name="Colorful Shading Accent 1" w:semiHidden="0" w:uiPriority="71" w:unhideWhenUsed="0"/>
-    <w:lsdException w:name="Colorful List Accent 1" w:semiHidden="0" w:uiPriority="72" w:unhideWhenUsed="0"/>
-    <w:lsdException w:name="Colorful Grid Accent 1" w:semiHidden="0" w:uiPriority="73" w:unhideWhenUsed="0"/>
-    <w:lsdException w:name="Light Shading Accent 2" w:semiHidden="0" w:uiPriority="60" w:unhideWhenUsed="0"/>
-    <w:lsdException w:name="Light List Accent 2" w:semiHidden="0" w:uiPriority="61" w:unhideWhenUsed="0"/>
-    <w:lsdException w:name="Light Grid Accent 2" w:semiHidden="0" w:uiPriority="62" w:unhideWhenUsed="0"/>
-    <w:lsdException w:name="Medium Shading 1 Accent 2" w:semiHidden="0" w:uiPriority="63" w:unhideWhenUsed="0"/>
-    <w:lsdException w:name="Medium Shading 2 Accent 2" w:semiHidden="0" w:uiPriority="64" w:unhideWhenUsed="0"/>
-    <w:lsdException w:name="Medium List 1 Accent 2" w:semiHidden="0" w:uiPriority="65" w:unhideWhenUsed="0"/>
-    <w:lsdException w:name="Medium List 2 Accent 2" w:semiHidden="0" w:uiPriority="66" w:unhideWhenUsed="0"/>
-    <w:lsdException w:name="Medium Grid 1 Accent 2" w:semiHidden="0" w:uiPriority="67" w:unhideWhenUsed="0"/>
-    <w:lsdException w:name="Medium Grid 2 Accent 2" w:semiHidden="0" w:uiPriority="68" w:unhideWhenUsed="0"/>
-    <w:lsdException w:name="Medium Grid 3 Accent 2" w:semiHidden="0" w:uiPriority="69" w:unhideWhenUsed="0"/>
-    <w:lsdException w:name="Dark List Accent 2" w:semiHidden="0" w:uiPriority="70" w:unhideWhenUsed="0"/>
-    <w:lsdException w:name="Colorful Shading Accent 2" w:semiHidden="0" w:uiPriority="71" w:unhideWhenUsed="0"/>
-    <w:lsdException w:name="Colorful List Accent 2" w:semiHidden="0" w:uiPriority="72" w:unhideWhenUsed="0"/>
-    <w:lsdException w:name="Colorful Grid Accent 2" w:semiHidden="0" w:uiPriority="73" w:unhideWhenUsed="0"/>
-    <w:lsdException w:name="Light Shading Accent 3" w:semiHidden="0" w:uiPriority="60" w:unhideWhenUsed="0"/>
-    <w:lsdException w:name="Light List Accent 3" w:semiHidden="0" w:uiPriority="61" w:unhideWhenUsed="0"/>
-    <w:lsdException w:name="Light Grid Accent 3" w:semiHidden="0" w:uiPriority="62" w:unhideWhenUsed="0"/>
-    <w:lsdException w:name="Medium Shading 1 Accent 3" w:semiHidden="0" w:uiPriority="63" w:unhideWhenUsed="0"/>
-    <w:lsdException w:name="Medium Shading 2 Accent 3" w:semiHidden="0" w:uiPriority="64" w:unhideWhenUsed="0"/>
-    <w:lsdException w:name="Medium List 1 Accent 3" w:semiHidden="0" w:uiPriority="65" w:unhideWhenUsed="0"/>
-    <w:lsdException w:name="Medium List 2 Accent 3" w:semiHidden="0" w:uiPriority="66" w:unhideWhenUsed="0"/>
-    <w:lsdException w:name="Medium Grid 1 Accent 3" w:semiHidden="0" w:uiPriority="67" w:unhideWhenUsed="0"/>
-    <w:lsdException w:name="Medium Grid 2 Accent 3" w:semiHidden="0" w:uiPriority="68" w:unhideWhenUsed="0"/>
-    <w:lsdException w:name="Medium Grid 3 Accent 3" w:semiHidden="0" w:uiPriority="69" w:unhideWhenUsed="0"/>
-    <w:lsdException w:name="Dark List Accent 3" w:semiHidden="0" w:uiPriority="70" w:unhideWhenUsed="0"/>
-    <w:lsdException w:name="Colorful Shading Accent 3" w:semiHidden="0" w:uiPriority="71" w:unhideWhenUsed="0"/>
-    <w:lsdException w:name="Colorful List Accent 3" w:semiHidden="0" w:uiPriority="72" w:unhideWhenUsed="0"/>
-    <w:lsdException w:name="Colorful Grid Accent 3" w:semiHidden="0" w:uiPriority="73" w:unhideWhenUsed="0"/>
-    <w:lsdException w:name="Light Shading Accent 4" w:semiHidden="0" w:uiPriority="60" w:unhideWhenUsed="0"/>
-    <w:lsdException w:name="Light List Accent 4" w:semiHidden="0" w:uiPriority="61" w:unhideWhenUsed="0"/>
-    <w:lsdException w:name="Light Grid Accent 4" w:semiHidden="0" w:uiPriority="62" w:unhideWhenUsed="0"/>
-    <w:lsdException w:name="Medium Shading 1 Accent 4" w:semiHidden="0" w:uiPriority="63" w:unhideWhenUsed="0"/>
-    <w:lsdException w:name="Medium Shading 2 Accent 4" w:semiHidden="0" w:uiPriority="64" w:unhideWhenUsed="0"/>
-    <w:lsdException w:name="Medium List 1 Accent 4" w:semiHidden="0" w:uiPriority="65" w:unhideWhenUsed="0"/>
-    <w:lsdException w:name="Medium List 2 Accent 4" w:semiHidden="0" w:uiPriority="66" w:unhideWhenUsed="0"/>
-    <w:lsdException w:name="Medium Grid 1 Accent 4" w:semiHidden="0" w:uiPriority="67" w:unhideWhenUsed="0"/>
-    <w:lsdException w:name="Medium Grid 2 Accent 4" w:semiHidden="0" w:uiPriority="68" w:unhideWhenUsed="0"/>
-    <w:lsdException w:name="Medium Grid 3 Accent 4" w:semiHidden="0" w:uiPriority="69" w:unhideWhenUsed="0"/>
-    <w:lsdException w:name="Dark List Accent 4" w:semiHidden="0" w:uiPriority="70" w:unhideWhenUsed="0"/>
-    <w:lsdException w:name="Colorful Shading Accent 4" w:semiHidden="0" w:uiPriority="71" w:unhideWhenUsed="0"/>
-    <w:lsdException w:name="Colorful List Accent 4" w:semiHidden="0" w:uiPriority="72" w:unhideWhenUsed="0"/>
-    <w:lsdException w:name="Colorful Grid Accent 4" w:semiHidden="0" w:uiPriority="73" w:unhideWhenUsed="0"/>
-    <w:lsdException w:name="Light Shading Accent 5" w:semiHidden="0" w:uiPriority="60" w:unhideWhenUsed="0"/>
-    <w:lsdException w:name="Light List Accent 5" w:semiHidden="0" w:uiPriority="61" w:unhideWhenUsed="0"/>
-    <w:lsdException w:name="Light Grid Accent 5" w:semiHidden="0" w:uiPriority="62" w:unhideWhenUsed="0"/>
-    <w:lsdException w:name="Medium Shading 1 Accent 5" w:semiHidden="0" w:uiPriority="63" w:unhideWhenUsed="0"/>
-    <w:lsdException w:name="Medium Shading 2 Accent 5" w:semiHidden="0" w:uiPriority="64" w:unhideWhenUsed="0"/>
-    <w:lsdException w:name="Medium List 1 Accent 5" w:semiHidden="0" w:uiPriority="65" w:unhideWhenUsed="0"/>
-    <w:lsdException w:name="Medium List 2 Accent 5" w:semiHidden="0" w:uiPriority="66" w:unhideWhenUsed="0"/>
-    <w:lsdException w:name="Medium Grid 1 Accent 5" w:semiHidden="0" w:uiPriority="67" w:unhideWhenUsed="0"/>
-    <w:lsdException w:name="Medium Grid 2 Accent 5" w:semiHidden="0" w:uiPriority="68" w:unhideWhenUsed="0"/>
-    <w:lsdException w:name="Medium Grid 3 Accent 5" w:semiHidden="0" w:uiPriority="69" w:unhideWhenUsed="0"/>
-    <w:lsdException w:name="Dark List Accent 5" w:semiHidden="0" w:uiPriority="70" w:unhideWhenUsed="0"/>
-    <w:lsdException w:name="Colorful Shading Accent 5" w:semiHidden="0" w:uiPriority="71" w:unhideWhenUsed="0"/>
-    <w:lsdException w:name="Colorful List Accent 5" w:semiHidden="0" w:uiPriority="72" w:unhideWhenUsed="0"/>
-    <w:lsdException w:name="Colorful Grid Accent 5" w:semiHidden="0" w:uiPriority="73" w:unhideWhenUsed="0"/>
-    <w:lsdException w:name="Light Shading Accent 6" w:semiHidden="0" w:uiPriority="60" w:unhideWhenUsed="0"/>
-    <w:lsdException w:name="Light List Accent 6" w:semiHidden="0" w:uiPriority="61" w:unhideWhenUsed="0"/>
-    <w:lsdException w:name="Light Grid Accent 6" w:semiHidden="0" w:uiPriority="62" w:unhideWhenUsed="0"/>
-    <w:lsdException w:name="Medium Shading 1 Accent 6" w:semiHidden="0" w:uiPriority="63" w:unhideWhenUsed="0"/>
-    <w:lsdException w:name="Medium Shading 2 Accent 6" w:semiHidden="0" w:uiPriority="64" w:unhideWhenUsed="0"/>
-    <w:lsdException w:name="Medium List 1 Accent 6" w:semiHidden="0" w:uiPriority="65" w:unhideWhenUsed="0"/>
-    <w:lsdException w:name="Medium List 2 Accent 6" w:semiHidden="0" w:uiPriority="66" w:unhideWhenUsed="0"/>
-    <w:lsdException w:name="Medium Grid 1 Accent 6" w:semiHidden="0" w:uiPriority="67" w:unhideWhenUsed="0"/>
-    <w:lsdException w:name="Medium Grid 2 Accent 6" w:semiHidden="0" w:uiPriority="68" w:unhideWhenUsed="0"/>
-    <w:lsdException w:name="Medium Grid 3 Accent 6" w:semiHidden="0" w:uiPriority="69" w:unhideWhenUsed="0"/>
-    <w:lsdException w:name="Dark List Accent 6" w:semiHidden="0" w:uiPriority="70" w:unhideWhenUsed="0"/>
-    <w:lsdException w:name="Colorful Shading Accent 6" w:semiHidden="0" w:uiPriority="71" w:unhideWhenUsed="0"/>
-    <w:lsdException w:name="Colorful List Accent 6" w:semiHidden="0" w:uiPriority="72" w:unhideWhenUsed="0"/>
-    <w:lsdException w:name="Colorful Grid Accent 6" w:semiHidden="0" w:uiPriority="73" w:unhideWhenUsed="0"/>
-    <w:lsdException w:name="Subtle Emphasis" w:semiHidden="0" w:uiPriority="19" w:unhideWhenUsed="0" w:qFormat="1"/>
-    <w:lsdException w:name="Intense Emphasis" w:semiHidden="0" w:uiPriority="21" w:unhideWhenUsed="0" w:qFormat="1"/>
-    <w:lsdException w:name="Subtle Reference" w:semiHidden="0" w:uiPriority="31" w:unhideWhenUsed="0" w:qFormat="1"/>
-    <w:lsdException w:name="Intense Reference" w:semiHidden="0" w:uiPriority="32" w:unhideWhenUsed="0" w:qFormat="1"/>
-    <w:lsdException w:name="Book Title" w:semiHidden="0" w:uiPriority="33" w:unhideWhenUsed="0" w:qFormat="1"/>
-    <w:lsdException w:name="Bibliography" w:uiPriority="37"/>
-    <w:lsdException w:name="TOC Heading" w:uiPriority="39" w:qFormat="1"/>
+  <w:latentStyles w:defLockedState="0" w:defUIPriority="99" w:defSemiHidden="0" w:defUnhideWhenUsed="0" w:defQFormat="0" w:count="376">
+    <w:lsdException w:name="Normal" w:uiPriority="0" w:qFormat="1"/>
+    <w:lsdException w:name="heading 1" w:uiPriority="9" w:qFormat="1"/>
+    <w:lsdException w:name="heading 2" w:semiHidden="1" w:uiPriority="9" w:unhideWhenUsed="1" w:qFormat="1"/>
+    <w:lsdException w:name="heading 3" w:semiHidden="1" w:uiPriority="9" w:unhideWhenUsed="1" w:qFormat="1"/>
+    <w:lsdException w:name="heading 4" w:semiHidden="1" w:uiPriority="9" w:unhideWhenUsed="1" w:qFormat="1"/>
+    <w:lsdException w:name="heading 5" w:semiHidden="1" w:uiPriority="9" w:unhideWhenUsed="1" w:qFormat="1"/>
+    <w:lsdException w:name="heading 6" w:semiHidden="1" w:uiPriority="9" w:unhideWhenUsed="1" w:qFormat="1"/>
+    <w:lsdException w:name="heading 7" w:semiHidden="1" w:uiPriority="9" w:unhideWhenUsed="1" w:qFormat="1"/>
+    <w:lsdException w:name="heading 8" w:semiHidden="1" w:uiPriority="9" w:unhideWhenUsed="1" w:qFormat="1"/>
+    <w:lsdException w:name="heading 9" w:semiHidden="1" w:uiPriority="9" w:unhideWhenUsed="1" w:qFormat="1"/>
+    <w:lsdException w:name="index 1" w:semiHidden="1" w:unhideWhenUsed="1"/>
+    <w:lsdException w:name="index 2" w:semiHidden="1" w:unhideWhenUsed="1"/>
+    <w:lsdException w:name="index 3" w:semiHidden="1" w:unhideWhenUsed="1"/>
+    <w:lsdException w:name="index 4" w:semiHidden="1" w:unhideWhenUsed="1"/>
+    <w:lsdException w:name="index 5" w:semiHidden="1" w:unhideWhenUsed="1"/>
+    <w:lsdException w:name="index 6" w:semiHidden="1" w:unhideWhenUsed="1"/>
+    <w:lsdException w:name="index 7" w:semiHidden="1" w:unhideWhenUsed="1"/>
+    <w:lsdException w:name="index 8" w:semiHidden="1" w:unhideWhenUsed="1"/>
+    <w:lsdException w:name="index 9" w:semiHidden="1" w:unhideWhenUsed="1"/>
+    <w:lsdException w:name="toc 1" w:semiHidden="1" w:uiPriority="39" w:unhideWhenUsed="1"/>
+    <w:lsdException w:name="toc 2" w:semiHidden="1" w:uiPriority="39" w:unhideWhenUsed="1"/>
+    <w:lsdException w:name="toc 3" w:semiHidden="1" w:uiPriority="39" w:unhideWhenUsed="1"/>
+    <w:lsdException w:name="toc 4" w:semiHidden="1" w:uiPriority="39" w:unhideWhenUsed="1"/>
+    <w:lsdException w:name="toc 5" w:semiHidden="1" w:uiPriority="39" w:unhideWhenUsed="1"/>
+    <w:lsdException w:name="toc 6" w:semiHidden="1" w:uiPriority="39" w:unhideWhenUsed="1"/>
+    <w:lsdException w:name="toc 7" w:semiHidden="1" w:uiPriority="39" w:unhideWhenUsed="1"/>
+    <w:lsdException w:name="toc 8" w:semiHidden="1" w:uiPriority="39" w:unhideWhenUsed="1"/>
+    <w:lsdException w:name="toc 9" w:semiHidden="1" w:uiPriority="39" w:unhideWhenUsed="1"/>
+    <w:lsdException w:name="Normal Indent" w:semiHidden="1" w:unhideWhenUsed="1"/>
+    <w:lsdException w:name="footnote text" w:semiHidden="1" w:unhideWhenUsed="1"/>
+    <w:lsdException w:name="annotation text" w:semiHidden="1" w:unhideWhenUsed="1"/>
+    <w:lsdException w:name="header" w:semiHidden="1" w:unhideWhenUsed="1"/>
+    <w:lsdException w:name="footer" w:semiHidden="1" w:unhideWhenUsed="1"/>
+    <w:lsdException w:name="index heading" w:semiHidden="1" w:unhideWhenUsed="1"/>
+    <w:lsdException w:name="caption" w:semiHidden="1" w:uiPriority="35" w:unhideWhenUsed="1" w:qFormat="1"/>
+    <w:lsdException w:name="table of figures" w:semiHidden="1" w:unhideWhenUsed="1"/>
+    <w:lsdException w:name="envelope address" w:semiHidden="1" w:unhideWhenUsed="1"/>
+    <w:lsdException w:name="envelope return" w:semiHidden="1" w:unhideWhenUsed="1"/>
+    <w:lsdException w:name="footnote reference" w:semiHidden="1" w:unhideWhenUsed="1"/>
+    <w:lsdException w:name="annotation reference" w:semiHidden="1" w:unhideWhenUsed="1"/>
+    <w:lsdException w:name="line number" w:semiHidden="1" w:unhideWhenUsed="1"/>
+    <w:lsdException w:name="page number" w:semiHidden="1" w:unhideWhenUsed="1"/>
+    <w:lsdException w:name="endnote reference" w:semiHidden="1" w:unhideWhenUsed="1"/>
+    <w:lsdException w:name="endnote text" w:semiHidden="1" w:unhideWhenUsed="1"/>
+    <w:lsdException w:name="table of authorities" w:semiHidden="1" w:unhideWhenUsed="1"/>
+    <w:lsdException w:name="macro" w:semiHidden="1" w:unhideWhenUsed="1"/>
+    <w:lsdException w:name="toa heading" w:semiHidden="1" w:unhideWhenUsed="1"/>
+    <w:lsdException w:name="List" w:semiHidden="1" w:unhideWhenUsed="1"/>
+    <w:lsdException w:name="List Bullet" w:semiHidden="1" w:unhideWhenUsed="1"/>
+    <w:lsdException w:name="List Number" w:semiHidden="1" w:unhideWhenUsed="1"/>
+    <w:lsdException w:name="List 2" w:semiHidden="1" w:unhideWhenUsed="1"/>
+    <w:lsdException w:name="List 3" w:semiHidden="1" w:unhideWhenUsed="1"/>
+    <w:lsdException w:name="List 4" w:semiHidden="1" w:unhideWhenUsed="1"/>
+    <w:lsdException w:name="List 5" w:semiHidden="1" w:unhideWhenUsed="1"/>
+    <w:lsdException w:name="List Bullet 2" w:semiHidden="1" w:unhideWhenUsed="1"/>
+    <w:lsdException w:name="List Bullet 3" w:semiHidden="1" w:unhideWhenUsed="1"/>
+    <w:lsdException w:name="List Bullet 4" w:semiHidden="1" w:unhideWhenUsed="1"/>
+    <w:lsdException w:name="List Bullet 5" w:semiHidden="1" w:unhideWhenUsed="1"/>
+    <w:lsdException w:name="List Number 2" w:semiHidden="1" w:unhideWhenUsed="1"/>
+    <w:lsdException w:name="List Number 3" w:semiHidden="1" w:unhideWhenUsed="1"/>
+    <w:lsdException w:name="List Number 4" w:semiHidden="1" w:unhideWhenUsed="1"/>
+    <w:lsdException w:name="List Number 5" w:semiHidden="1" w:unhideWhenUsed="1"/>
+    <w:lsdException w:name="Title" w:uiPriority="10" w:qFormat="1"/>
+    <w:lsdException w:name="Closing" w:semiHidden="1" w:unhideWhenUsed="1"/>
+    <w:lsdException w:name="Signature" w:semiHidden="1" w:unhideWhenUsed="1"/>
+    <w:lsdException w:name="Default Paragraph Font" w:semiHidden="1" w:uiPriority="1" w:unhideWhenUsed="1"/>
+    <w:lsdException w:name="Body Text" w:semiHidden="1" w:unhideWhenUsed="1"/>
+    <w:lsdException w:name="Body Text Indent" w:semiHidden="1" w:unhideWhenUsed="1"/>
+    <w:lsdException w:name="List Continue" w:semiHidden="1" w:unhideWhenUsed="1"/>
+    <w:lsdException w:name="List Continue 2" w:semiHidden="1" w:unhideWhenUsed="1"/>
+    <w:lsdException w:name="List Continue 3" w:semiHidden="1" w:unhideWhenUsed="1"/>
+    <w:lsdException w:name="List Continue 4" w:semiHidden="1" w:unhideWhenUsed="1"/>
+    <w:lsdException w:name="List Continue 5" w:semiHidden="1" w:unhideWhenUsed="1"/>
+    <w:lsdException w:name="Message Header" w:semiHidden="1" w:unhideWhenUsed="1"/>
+    <w:lsdException w:name="Subtitle" w:uiPriority="11" w:qFormat="1"/>
+    <w:lsdException w:name="Salutation" w:semiHidden="1" w:unhideWhenUsed="1"/>
+    <w:lsdException w:name="Date" w:semiHidden="1" w:unhideWhenUsed="1"/>
+    <w:lsdException w:name="Body Text First Indent" w:semiHidden="1" w:unhideWhenUsed="1"/>
+    <w:lsdException w:name="Body Text First Indent 2" w:semiHidden="1" w:unhideWhenUsed="1"/>
+    <w:lsdException w:name="Note Heading" w:semiHidden="1" w:unhideWhenUsed="1"/>
+    <w:lsdException w:name="Body Text 2" w:semiHidden="1" w:unhideWhenUsed="1"/>
+    <w:lsdException w:name="Body Text 3" w:semiHidden="1" w:unhideWhenUsed="1"/>
+    <w:lsdException w:name="Body Text Indent 2" w:semiHidden="1" w:unhideWhenUsed="1"/>
+    <w:lsdException w:name="Body Text Indent 3" w:semiHidden="1" w:unhideWhenUsed="1"/>
+    <w:lsdException w:name="Block Text" w:semiHidden="1" w:unhideWhenUsed="1"/>
+    <w:lsdException w:name="Hyperlink" w:semiHidden="1" w:unhideWhenUsed="1"/>
+    <w:lsdException w:name="FollowedHyperlink" w:semiHidden="1" w:unhideWhenUsed="1"/>
+    <w:lsdException w:name="Strong" w:uiPriority="22" w:qFormat="1"/>
+    <w:lsdException w:name="Emphasis" w:uiPriority="20" w:qFormat="1"/>
+    <w:lsdException w:name="Document Map" w:semiHidden="1" w:unhideWhenUsed="1"/>
+    <w:lsdException w:name="Plain Text" w:semiHidden="1" w:unhideWhenUsed="1"/>
+    <w:lsdException w:name="E-mail Signature" w:semiHidden="1" w:unhideWhenUsed="1"/>
+    <w:lsdException w:name="HTML Top of Form" w:semiHidden="1" w:unhideWhenUsed="1"/>
+    <w:lsdException w:name="HTML Bottom of Form" w:semiHidden="1" w:unhideWhenUsed="1"/>
+    <w:lsdException w:name="Normal (Web)" w:semiHidden="1" w:unhideWhenUsed="1"/>
+    <w:lsdException w:name="HTML Acronym" w:semiHidden="1" w:unhideWhenUsed="1"/>
+    <w:lsdException w:name="HTML Address" w:semiHidden="1" w:unhideWhenUsed="1"/>
+    <w:lsdException w:name="HTML Cite" w:semiHidden="1" w:unhideWhenUsed="1"/>
+    <w:lsdException w:name="HTML Code" w:semiHidden="1" w:unhideWhenUsed="1"/>
+    <w:lsdException w:name="HTML Definition" w:semiHidden="1" w:unhideWhenUsed="1"/>
+    <w:lsdException w:name="HTML Keyboard" w:semiHidden="1" w:unhideWhenUsed="1"/>
+    <w:lsdException w:name="HTML Preformatted" w:semiHidden="1" w:unhideWhenUsed="1"/>
+    <w:lsdException w:name="HTML Sample" w:semiHidden="1" w:unhideWhenUsed="1"/>
+    <w:lsdException w:name="HTML Typewriter" w:semiHidden="1" w:unhideWhenUsed="1"/>
+    <w:lsdException w:name="HTML Variable" w:semiHidden="1" w:unhideWhenUsed="1"/>
+    <w:lsdException w:name="Normal Table" w:semiHidden="1" w:unhideWhenUsed="1"/>
+    <w:lsdException w:name="annotation subject" w:semiHidden="1" w:unhideWhenUsed="1"/>
+    <w:lsdException w:name="No List" w:semiHidden="1" w:unhideWhenUsed="1"/>
+    <w:lsdException w:name="Outline List 1" w:semiHidden="1" w:unhideWhenUsed="1"/>
+    <w:lsdException w:name="Outline List 2" w:semiHidden="1" w:unhideWhenUsed="1"/>
+    <w:lsdException w:name="Outline List 3" w:semiHidden="1" w:unhideWhenUsed="1"/>
+    <w:lsdException w:name="Table Simple 1" w:semiHidden="1" w:unhideWhenUsed="1"/>
+    <w:lsdException w:name="Table Simple 2" w:semiHidden="1" w:unhideWhenUsed="1"/>
+    <w:lsdException w:name="Table Simple 3" w:semiHidden="1" w:unhideWhenUsed="1"/>
+    <w:lsdException w:name="Table Classic 1" w:semiHidden="1" w:unhideWhenUsed="1"/>
+    <w:lsdException w:name="Table Classic 2" w:semiHidden="1" w:unhideWhenUsed="1"/>
+    <w:lsdException w:name="Table Classic 3" w:semiHidden="1" w:unhideWhenUsed="1"/>
+    <w:lsdException w:name="Table Classic 4" w:semiHidden="1" w:unhideWhenUsed="1"/>
+    <w:lsdException w:name="Table Colorful 1" w:semiHidden="1" w:unhideWhenUsed="1"/>
+    <w:lsdException w:name="Table Colorful 2" w:semiHidden="1" w:unhideWhenUsed="1"/>
+    <w:lsdException w:name="Table Colorful 3" w:semiHidden="1" w:unhideWhenUsed="1"/>
+    <w:lsdException w:name="Table Columns 1" w:semiHidden="1" w:unhideWhenUsed="1"/>
+    <w:lsdException w:name="Table Columns 2" w:semiHidden="1" w:unhideWhenUsed="1"/>
+    <w:lsdException w:name="Table Columns 3" w:semiHidden="1" w:unhideWhenUsed="1"/>
+    <w:lsdException w:name="Table Columns 4" w:semiHidden="1" w:unhideWhenUsed="1"/>
+    <w:lsdException w:name="Table Columns 5" w:semiHidden="1" w:unhideWhenUsed="1"/>
+    <w:lsdException w:name="Table Grid 1" w:semiHidden="1" w:unhideWhenUsed="1"/>
+    <w:lsdException w:name="Table Grid 2" w:semiHidden="1" w:unhideWhenUsed="1"/>
+    <w:lsdException w:name="Table Grid 3" w:semiHidden="1" w:unhideWhenUsed="1"/>
+    <w:lsdException w:name="Table Grid 4" w:semiHidden="1" w:unhideWhenUsed="1"/>
+    <w:lsdException w:name="Table Grid 5" w:semiHidden="1" w:unhideWhenUsed="1"/>
+    <w:lsdException w:name="Table Grid 6" w:semiHidden="1" w:unhideWhenUsed="1"/>
+    <w:lsdException w:name="Table Grid 7" w:semiHidden="1" w:unhideWhenUsed="1"/>
+    <w:lsdException w:name="Table Grid 8" w:semiHidden="1" w:unhideWhenUsed="1"/>
+    <w:lsdException w:name="Table List 1" w:semiHidden="1" w:unhideWhenUsed="1"/>
+    <w:lsdException w:name="Table List 2" w:semiHidden="1" w:unhideWhenUsed="1"/>
+    <w:lsdException w:name="Table List 3" w:semiHidden="1" w:unhideWhenUsed="1"/>
+    <w:lsdException w:name="Table List 4" w:semiHidden="1" w:unhideWhenUsed="1"/>
+    <w:lsdException w:name="Table List 5" w:semiHidden="1" w:unhideWhenUsed="1"/>
+    <w:lsdException w:name="Table List 6" w:semiHidden="1" w:unhideWhenUsed="1"/>
+    <w:lsdException w:name="Table List 7" w:semiHidden="1" w:unhideWhenUsed="1"/>
+    <w:lsdException w:name="Table List 8" w:semiHidden="1" w:unhideWhenUsed="1"/>
+    <w:lsdException w:name="Table 3D effects 1" w:semiHidden="1" w:unhideWhenUsed="1"/>
+    <w:lsdException w:name="Table 3D effects 2" w:semiHidden="1" w:unhideWhenUsed="1"/>
+    <w:lsdException w:name="Table 3D effects 3" w:semiHidden="1" w:unhideWhenUsed="1"/>
+    <w:lsdException w:name="Table Contemporary" w:semiHidden="1" w:unhideWhenUsed="1"/>
+    <w:lsdException w:name="Table Elegant" w:semiHidden="1" w:unhideWhenUsed="1"/>
+    <w:lsdException w:name="Table Professional" w:semiHidden="1" w:unhideWhenUsed="1"/>
+    <w:lsdException w:name="Table Subtle 1" w:semiHidden="1" w:unhideWhenUsed="1"/>
+    <w:lsdException w:name="Table Subtle 2" w:semiHidden="1" w:unhideWhenUsed="1"/>
+    <w:lsdException w:name="Table Web 1" w:semiHidden="1" w:unhideWhenUsed="1"/>
+    <w:lsdException w:name="Table Web 2" w:semiHidden="1" w:unhideWhenUsed="1"/>
+    <w:lsdException w:name="Table Web 3" w:semiHidden="1" w:unhideWhenUsed="1"/>
+    <w:lsdException w:name="Balloon Text" w:semiHidden="1" w:unhideWhenUsed="1"/>
+    <w:lsdException w:name="Table Grid" w:uiPriority="59"/>
+    <w:lsdException w:name="Table Theme" w:semiHidden="1" w:unhideWhenUsed="1"/>
+    <w:lsdException w:name="Placeholder Text" w:semiHidden="1"/>
+    <w:lsdException w:name="No Spacing" w:uiPriority="1" w:qFormat="1"/>
+    <w:lsdException w:name="Light Shading" w:uiPriority="60"/>
+    <w:lsdException w:name="Light List" w:uiPriority="61"/>
+    <w:lsdException w:name="Light Grid" w:uiPriority="62"/>
+    <w:lsdException w:name="Medium Shading 1" w:uiPriority="63"/>
+    <w:lsdException w:name="Medium Shading 2" w:uiPriority="64"/>
+    <w:lsdException w:name="Medium List 1" w:uiPriority="65"/>
+    <w:lsdException w:name="Medium List 2" w:uiPriority="66"/>
+    <w:lsdException w:name="Medium Grid 1" w:uiPriority="67"/>
+    <w:lsdException w:name="Medium Grid 2" w:uiPriority="68"/>
+    <w:lsdException w:name="Medium Grid 3" w:uiPriority="69"/>
+    <w:lsdException w:name="Dark List" w:uiPriority="70"/>
+    <w:lsdException w:name="Colorful Shading" w:uiPriority="71"/>
+    <w:lsdException w:name="Colorful List" w:uiPriority="72"/>
+    <w:lsdException w:name="Colorful Grid" w:uiPriority="73"/>
+    <w:lsdException w:name="Light Shading Accent 1" w:uiPriority="60"/>
+    <w:lsdException w:name="Light List Accent 1" w:uiPriority="61"/>
+    <w:lsdException w:name="Light Grid Accent 1" w:uiPriority="62"/>
+    <w:lsdException w:name="Medium Shading 1 Accent 1" w:uiPriority="63"/>
+    <w:lsdException w:name="Medium Shading 2 Accent 1" w:uiPriority="64"/>
+    <w:lsdException w:name="Medium List 1 Accent 1" w:uiPriority="65"/>
+    <w:lsdException w:name="Revision" w:semiHidden="1"/>
+    <w:lsdException w:name="List Paragraph" w:uiPriority="34" w:qFormat="1"/>
+    <w:lsdException w:name="Quote" w:uiPriority="29" w:qFormat="1"/>
+    <w:lsdException w:name="Intense Quote" w:uiPriority="30" w:qFormat="1"/>
+    <w:lsdException w:name="Medium List 2 Accent 1" w:uiPriority="66"/>
+    <w:lsdException w:name="Medium Grid 1 Accent 1" w:uiPriority="67"/>
+    <w:lsdException w:name="Medium Grid 2 Accent 1" w:uiPriority="68"/>
+    <w:lsdException w:name="Medium Grid 3 Accent 1" w:uiPriority="69"/>
+    <w:lsdException w:name="Dark List Accent 1" w:uiPriority="70"/>
+    <w:lsdException w:name="Colorful Shading Accent 1" w:uiPriority="71"/>
+    <w:lsdException w:name="Colorful List Accent 1" w:uiPriority="72"/>
+    <w:lsdException w:name="Colorful Grid Accent 1" w:uiPriority="73"/>
+    <w:lsdException w:name="Light Shading Accent 2" w:uiPriority="60"/>
+    <w:lsdException w:name="Light List Accent 2" w:uiPriority="61"/>
+    <w:lsdException w:name="Light Grid Accent 2" w:uiPriority="62"/>
+    <w:lsdException w:name="Medium Shading 1 Accent 2" w:uiPriority="63"/>
+    <w:lsdException w:name="Medium Shading 2 Accent 2" w:uiPriority="64"/>
+    <w:lsdException w:name="Medium List 1 Accent 2" w:uiPriority="65"/>
+    <w:lsdException w:name="Medium List 2 Accent 2" w:uiPriority="66"/>
+    <w:lsdException w:name="Medium Grid 1 Accent 2" w:uiPriority="67"/>
+    <w:lsdException w:name="Medium Grid 2 Accent 2" w:uiPriority="68"/>
+    <w:lsdException w:name="Medium Grid 3 Accent 2" w:uiPriority="69"/>
+    <w:lsdException w:name="Dark List Accent 2" w:uiPriority="70"/>
+    <w:lsdException w:name="Colorful Shading Accent 2" w:uiPriority="71"/>
+    <w:lsdException w:name="Colorful List Accent 2" w:uiPriority="72"/>
+    <w:lsdException w:name="Colorful Grid Accent 2" w:uiPriority="73"/>
+    <w:lsdException w:name="Light Shading Accent 3" w:uiPriority="60"/>
+    <w:lsdException w:name="Light List Accent 3" w:uiPriority="61"/>
+    <w:lsdException w:name="Light Grid Accent 3" w:uiPriority="62"/>
+    <w:lsdException w:name="Medium Shading 1 Accent 3" w:uiPriority="63"/>
+    <w:lsdException w:name="Medium Shading 2 Accent 3" w:uiPriority="64"/>
+    <w:lsdException w:name="Medium List 1 Accent 3" w:uiPriority="65"/>
+    <w:lsdException w:name="Medium List 2 Accent 3" w:uiPriority="66"/>
+    <w:lsdException w:name="Medium Grid 1 Accent 3" w:uiPriority="67"/>
+    <w:lsdException w:name="Medium Grid 2 Accent 3" w:uiPriority="68"/>
+    <w:lsdException w:name="Medium Grid 3 Accent 3" w:uiPriority="69"/>
+    <w:lsdException w:name="Dark List Accent 3" w:uiPriority="70"/>
+    <w:lsdException w:name="Colorful Shading Accent 3" w:uiPriority="71"/>
+    <w:lsdException w:name="Colorful List Accent 3" w:uiPriority="72"/>
+    <w:lsdException w:name="Colorful Grid Accent 3" w:uiPriority="73"/>
+    <w:lsdException w:name="Light Shading Accent 4" w:uiPriority="60"/>
+    <w:lsdException w:name="Light List Accent 4" w:uiPriority="61"/>
+    <w:lsdException w:name="Light Grid Accent 4" w:uiPriority="62"/>
+    <w:lsdException w:name="Medium Shading 1 Accent 4" w:uiPriority="63"/>
+    <w:lsdException w:name="Medium Shading 2 Accent 4" w:uiPriority="64"/>
+    <w:lsdException w:name="Medium List 1 Accent 4" w:uiPriority="65"/>
+    <w:lsdException w:name="Medium List 2 Accent 4" w:uiPriority="66"/>
+    <w:lsdException w:name="Medium Grid 1 Accent 4" w:uiPriority="67"/>
+    <w:lsdException w:name="Medium Grid 2 Accent 4" w:uiPriority="68"/>
+    <w:lsdException w:name="Medium Grid 3 Accent 4" w:uiPriority="69"/>
+    <w:lsdException w:name="Dark List Accent 4" w:uiPriority="70"/>
+    <w:lsdException w:name="Colorful Shading Accent 4" w:uiPriority="71"/>
+    <w:lsdException w:name="Colorful List Accent 4" w:uiPriority="72"/>
+    <w:lsdException w:name="Colorful Grid Accent 4" w:uiPriority="73"/>
+    <w:lsdException w:name="Light Shading Accent 5" w:uiPriority="60"/>
+    <w:lsdException w:name="Light List Accent 5" w:uiPriority="61"/>
+    <w:lsdException w:name="Light Grid Accent 5" w:uiPriority="62"/>
+    <w:lsdException w:name="Medium Shading 1 Accent 5" w:uiPriority="63"/>
+    <w:lsdException w:name="Medium Shading 2 Accent 5" w:uiPriority="64"/>
+    <w:lsdException w:name="Medium List 1 Accent 5" w:uiPriority="65"/>
+    <w:lsdException w:name="Medium List 2 Accent 5" w:uiPriority="66"/>
+    <w:lsdException w:name="Medium Grid 1 Accent 5" w:uiPriority="67"/>
+    <w:lsdException w:name="Medium Grid 2 Accent 5" w:uiPriority="68"/>
+    <w:lsdException w:name="Medium Grid 3 Accent 5" w:uiPriority="69"/>
+    <w:lsdException w:name="Dark List Accent 5" w:uiPriority="70"/>
+    <w:lsdException w:name="Colorful Shading Accent 5" w:uiPriority="71"/>
+    <w:lsdException w:name="Colorful List Accent 5" w:uiPriority="72"/>
+    <w:lsdException w:name="Colorful Grid Accent 5" w:uiPriority="73"/>
+    <w:lsdException w:name="Light Shading Accent 6" w:uiPriority="60"/>
+    <w:lsdException w:name="Light List Accent 6" w:uiPriority="61"/>
+    <w:lsdException w:name="Light Grid Accent 6" w:uiPriority="62"/>
+    <w:lsdException w:name="Medium Shading 1 Accent 6" w:uiPriority="63"/>
+    <w:lsdException w:name="Medium Shading 2 Accent 6" w:uiPriority="64"/>
+    <w:lsdException w:name="Medium List 1 Accent 6" w:uiPriority="65"/>
+    <w:lsdException w:name="Medium List 2 Accent 6" w:uiPriority="66"/>
+    <w:lsdException w:name="Medium Grid 1 Accent 6" w:uiPriority="67"/>
+    <w:lsdException w:name="Medium Grid 2 Accent 6" w:uiPriority="68"/>
+    <w:lsdException w:name="Medium Grid 3 Accent 6" w:uiPriority="69"/>
+    <w:lsdException w:name="Dark List Accent 6" w:uiPriority="70"/>
+    <w:lsdException w:name="Colorful Shading Accent 6" w:uiPriority="71"/>
+    <w:lsdException w:name="Colorful List Accent 6" w:uiPriority="72"/>
+    <w:lsdException w:name="Colorful Grid Accent 6" w:uiPriority="73"/>
+    <w:lsdException w:name="Subtle Emphasis" w:uiPriority="19" w:qFormat="1"/>
+    <w:lsdException w:name="Intense Emphasis" w:uiPriority="21" w:qFormat="1"/>
+    <w:lsdException w:name="Subtle Reference" w:uiPriority="31" w:qFormat="1"/>
+    <w:lsdException w:name="Intense Reference" w:uiPriority="32" w:qFormat="1"/>
+    <w:lsdException w:name="Book Title" w:uiPriority="33" w:qFormat="1"/>
+    <w:lsdException w:name="Bibliography" w:semiHidden="1" w:uiPriority="37" w:unhideWhenUsed="1"/>
+    <w:lsdException w:name="TOC Heading" w:semiHidden="1" w:uiPriority="39" w:unhideWhenUsed="1" w:qFormat="1"/>
+    <w:lsdException w:name="Plain Table 1" w:uiPriority="41"/>
+    <w:lsdException w:name="Plain Table 2" w:uiPriority="42"/>
+    <w:lsdException w:name="Plain Table 3" w:uiPriority="43"/>
+    <w:lsdException w:name="Plain Table 4" w:uiPriority="44"/>
+    <w:lsdException w:name="Plain Table 5" w:uiPriority="45"/>
+    <w:lsdException w:name="Grid Table Light" w:uiPriority="40"/>
+    <w:lsdException w:name="Grid Table 1 Light" w:uiPriority="46"/>
+    <w:lsdException w:name="Grid Table 2" w:uiPriority="47"/>
+    <w:lsdException w:name="Grid Table 3" w:uiPriority="48"/>
+    <w:lsdException w:name="Grid Table 4" w:uiPriority="49"/>
+    <w:lsdException w:name="Grid Table 5 Dark" w:uiPriority="50"/>
+    <w:lsdException w:name="Grid Table 6 Colorful" w:uiPriority="51"/>
+    <w:lsdException w:name="Grid Table 7 Colorful" w:uiPriority="52"/>
+    <w:lsdException w:name="Grid Table 1 Light Accent 1" w:uiPriority="46"/>
+    <w:lsdException w:name="Grid Table 2 Accent 1" w:uiPriority="47"/>
+    <w:lsdException w:name="Grid Table 3 Accent 1" w:uiPriority="48"/>
+    <w:lsdException w:name="Grid Table 4 Accent 1" w:uiPriority="49"/>
+    <w:lsdException w:name="Grid Table 5 Dark Accent 1" w:uiPriority="50"/>
+    <w:lsdException w:name="Grid Table 6 Colorful Accent 1" w:uiPriority="51"/>
+    <w:lsdException w:name="Grid Table 7 Colorful Accent 1" w:uiPriority="52"/>
+    <w:lsdException w:name="Grid Table 1 Light Accent 2" w:uiPriority="46"/>
+    <w:lsdException w:name="Grid Table 2 Accent 2" w:uiPriority="47"/>
+    <w:lsdException w:name="Grid Table 3 Accent 2" w:uiPriority="48"/>
+    <w:lsdException w:name="Grid Table 4 Accent 2" w:uiPriority="49"/>
+    <w:lsdException w:name="Grid Table 5 Dark Accent 2" w:uiPriority="50"/>
+    <w:lsdException w:name="Grid Table 6 Colorful Accent 2" w:uiPriority="51"/>
+    <w:lsdException w:name="Grid Table 7 Colorful Accent 2" w:uiPriority="52"/>
+    <w:lsdException w:name="Grid Table 1 Light Accent 3" w:uiPriority="46"/>
+    <w:lsdException w:name="Grid Table 2 Accent 3" w:uiPriority="47"/>
+    <w:lsdException w:name="Grid Table 3 Accent 3" w:uiPriority="48"/>
+    <w:lsdException w:name="Grid Table 4 Accent 3" w:uiPriority="49"/>
+    <w:lsdException w:name="Grid Table 5 Dark Accent 3" w:uiPriority="50"/>
+    <w:lsdException w:name="Grid Table 6 Colorful Accent 3" w:uiPriority="51"/>
+    <w:lsdException w:name="Grid Table 7 Colorful Accent 3" w:uiPriority="52"/>
+    <w:lsdException w:name="Grid Table 1 Light Accent 4" w:uiPriority="46"/>
+    <w:lsdException w:name="Grid Table 2 Accent 4" w:uiPriority="47"/>
+    <w:lsdException w:name="Grid Table 3 Accent 4" w:uiPriority="48"/>
+    <w:lsdException w:name="Grid Table 4 Accent 4" w:uiPriority="49"/>
+    <w:lsdException w:name="Grid Table 5 Dark Accent 4" w:uiPriority="50"/>
+    <w:lsdException w:name="Grid Table 6 Colorful Accent 4" w:uiPriority="51"/>
+    <w:lsdException w:name="Grid Table 7 Colorful Accent 4" w:uiPriority="52"/>
+    <w:lsdException w:name="Grid Table 1 Light Accent 5" w:uiPriority="46"/>
+    <w:lsdException w:name="Grid Table 2 Accent 5" w:uiPriority="47"/>
+    <w:lsdException w:name="Grid Table 3 Accent 5" w:uiPriority="48"/>
+    <w:lsdException w:name="Grid Table 4 Accent 5" w:uiPriority="49"/>
+    <w:lsdException w:name="Grid Table 5 Dark Accent 5" w:uiPriority="50"/>
+    <w:lsdException w:name="Grid Table 6 Colorful Accent 5" w:uiPriority="51"/>
+    <w:lsdException w:name="Grid Table 7 Colorful Accent 5" w:uiPriority="52"/>
+    <w:lsdException w:name="Grid Table 1 Light Accent 6" w:uiPriority="46"/>
+    <w:lsdException w:name="Grid Table 2 Accent 6" w:uiPriority="47"/>
+    <w:lsdException w:name="Grid Table 3 Accent 6" w:uiPriority="48"/>
+    <w:lsdException w:name="Grid Table 4 Accent 6" w:uiPriority="49"/>
+    <w:lsdException w:name="Grid Table 5 Dark Accent 6" w:uiPriority="50"/>
+    <w:lsdException w:name="Grid Table 6 Colorful Accent 6" w:uiPriority="51"/>
+    <w:lsdException w:name="Grid Table 7 Colorful Accent 6" w:uiPriority="52"/>
+    <w:lsdException w:name="List Table 1 Light" w:uiPriority="46"/>
+    <w:lsdException w:name="List Table 2" w:uiPriority="47"/>
+    <w:lsdException w:name="List Table 3" w:uiPriority="48"/>
+    <w:lsdException w:name="List Table 4" w:uiPriority="49"/>
+    <w:lsdException w:name="List Table 5 Dark" w:uiPriority="50"/>
+    <w:lsdException w:name="List Table 6 Colorful" w:uiPriority="51"/>
+    <w:lsdException w:name="List Table 7 Colorful" w:uiPriority="52"/>
+    <w:lsdException w:name="List Table 1 Light Accent 1" w:uiPriority="46"/>
+    <w:lsdException w:name="List Table 2 Accent 1" w:uiPriority="47"/>
+    <w:lsdException w:name="List Table 3 Accent 1" w:uiPriority="48"/>
+    <w:lsdException w:name="List Table 4 Accent 1" w:uiPriority="49"/>
+    <w:lsdException w:name="List Table 5 Dark Accent 1" w:uiPriority="50"/>
+    <w:lsdException w:name="List Table 6 Colorful Accent 1" w:uiPriority="51"/>
+    <w:lsdException w:name="List Table 7 Colorful Accent 1" w:uiPriority="52"/>
+    <w:lsdException w:name="List Table 1 Light Accent 2" w:uiPriority="46"/>
+    <w:lsdException w:name="List Table 2 Accent 2" w:uiPriority="47"/>
+    <w:lsdException w:name="List Table 3 Accent 2" w:uiPriority="48"/>
+    <w:lsdException w:name="List Table 4 Accent 2" w:uiPriority="49"/>
+    <w:lsdException w:name="List Table 5 Dark Accent 2" w:uiPriority="50"/>
+    <w:lsdException w:name="List Table 6 Colorful Accent 2" w:uiPriority="51"/>
+    <w:lsdException w:name="List Table 7 Colorful Accent 2" w:uiPriority="52"/>
+    <w:lsdException w:name="List Table 1 Light Accent 3" w:uiPriority="46"/>
+    <w:lsdException w:name="List Table 2 Accent 3" w:uiPriority="47"/>
+    <w:lsdException w:name="List Table 3 Accent 3" w:uiPriority="48"/>
+    <w:lsdException w:name="List Table 4 Accent 3" w:uiPriority="49"/>
+    <w:lsdException w:name="List Table 5 Dark Accent 3" w:uiPriority="50"/>
+    <w:lsdException w:name="List Table 6 Colorful Accent 3" w:uiPriority="51"/>
+    <w:lsdException w:name="List Table 7 Colorful Accent 3" w:uiPriority="52"/>
+    <w:lsdException w:name="List Table 1 Light Accent 4" w:uiPriority="46"/>
+    <w:lsdException w:name="List Table 2 Accent 4" w:uiPriority="47"/>
+    <w:lsdException w:name="List Table 3 Accent 4" w:uiPriority="48"/>
+    <w:lsdException w:name="List Table 4 Accent 4" w:uiPriority="49"/>
+    <w:lsdException w:name="List Table 5 Dark Accent 4" w:uiPriority="50"/>
+    <w:lsdException w:name="List Table 6 Colorful Accent 4" w:uiPriority="51"/>
+    <w:lsdException w:name="List Table 7 Colorful Accent 4" w:uiPriority="52"/>
+    <w:lsdException w:name="List Table 1 Light Accent 5" w:uiPriority="46"/>
+    <w:lsdException w:name="List Table 2 Accent 5" w:uiPriority="47"/>
+    <w:lsdException w:name="List Table 3 Accent 5" w:uiPriority="48"/>
+    <w:lsdException w:name="List Table 4 Accent 5" w:uiPriority="49"/>
+    <w:lsdException w:name="List Table 5 Dark Accent 5" w:uiPriority="50"/>
+    <w:lsdException w:name="List Table 6 Colorful Accent 5" w:uiPriority="51"/>
+    <w:lsdException w:name="List Table 7 Colorful Accent 5" w:uiPriority="52"/>
+    <w:lsdException w:name="List Table 1 Light Accent 6" w:uiPriority="46"/>
+    <w:lsdException w:name="List Table 2 Accent 6" w:uiPriority="47"/>
+    <w:lsdException w:name="List Table 3 Accent 6" w:uiPriority="48"/>
+    <w:lsdException w:name="List Table 4 Accent 6" w:uiPriority="49"/>
+    <w:lsdException w:name="List Table 5 Dark Accent 6" w:uiPriority="50"/>
+    <w:lsdException w:name="List Table 6 Colorful Accent 6" w:uiPriority="51"/>
+    <w:lsdException w:name="List Table 7 Colorful Accent 6" w:uiPriority="52"/>
+    <w:lsdException w:name="Mention" w:semiHidden="1" w:unhideWhenUsed="1"/>
+    <w:lsdException w:name="Smart Hyperlink" w:semiHidden="1" w:unhideWhenUsed="1"/>
+    <w:lsdException w:name="Hashtag" w:semiHidden="1" w:unhideWhenUsed="1"/>
+    <w:lsdException w:name="Unresolved Mention" w:semiHidden="1" w:unhideWhenUsed="1"/>
+    <w:lsdException w:name="Smart Link" w:semiHidden="1" w:unhideWhenUsed="1"/>
   </w:latentStyles>
   <w:style w:type="paragraph" w:default="1" w:styleId="Normalny">
     <w:name w:val="Normal"/>
@@ -205,7 +511,6 @@
     <w:uiPriority w:val="99"/>
     <w:semiHidden/>
     <w:unhideWhenUsed/>
-    <w:qFormat/>
     <w:tblPr>
       <w:tblInd w:w="0" w:type="dxa"/>
       <w:tblCellMar>

--- a/dokumentacja.docx
+++ b/dokumentacja.docx
@@ -1,6 +1,6 @@
 
 <file path=word/document.xml><?xml version="1.0" encoding="utf-8"?>
-<w:document xmlns:wpc="http://schemas.microsoft.com/office/word/2010/wordprocessingCanvas" xmlns:cx="http://schemas.microsoft.com/office/drawing/2014/chartex" xmlns:cx1="http://schemas.microsoft.com/office/drawing/2015/9/8/chartex" xmlns:cx2="http://schemas.microsoft.com/office/drawing/2015/10/21/chartex" xmlns:cx3="http://schemas.microsoft.com/office/drawing/2016/5/9/chartex" xmlns:cx4="http://schemas.microsoft.com/office/drawing/2016/5/10/chartex" xmlns:cx5="http://schemas.microsoft.com/office/drawing/2016/5/11/chartex" xmlns:cx6="http://schemas.microsoft.com/office/drawing/2016/5/12/chartex" xmlns:cx7="http://schemas.microsoft.com/office/drawing/2016/5/13/chartex" xmlns:cx8="http://schemas.microsoft.com/office/drawing/2016/5/14/chartex" xmlns:mc="http://schemas.openxmlformats.org/markup-compatibility/2006" xmlns:aink="http://schemas.microsoft.com/office/drawing/2016/ink" xmlns:am3d="http://schemas.microsoft.com/office/drawing/2017/model3d" xmlns:o="urn:schemas-microsoft-com:office:office" xmlns:oel="http://schemas.microsoft.com/office/2019/extlst" xmlns:r="http://schemas.openxmlformats.org/officeDocument/2006/relationships" xmlns:m="http://schemas.openxmlformats.org/officeDocument/2006/math" xmlns:v="urn:schemas-microsoft-com:vml" xmlns:wp14="http://schemas.microsoft.com/office/word/2010/wordprocessingDrawing" xmlns:wp="http://schemas.openxmlformats.org/drawingml/2006/wordprocessingDrawing" xmlns:w10="urn:schemas-microsoft-com:office:word" xmlns:w="http://schemas.openxmlformats.org/wordprocessingml/2006/main" xmlns:w14="http://schemas.microsoft.com/office/word/2010/wordml" xmlns:w15="http://schemas.microsoft.com/office/word/2012/wordml" xmlns:w16cex="http://schemas.microsoft.com/office/word/2018/wordml/cex" xmlns:w16cid="http://schemas.microsoft.com/office/word/2016/wordml/cid" xmlns:w16="http://schemas.microsoft.com/office/word/2018/wordml" xmlns:w16du="http://schemas.microsoft.com/office/word/2023/wordml/word16du" xmlns:w16sdtdh="http://schemas.microsoft.com/office/word/2020/wordml/sdtdatahash" xmlns:w16sdtfl="http://schemas.microsoft.com/office/word/2024/wordml/sdtformatlock" xmlns:w16se="http://schemas.microsoft.com/office/word/2015/wordml/symex" xmlns:wpg="http://schemas.microsoft.com/office/word/2010/wordprocessingGroup" xmlns:wpi="http://schemas.microsoft.com/office/word/2010/wordprocessingInk" xmlns:wne="http://schemas.microsoft.com/office/word/2006/wordml" xmlns:wps="http://schemas.microsoft.com/office/word/2010/wordprocessingShape" mc:Ignorable="w14 w15 w16se w16cid w16 w16cex w16sdtdh w16sdtfl w16du wp14">
+<w:document xmlns:ve="http://schemas.openxmlformats.org/markup-compatibility/2006" xmlns:o="urn:schemas-microsoft-com:office:office" xmlns:r="http://schemas.openxmlformats.org/officeDocument/2006/relationships" xmlns:m="http://schemas.openxmlformats.org/officeDocument/2006/math" xmlns:v="urn:schemas-microsoft-com:vml" xmlns:wp="http://schemas.openxmlformats.org/drawingml/2006/wordprocessingDrawing" xmlns:w10="urn:schemas-microsoft-com:office:word" xmlns:w="http://schemas.openxmlformats.org/wordprocessingml/2006/main" xmlns:wne="http://schemas.microsoft.com/office/word/2006/wordml">
   <w:body>
     <w:p>
       <w:r>
@@ -52,8 +52,11 @@
     </w:p>
     <w:p>
       <w:r>
+        <w:rPr>
+          <w:noProof/>
+        </w:rPr>
         <w:drawing>
-          <wp:inline distT="0" distB="0" distL="0" distR="0" wp14:anchorId="0B6459F4" wp14:editId="1C564B13">
+          <wp:inline distT="0" distB="0" distL="0" distR="0">
             <wp:extent cx="5760720" cy="4077335"/>
             <wp:effectExtent l="0" t="0" r="0" b="0"/>
             <wp:docPr id="1192352679" name="Obraz 1"/>
@@ -89,6 +92,16 @@
         </w:drawing>
       </w:r>
     </w:p>
+    <w:p>
+      <w:r>
+        <w:t>11 czerwaca</w:t>
+      </w:r>
+    </w:p>
+    <w:p>
+      <w:r>
+        <w:t>Próbowałam zrobić randomizer dla statków komputera</w:t>
+      </w:r>
+    </w:p>
     <w:p/>
     <w:sectPr>
       <w:pgSz w:w="11906" w:h="16838"/>
@@ -101,7 +114,7 @@
 </file>
 
 <file path=word/styles.xml><?xml version="1.0" encoding="utf-8"?>
-<w:styles xmlns:mc="http://schemas.openxmlformats.org/markup-compatibility/2006" xmlns:r="http://schemas.openxmlformats.org/officeDocument/2006/relationships" xmlns:w="http://schemas.openxmlformats.org/wordprocessingml/2006/main" xmlns:w14="http://schemas.microsoft.com/office/word/2010/wordml" xmlns:w15="http://schemas.microsoft.com/office/word/2012/wordml" xmlns:w16cex="http://schemas.microsoft.com/office/word/2018/wordml/cex" xmlns:w16cid="http://schemas.microsoft.com/office/word/2016/wordml/cid" xmlns:w16="http://schemas.microsoft.com/office/word/2018/wordml" xmlns:w16du="http://schemas.microsoft.com/office/word/2023/wordml/word16du" xmlns:w16sdtdh="http://schemas.microsoft.com/office/word/2020/wordml/sdtdatahash" xmlns:w16sdtfl="http://schemas.microsoft.com/office/word/2024/wordml/sdtformatlock" xmlns:w16se="http://schemas.microsoft.com/office/word/2015/wordml/symex" mc:Ignorable="w14 w15 w16se w16cid w16 w16cex w16sdtdh w16sdtfl w16du">
+<w:styles xmlns:r="http://schemas.openxmlformats.org/officeDocument/2006/relationships" xmlns:w="http://schemas.openxmlformats.org/wordprocessingml/2006/main">
   <w:docDefaults>
     <w:rPrDefault>
       <w:rPr>
@@ -117,383 +130,144 @@
       </w:pPr>
     </w:pPrDefault>
   </w:docDefaults>
-  <w:latentStyles w:defLockedState="0" w:defUIPriority="99" w:defSemiHidden="0" w:defUnhideWhenUsed="0" w:defQFormat="0" w:count="376">
-    <w:lsdException w:name="Normal" w:uiPriority="0" w:qFormat="1"/>
-    <w:lsdException w:name="heading 1" w:uiPriority="9" w:qFormat="1"/>
-    <w:lsdException w:name="heading 2" w:semiHidden="1" w:uiPriority="9" w:unhideWhenUsed="1" w:qFormat="1"/>
-    <w:lsdException w:name="heading 3" w:semiHidden="1" w:uiPriority="9" w:unhideWhenUsed="1" w:qFormat="1"/>
-    <w:lsdException w:name="heading 4" w:semiHidden="1" w:uiPriority="9" w:unhideWhenUsed="1" w:qFormat="1"/>
-    <w:lsdException w:name="heading 5" w:semiHidden="1" w:uiPriority="9" w:unhideWhenUsed="1" w:qFormat="1"/>
-    <w:lsdException w:name="heading 6" w:semiHidden="1" w:uiPriority="9" w:unhideWhenUsed="1" w:qFormat="1"/>
-    <w:lsdException w:name="heading 7" w:semiHidden="1" w:uiPriority="9" w:unhideWhenUsed="1" w:qFormat="1"/>
-    <w:lsdException w:name="heading 8" w:semiHidden="1" w:uiPriority="9" w:unhideWhenUsed="1" w:qFormat="1"/>
-    <w:lsdException w:name="heading 9" w:semiHidden="1" w:uiPriority="9" w:unhideWhenUsed="1" w:qFormat="1"/>
-    <w:lsdException w:name="index 1" w:semiHidden="1" w:unhideWhenUsed="1"/>
-    <w:lsdException w:name="index 2" w:semiHidden="1" w:unhideWhenUsed="1"/>
-    <w:lsdException w:name="index 3" w:semiHidden="1" w:unhideWhenUsed="1"/>
-    <w:lsdException w:name="index 4" w:semiHidden="1" w:unhideWhenUsed="1"/>
-    <w:lsdException w:name="index 5" w:semiHidden="1" w:unhideWhenUsed="1"/>
-    <w:lsdException w:name="index 6" w:semiHidden="1" w:unhideWhenUsed="1"/>
-    <w:lsdException w:name="index 7" w:semiHidden="1" w:unhideWhenUsed="1"/>
-    <w:lsdException w:name="index 8" w:semiHidden="1" w:unhideWhenUsed="1"/>
-    <w:lsdException w:name="index 9" w:semiHidden="1" w:unhideWhenUsed="1"/>
-    <w:lsdException w:name="toc 1" w:semiHidden="1" w:uiPriority="39" w:unhideWhenUsed="1"/>
-    <w:lsdException w:name="toc 2" w:semiHidden="1" w:uiPriority="39" w:unhideWhenUsed="1"/>
-    <w:lsdException w:name="toc 3" w:semiHidden="1" w:uiPriority="39" w:unhideWhenUsed="1"/>
-    <w:lsdException w:name="toc 4" w:semiHidden="1" w:uiPriority="39" w:unhideWhenUsed="1"/>
-    <w:lsdException w:name="toc 5" w:semiHidden="1" w:uiPriority="39" w:unhideWhenUsed="1"/>
-    <w:lsdException w:name="toc 6" w:semiHidden="1" w:uiPriority="39" w:unhideWhenUsed="1"/>
-    <w:lsdException w:name="toc 7" w:semiHidden="1" w:uiPriority="39" w:unhideWhenUsed="1"/>
-    <w:lsdException w:name="toc 8" w:semiHidden="1" w:uiPriority="39" w:unhideWhenUsed="1"/>
-    <w:lsdException w:name="toc 9" w:semiHidden="1" w:uiPriority="39" w:unhideWhenUsed="1"/>
-    <w:lsdException w:name="Normal Indent" w:semiHidden="1" w:unhideWhenUsed="1"/>
-    <w:lsdException w:name="footnote text" w:semiHidden="1" w:unhideWhenUsed="1"/>
-    <w:lsdException w:name="annotation text" w:semiHidden="1" w:unhideWhenUsed="1"/>
-    <w:lsdException w:name="header" w:semiHidden="1" w:unhideWhenUsed="1"/>
-    <w:lsdException w:name="footer" w:semiHidden="1" w:unhideWhenUsed="1"/>
-    <w:lsdException w:name="index heading" w:semiHidden="1" w:unhideWhenUsed="1"/>
-    <w:lsdException w:name="caption" w:semiHidden="1" w:uiPriority="35" w:unhideWhenUsed="1" w:qFormat="1"/>
-    <w:lsdException w:name="table of figures" w:semiHidden="1" w:unhideWhenUsed="1"/>
-    <w:lsdException w:name="envelope address" w:semiHidden="1" w:unhideWhenUsed="1"/>
-    <w:lsdException w:name="envelope return" w:semiHidden="1" w:unhideWhenUsed="1"/>
-    <w:lsdException w:name="footnote reference" w:semiHidden="1" w:unhideWhenUsed="1"/>
-    <w:lsdException w:name="annotation reference" w:semiHidden="1" w:unhideWhenUsed="1"/>
-    <w:lsdException w:name="line number" w:semiHidden="1" w:unhideWhenUsed="1"/>
-    <w:lsdException w:name="page number" w:semiHidden="1" w:unhideWhenUsed="1"/>
-    <w:lsdException w:name="endnote reference" w:semiHidden="1" w:unhideWhenUsed="1"/>
-    <w:lsdException w:name="endnote text" w:semiHidden="1" w:unhideWhenUsed="1"/>
-    <w:lsdException w:name="table of authorities" w:semiHidden="1" w:unhideWhenUsed="1"/>
-    <w:lsdException w:name="macro" w:semiHidden="1" w:unhideWhenUsed="1"/>
-    <w:lsdException w:name="toa heading" w:semiHidden="1" w:unhideWhenUsed="1"/>
-    <w:lsdException w:name="List" w:semiHidden="1" w:unhideWhenUsed="1"/>
-    <w:lsdException w:name="List Bullet" w:semiHidden="1" w:unhideWhenUsed="1"/>
-    <w:lsdException w:name="List Number" w:semiHidden="1" w:unhideWhenUsed="1"/>
-    <w:lsdException w:name="List 2" w:semiHidden="1" w:unhideWhenUsed="1"/>
-    <w:lsdException w:name="List 3" w:semiHidden="1" w:unhideWhenUsed="1"/>
-    <w:lsdException w:name="List 4" w:semiHidden="1" w:unhideWhenUsed="1"/>
-    <w:lsdException w:name="List 5" w:semiHidden="1" w:unhideWhenUsed="1"/>
-    <w:lsdException w:name="List Bullet 2" w:semiHidden="1" w:unhideWhenUsed="1"/>
-    <w:lsdException w:name="List Bullet 3" w:semiHidden="1" w:unhideWhenUsed="1"/>
-    <w:lsdException w:name="List Bullet 4" w:semiHidden="1" w:unhideWhenUsed="1"/>
-    <w:lsdException w:name="List Bullet 5" w:semiHidden="1" w:unhideWhenUsed="1"/>
-    <w:lsdException w:name="List Number 2" w:semiHidden="1" w:unhideWhenUsed="1"/>
-    <w:lsdException w:name="List Number 3" w:semiHidden="1" w:unhideWhenUsed="1"/>
-    <w:lsdException w:name="List Number 4" w:semiHidden="1" w:unhideWhenUsed="1"/>
-    <w:lsdException w:name="List Number 5" w:semiHidden="1" w:unhideWhenUsed="1"/>
-    <w:lsdException w:name="Title" w:uiPriority="10" w:qFormat="1"/>
-    <w:lsdException w:name="Closing" w:semiHidden="1" w:unhideWhenUsed="1"/>
-    <w:lsdException w:name="Signature" w:semiHidden="1" w:unhideWhenUsed="1"/>
-    <w:lsdException w:name="Default Paragraph Font" w:semiHidden="1" w:uiPriority="1" w:unhideWhenUsed="1"/>
-    <w:lsdException w:name="Body Text" w:semiHidden="1" w:unhideWhenUsed="1"/>
-    <w:lsdException w:name="Body Text Indent" w:semiHidden="1" w:unhideWhenUsed="1"/>
-    <w:lsdException w:name="List Continue" w:semiHidden="1" w:unhideWhenUsed="1"/>
-    <w:lsdException w:name="List Continue 2" w:semiHidden="1" w:unhideWhenUsed="1"/>
-    <w:lsdException w:name="List Continue 3" w:semiHidden="1" w:unhideWhenUsed="1"/>
-    <w:lsdException w:name="List Continue 4" w:semiHidden="1" w:unhideWhenUsed="1"/>
-    <w:lsdException w:name="List Continue 5" w:semiHidden="1" w:unhideWhenUsed="1"/>
-    <w:lsdException w:name="Message Header" w:semiHidden="1" w:unhideWhenUsed="1"/>
-    <w:lsdException w:name="Subtitle" w:uiPriority="11" w:qFormat="1"/>
-    <w:lsdException w:name="Salutation" w:semiHidden="1" w:unhideWhenUsed="1"/>
-    <w:lsdException w:name="Date" w:semiHidden="1" w:unhideWhenUsed="1"/>
-    <w:lsdException w:name="Body Text First Indent" w:semiHidden="1" w:unhideWhenUsed="1"/>
-    <w:lsdException w:name="Body Text First Indent 2" w:semiHidden="1" w:unhideWhenUsed="1"/>
-    <w:lsdException w:name="Note Heading" w:semiHidden="1" w:unhideWhenUsed="1"/>
-    <w:lsdException w:name="Body Text 2" w:semiHidden="1" w:unhideWhenUsed="1"/>
-    <w:lsdException w:name="Body Text 3" w:semiHidden="1" w:unhideWhenUsed="1"/>
-    <w:lsdException w:name="Body Text Indent 2" w:semiHidden="1" w:unhideWhenUsed="1"/>
-    <w:lsdException w:name="Body Text Indent 3" w:semiHidden="1" w:unhideWhenUsed="1"/>
-    <w:lsdException w:name="Block Text" w:semiHidden="1" w:unhideWhenUsed="1"/>
-    <w:lsdException w:name="Hyperlink" w:semiHidden="1" w:unhideWhenUsed="1"/>
-    <w:lsdException w:name="FollowedHyperlink" w:semiHidden="1" w:unhideWhenUsed="1"/>
-    <w:lsdException w:name="Strong" w:uiPriority="22" w:qFormat="1"/>
-    <w:lsdException w:name="Emphasis" w:uiPriority="20" w:qFormat="1"/>
-    <w:lsdException w:name="Document Map" w:semiHidden="1" w:unhideWhenUsed="1"/>
-    <w:lsdException w:name="Plain Text" w:semiHidden="1" w:unhideWhenUsed="1"/>
-    <w:lsdException w:name="E-mail Signature" w:semiHidden="1" w:unhideWhenUsed="1"/>
-    <w:lsdException w:name="HTML Top of Form" w:semiHidden="1" w:unhideWhenUsed="1"/>
-    <w:lsdException w:name="HTML Bottom of Form" w:semiHidden="1" w:unhideWhenUsed="1"/>
-    <w:lsdException w:name="Normal (Web)" w:semiHidden="1" w:unhideWhenUsed="1"/>
-    <w:lsdException w:name="HTML Acronym" w:semiHidden="1" w:unhideWhenUsed="1"/>
-    <w:lsdException w:name="HTML Address" w:semiHidden="1" w:unhideWhenUsed="1"/>
-    <w:lsdException w:name="HTML Cite" w:semiHidden="1" w:unhideWhenUsed="1"/>
-    <w:lsdException w:name="HTML Code" w:semiHidden="1" w:unhideWhenUsed="1"/>
-    <w:lsdException w:name="HTML Definition" w:semiHidden="1" w:unhideWhenUsed="1"/>
-    <w:lsdException w:name="HTML Keyboard" w:semiHidden="1" w:unhideWhenUsed="1"/>
-    <w:lsdException w:name="HTML Preformatted" w:semiHidden="1" w:unhideWhenUsed="1"/>
-    <w:lsdException w:name="HTML Sample" w:semiHidden="1" w:unhideWhenUsed="1"/>
-    <w:lsdException w:name="HTML Typewriter" w:semiHidden="1" w:unhideWhenUsed="1"/>
-    <w:lsdException w:name="HTML Variable" w:semiHidden="1" w:unhideWhenUsed="1"/>
-    <w:lsdException w:name="Normal Table" w:semiHidden="1" w:unhideWhenUsed="1"/>
-    <w:lsdException w:name="annotation subject" w:semiHidden="1" w:unhideWhenUsed="1"/>
-    <w:lsdException w:name="No List" w:semiHidden="1" w:unhideWhenUsed="1"/>
-    <w:lsdException w:name="Outline List 1" w:semiHidden="1" w:unhideWhenUsed="1"/>
-    <w:lsdException w:name="Outline List 2" w:semiHidden="1" w:unhideWhenUsed="1"/>
-    <w:lsdException w:name="Outline List 3" w:semiHidden="1" w:unhideWhenUsed="1"/>
-    <w:lsdException w:name="Table Simple 1" w:semiHidden="1" w:unhideWhenUsed="1"/>
-    <w:lsdException w:name="Table Simple 2" w:semiHidden="1" w:unhideWhenUsed="1"/>
-    <w:lsdException w:name="Table Simple 3" w:semiHidden="1" w:unhideWhenUsed="1"/>
-    <w:lsdException w:name="Table Classic 1" w:semiHidden="1" w:unhideWhenUsed="1"/>
-    <w:lsdException w:name="Table Classic 2" w:semiHidden="1" w:unhideWhenUsed="1"/>
-    <w:lsdException w:name="Table Classic 3" w:semiHidden="1" w:unhideWhenUsed="1"/>
-    <w:lsdException w:name="Table Classic 4" w:semiHidden="1" w:unhideWhenUsed="1"/>
-    <w:lsdException w:name="Table Colorful 1" w:semiHidden="1" w:unhideWhenUsed="1"/>
-    <w:lsdException w:name="Table Colorful 2" w:semiHidden="1" w:unhideWhenUsed="1"/>
-    <w:lsdException w:name="Table Colorful 3" w:semiHidden="1" w:unhideWhenUsed="1"/>
-    <w:lsdException w:name="Table Columns 1" w:semiHidden="1" w:unhideWhenUsed="1"/>
-    <w:lsdException w:name="Table Columns 2" w:semiHidden="1" w:unhideWhenUsed="1"/>
-    <w:lsdException w:name="Table Columns 3" w:semiHidden="1" w:unhideWhenUsed="1"/>
-    <w:lsdException w:name="Table Columns 4" w:semiHidden="1" w:unhideWhenUsed="1"/>
-    <w:lsdException w:name="Table Columns 5" w:semiHidden="1" w:unhideWhenUsed="1"/>
-    <w:lsdException w:name="Table Grid 1" w:semiHidden="1" w:unhideWhenUsed="1"/>
-    <w:lsdException w:name="Table Grid 2" w:semiHidden="1" w:unhideWhenUsed="1"/>
-    <w:lsdException w:name="Table Grid 3" w:semiHidden="1" w:unhideWhenUsed="1"/>
-    <w:lsdException w:name="Table Grid 4" w:semiHidden="1" w:unhideWhenUsed="1"/>
-    <w:lsdException w:name="Table Grid 5" w:semiHidden="1" w:unhideWhenUsed="1"/>
-    <w:lsdException w:name="Table Grid 6" w:semiHidden="1" w:unhideWhenUsed="1"/>
-    <w:lsdException w:name="Table Grid 7" w:semiHidden="1" w:unhideWhenUsed="1"/>
-    <w:lsdException w:name="Table Grid 8" w:semiHidden="1" w:unhideWhenUsed="1"/>
-    <w:lsdException w:name="Table List 1" w:semiHidden="1" w:unhideWhenUsed="1"/>
-    <w:lsdException w:name="Table List 2" w:semiHidden="1" w:unhideWhenUsed="1"/>
-    <w:lsdException w:name="Table List 3" w:semiHidden="1" w:unhideWhenUsed="1"/>
-    <w:lsdException w:name="Table List 4" w:semiHidden="1" w:unhideWhenUsed="1"/>
-    <w:lsdException w:name="Table List 5" w:semiHidden="1" w:unhideWhenUsed="1"/>
-    <w:lsdException w:name="Table List 6" w:semiHidden="1" w:unhideWhenUsed="1"/>
-    <w:lsdException w:name="Table List 7" w:semiHidden="1" w:unhideWhenUsed="1"/>
-    <w:lsdException w:name="Table List 8" w:semiHidden="1" w:unhideWhenUsed="1"/>
-    <w:lsdException w:name="Table 3D effects 1" w:semiHidden="1" w:unhideWhenUsed="1"/>
-    <w:lsdException w:name="Table 3D effects 2" w:semiHidden="1" w:unhideWhenUsed="1"/>
-    <w:lsdException w:name="Table 3D effects 3" w:semiHidden="1" w:unhideWhenUsed="1"/>
-    <w:lsdException w:name="Table Contemporary" w:semiHidden="1" w:unhideWhenUsed="1"/>
-    <w:lsdException w:name="Table Elegant" w:semiHidden="1" w:unhideWhenUsed="1"/>
-    <w:lsdException w:name="Table Professional" w:semiHidden="1" w:unhideWhenUsed="1"/>
-    <w:lsdException w:name="Table Subtle 1" w:semiHidden="1" w:unhideWhenUsed="1"/>
-    <w:lsdException w:name="Table Subtle 2" w:semiHidden="1" w:unhideWhenUsed="1"/>
-    <w:lsdException w:name="Table Web 1" w:semiHidden="1" w:unhideWhenUsed="1"/>
-    <w:lsdException w:name="Table Web 2" w:semiHidden="1" w:unhideWhenUsed="1"/>
-    <w:lsdException w:name="Table Web 3" w:semiHidden="1" w:unhideWhenUsed="1"/>
-    <w:lsdException w:name="Balloon Text" w:semiHidden="1" w:unhideWhenUsed="1"/>
-    <w:lsdException w:name="Table Grid" w:uiPriority="59"/>
-    <w:lsdException w:name="Table Theme" w:semiHidden="1" w:unhideWhenUsed="1"/>
-    <w:lsdException w:name="Placeholder Text" w:semiHidden="1"/>
-    <w:lsdException w:name="No Spacing" w:uiPriority="1" w:qFormat="1"/>
-    <w:lsdException w:name="Light Shading" w:uiPriority="60"/>
-    <w:lsdException w:name="Light List" w:uiPriority="61"/>
-    <w:lsdException w:name="Light Grid" w:uiPriority="62"/>
-    <w:lsdException w:name="Medium Shading 1" w:uiPriority="63"/>
-    <w:lsdException w:name="Medium Shading 2" w:uiPriority="64"/>
-    <w:lsdException w:name="Medium List 1" w:uiPriority="65"/>
-    <w:lsdException w:name="Medium List 2" w:uiPriority="66"/>
-    <w:lsdException w:name="Medium Grid 1" w:uiPriority="67"/>
-    <w:lsdException w:name="Medium Grid 2" w:uiPriority="68"/>
-    <w:lsdException w:name="Medium Grid 3" w:uiPriority="69"/>
-    <w:lsdException w:name="Dark List" w:uiPriority="70"/>
-    <w:lsdException w:name="Colorful Shading" w:uiPriority="71"/>
-    <w:lsdException w:name="Colorful List" w:uiPriority="72"/>
-    <w:lsdException w:name="Colorful Grid" w:uiPriority="73"/>
-    <w:lsdException w:name="Light Shading Accent 1" w:uiPriority="60"/>
-    <w:lsdException w:name="Light List Accent 1" w:uiPriority="61"/>
-    <w:lsdException w:name="Light Grid Accent 1" w:uiPriority="62"/>
-    <w:lsdException w:name="Medium Shading 1 Accent 1" w:uiPriority="63"/>
-    <w:lsdException w:name="Medium Shading 2 Accent 1" w:uiPriority="64"/>
-    <w:lsdException w:name="Medium List 1 Accent 1" w:uiPriority="65"/>
-    <w:lsdException w:name="Revision" w:semiHidden="1"/>
-    <w:lsdException w:name="List Paragraph" w:uiPriority="34" w:qFormat="1"/>
-    <w:lsdException w:name="Quote" w:uiPriority="29" w:qFormat="1"/>
-    <w:lsdException w:name="Intense Quote" w:uiPriority="30" w:qFormat="1"/>
-    <w:lsdException w:name="Medium List 2 Accent 1" w:uiPriority="66"/>
-    <w:lsdException w:name="Medium Grid 1 Accent 1" w:uiPriority="67"/>
-    <w:lsdException w:name="Medium Grid 2 Accent 1" w:uiPriority="68"/>
-    <w:lsdException w:name="Medium Grid 3 Accent 1" w:uiPriority="69"/>
-    <w:lsdException w:name="Dark List Accent 1" w:uiPriority="70"/>
-    <w:lsdException w:name="Colorful Shading Accent 1" w:uiPriority="71"/>
-    <w:lsdException w:name="Colorful List Accent 1" w:uiPriority="72"/>
-    <w:lsdException w:name="Colorful Grid Accent 1" w:uiPriority="73"/>
-    <w:lsdException w:name="Light Shading Accent 2" w:uiPriority="60"/>
-    <w:lsdException w:name="Light List Accent 2" w:uiPriority="61"/>
-    <w:lsdException w:name="Light Grid Accent 2" w:uiPriority="62"/>
-    <w:lsdException w:name="Medium Shading 1 Accent 2" w:uiPriority="63"/>
-    <w:lsdException w:name="Medium Shading 2 Accent 2" w:uiPriority="64"/>
-    <w:lsdException w:name="Medium List 1 Accent 2" w:uiPriority="65"/>
-    <w:lsdException w:name="Medium List 2 Accent 2" w:uiPriority="66"/>
-    <w:lsdException w:name="Medium Grid 1 Accent 2" w:uiPriority="67"/>
-    <w:lsdException w:name="Medium Grid 2 Accent 2" w:uiPriority="68"/>
-    <w:lsdException w:name="Medium Grid 3 Accent 2" w:uiPriority="69"/>
-    <w:lsdException w:name="Dark List Accent 2" w:uiPriority="70"/>
-    <w:lsdException w:name="Colorful Shading Accent 2" w:uiPriority="71"/>
-    <w:lsdException w:name="Colorful List Accent 2" w:uiPriority="72"/>
-    <w:lsdException w:name="Colorful Grid Accent 2" w:uiPriority="73"/>
-    <w:lsdException w:name="Light Shading Accent 3" w:uiPriority="60"/>
-    <w:lsdException w:name="Light List Accent 3" w:uiPriority="61"/>
-    <w:lsdException w:name="Light Grid Accent 3" w:uiPriority="62"/>
-    <w:lsdException w:name="Medium Shading 1 Accent 3" w:uiPriority="63"/>
-    <w:lsdException w:name="Medium Shading 2 Accent 3" w:uiPriority="64"/>
-    <w:lsdException w:name="Medium List 1 Accent 3" w:uiPriority="65"/>
-    <w:lsdException w:name="Medium List 2 Accent 3" w:uiPriority="66"/>
-    <w:lsdException w:name="Medium Grid 1 Accent 3" w:uiPriority="67"/>
-    <w:lsdException w:name="Medium Grid 2 Accent 3" w:uiPriority="68"/>
-    <w:lsdException w:name="Medium Grid 3 Accent 3" w:uiPriority="69"/>
-    <w:lsdException w:name="Dark List Accent 3" w:uiPriority="70"/>
-    <w:lsdException w:name="Colorful Shading Accent 3" w:uiPriority="71"/>
-    <w:lsdException w:name="Colorful List Accent 3" w:uiPriority="72"/>
-    <w:lsdException w:name="Colorful Grid Accent 3" w:uiPriority="73"/>
-    <w:lsdException w:name="Light Shading Accent 4" w:uiPriority="60"/>
-    <w:lsdException w:name="Light List Accent 4" w:uiPriority="61"/>
-    <w:lsdException w:name="Light Grid Accent 4" w:uiPriority="62"/>
-    <w:lsdException w:name="Medium Shading 1 Accent 4" w:uiPriority="63"/>
-    <w:lsdException w:name="Medium Shading 2 Accent 4" w:uiPriority="64"/>
-    <w:lsdException w:name="Medium List 1 Accent 4" w:uiPriority="65"/>
-    <w:lsdException w:name="Medium List 2 Accent 4" w:uiPriority="66"/>
-    <w:lsdException w:name="Medium Grid 1 Accent 4" w:uiPriority="67"/>
-    <w:lsdException w:name="Medium Grid 2 Accent 4" w:uiPriority="68"/>
-    <w:lsdException w:name="Medium Grid 3 Accent 4" w:uiPriority="69"/>
-    <w:lsdException w:name="Dark List Accent 4" w:uiPriority="70"/>
-    <w:lsdException w:name="Colorful Shading Accent 4" w:uiPriority="71"/>
-    <w:lsdException w:name="Colorful List Accent 4" w:uiPriority="72"/>
-    <w:lsdException w:name="Colorful Grid Accent 4" w:uiPriority="73"/>
-    <w:lsdException w:name="Light Shading Accent 5" w:uiPriority="60"/>
-    <w:lsdException w:name="Light List Accent 5" w:uiPriority="61"/>
-    <w:lsdException w:name="Light Grid Accent 5" w:uiPriority="62"/>
-    <w:lsdException w:name="Medium Shading 1 Accent 5" w:uiPriority="63"/>
-    <w:lsdException w:name="Medium Shading 2 Accent 5" w:uiPriority="64"/>
-    <w:lsdException w:name="Medium List 1 Accent 5" w:uiPriority="65"/>
-    <w:lsdException w:name="Medium List 2 Accent 5" w:uiPriority="66"/>
-    <w:lsdException w:name="Medium Grid 1 Accent 5" w:uiPriority="67"/>
-    <w:lsdException w:name="Medium Grid 2 Accent 5" w:uiPriority="68"/>
-    <w:lsdException w:name="Medium Grid 3 Accent 5" w:uiPriority="69"/>
-    <w:lsdException w:name="Dark List Accent 5" w:uiPriority="70"/>
-    <w:lsdException w:name="Colorful Shading Accent 5" w:uiPriority="71"/>
-    <w:lsdException w:name="Colorful List Accent 5" w:uiPriority="72"/>
-    <w:lsdException w:name="Colorful Grid Accent 5" w:uiPriority="73"/>
-    <w:lsdException w:name="Light Shading Accent 6" w:uiPriority="60"/>
-    <w:lsdException w:name="Light List Accent 6" w:uiPriority="61"/>
-    <w:lsdException w:name="Light Grid Accent 6" w:uiPriority="62"/>
-    <w:lsdException w:name="Medium Shading 1 Accent 6" w:uiPriority="63"/>
-    <w:lsdException w:name="Medium Shading 2 Accent 6" w:uiPriority="64"/>
-    <w:lsdException w:name="Medium List 1 Accent 6" w:uiPriority="65"/>
-    <w:lsdException w:name="Medium List 2 Accent 6" w:uiPriority="66"/>
-    <w:lsdException w:name="Medium Grid 1 Accent 6" w:uiPriority="67"/>
-    <w:lsdException w:name="Medium Grid 2 Accent 6" w:uiPriority="68"/>
-    <w:lsdException w:name="Medium Grid 3 Accent 6" w:uiPriority="69"/>
-    <w:lsdException w:name="Dark List Accent 6" w:uiPriority="70"/>
-    <w:lsdException w:name="Colorful Shading Accent 6" w:uiPriority="71"/>
-    <w:lsdException w:name="Colorful List Accent 6" w:uiPriority="72"/>
-    <w:lsdException w:name="Colorful Grid Accent 6" w:uiPriority="73"/>
-    <w:lsdException w:name="Subtle Emphasis" w:uiPriority="19" w:qFormat="1"/>
-    <w:lsdException w:name="Intense Emphasis" w:uiPriority="21" w:qFormat="1"/>
-    <w:lsdException w:name="Subtle Reference" w:uiPriority="31" w:qFormat="1"/>
-    <w:lsdException w:name="Intense Reference" w:uiPriority="32" w:qFormat="1"/>
-    <w:lsdException w:name="Book Title" w:uiPriority="33" w:qFormat="1"/>
-    <w:lsdException w:name="Bibliography" w:semiHidden="1" w:uiPriority="37" w:unhideWhenUsed="1"/>
-    <w:lsdException w:name="TOC Heading" w:semiHidden="1" w:uiPriority="39" w:unhideWhenUsed="1" w:qFormat="1"/>
-    <w:lsdException w:name="Plain Table 1" w:uiPriority="41"/>
-    <w:lsdException w:name="Plain Table 2" w:uiPriority="42"/>
-    <w:lsdException w:name="Plain Table 3" w:uiPriority="43"/>
-    <w:lsdException w:name="Plain Table 4" w:uiPriority="44"/>
-    <w:lsdException w:name="Plain Table 5" w:uiPriority="45"/>
-    <w:lsdException w:name="Grid Table Light" w:uiPriority="40"/>
-    <w:lsdException w:name="Grid Table 1 Light" w:uiPriority="46"/>
-    <w:lsdException w:name="Grid Table 2" w:uiPriority="47"/>
-    <w:lsdException w:name="Grid Table 3" w:uiPriority="48"/>
-    <w:lsdException w:name="Grid Table 4" w:uiPriority="49"/>
-    <w:lsdException w:name="Grid Table 5 Dark" w:uiPriority="50"/>
-    <w:lsdException w:name="Grid Table 6 Colorful" w:uiPriority="51"/>
-    <w:lsdException w:name="Grid Table 7 Colorful" w:uiPriority="52"/>
-    <w:lsdException w:name="Grid Table 1 Light Accent 1" w:uiPriority="46"/>
-    <w:lsdException w:name="Grid Table 2 Accent 1" w:uiPriority="47"/>
-    <w:lsdException w:name="Grid Table 3 Accent 1" w:uiPriority="48"/>
-    <w:lsdException w:name="Grid Table 4 Accent 1" w:uiPriority="49"/>
-    <w:lsdException w:name="Grid Table 5 Dark Accent 1" w:uiPriority="50"/>
-    <w:lsdException w:name="Grid Table 6 Colorful Accent 1" w:uiPriority="51"/>
-    <w:lsdException w:name="Grid Table 7 Colorful Accent 1" w:uiPriority="52"/>
-    <w:lsdException w:name="Grid Table 1 Light Accent 2" w:uiPriority="46"/>
-    <w:lsdException w:name="Grid Table 2 Accent 2" w:uiPriority="47"/>
-    <w:lsdException w:name="Grid Table 3 Accent 2" w:uiPriority="48"/>
-    <w:lsdException w:name="Grid Table 4 Accent 2" w:uiPriority="49"/>
-    <w:lsdException w:name="Grid Table 5 Dark Accent 2" w:uiPriority="50"/>
-    <w:lsdException w:name="Grid Table 6 Colorful Accent 2" w:uiPriority="51"/>
-    <w:lsdException w:name="Grid Table 7 Colorful Accent 2" w:uiPriority="52"/>
-    <w:lsdException w:name="Grid Table 1 Light Accent 3" w:uiPriority="46"/>
-    <w:lsdException w:name="Grid Table 2 Accent 3" w:uiPriority="47"/>
-    <w:lsdException w:name="Grid Table 3 Accent 3" w:uiPriority="48"/>
-    <w:lsdException w:name="Grid Table 4 Accent 3" w:uiPriority="49"/>
-    <w:lsdException w:name="Grid Table 5 Dark Accent 3" w:uiPriority="50"/>
-    <w:lsdException w:name="Grid Table 6 Colorful Accent 3" w:uiPriority="51"/>
-    <w:lsdException w:name="Grid Table 7 Colorful Accent 3" w:uiPriority="52"/>
-    <w:lsdException w:name="Grid Table 1 Light Accent 4" w:uiPriority="46"/>
-    <w:lsdException w:name="Grid Table 2 Accent 4" w:uiPriority="47"/>
-    <w:lsdException w:name="Grid Table 3 Accent 4" w:uiPriority="48"/>
-    <w:lsdException w:name="Grid Table 4 Accent 4" w:uiPriority="49"/>
-    <w:lsdException w:name="Grid Table 5 Dark Accent 4" w:uiPriority="50"/>
-    <w:lsdException w:name="Grid Table 6 Colorful Accent 4" w:uiPriority="51"/>
-    <w:lsdException w:name="Grid Table 7 Colorful Accent 4" w:uiPriority="52"/>
-    <w:lsdException w:name="Grid Table 1 Light Accent 5" w:uiPriority="46"/>
-    <w:lsdException w:name="Grid Table 2 Accent 5" w:uiPriority="47"/>
-    <w:lsdException w:name="Grid Table 3 Accent 5" w:uiPriority="48"/>
-    <w:lsdException w:name="Grid Table 4 Accent 5" w:uiPriority="49"/>
-    <w:lsdException w:name="Grid Table 5 Dark Accent 5" w:uiPriority="50"/>
-    <w:lsdException w:name="Grid Table 6 Colorful Accent 5" w:uiPriority="51"/>
-    <w:lsdException w:name="Grid Table 7 Colorful Accent 5" w:uiPriority="52"/>
-    <w:lsdException w:name="Grid Table 1 Light Accent 6" w:uiPriority="46"/>
-    <w:lsdException w:name="Grid Table 2 Accent 6" w:uiPriority="47"/>
-    <w:lsdException w:name="Grid Table 3 Accent 6" w:uiPriority="48"/>
-    <w:lsdException w:name="Grid Table 4 Accent 6" w:uiPriority="49"/>
-    <w:lsdException w:name="Grid Table 5 Dark Accent 6" w:uiPriority="50"/>
-    <w:lsdException w:name="Grid Table 6 Colorful Accent 6" w:uiPriority="51"/>
-    <w:lsdException w:name="Grid Table 7 Colorful Accent 6" w:uiPriority="52"/>
-    <w:lsdException w:name="List Table 1 Light" w:uiPriority="46"/>
-    <w:lsdException w:name="List Table 2" w:uiPriority="47"/>
-    <w:lsdException w:name="List Table 3" w:uiPriority="48"/>
-    <w:lsdException w:name="List Table 4" w:uiPriority="49"/>
-    <w:lsdException w:name="List Table 5 Dark" w:uiPriority="50"/>
-    <w:lsdException w:name="List Table 6 Colorful" w:uiPriority="51"/>
-    <w:lsdException w:name="List Table 7 Colorful" w:uiPriority="52"/>
-    <w:lsdException w:name="List Table 1 Light Accent 1" w:uiPriority="46"/>
-    <w:lsdException w:name="List Table 2 Accent 1" w:uiPriority="47"/>
-    <w:lsdException w:name="List Table 3 Accent 1" w:uiPriority="48"/>
-    <w:lsdException w:name="List Table 4 Accent 1" w:uiPriority="49"/>
-    <w:lsdException w:name="List Table 5 Dark Accent 1" w:uiPriority="50"/>
-    <w:lsdException w:name="List Table 6 Colorful Accent 1" w:uiPriority="51"/>
-    <w:lsdException w:name="List Table 7 Colorful Accent 1" w:uiPriority="52"/>
-    <w:lsdException w:name="List Table 1 Light Accent 2" w:uiPriority="46"/>
-    <w:lsdException w:name="List Table 2 Accent 2" w:uiPriority="47"/>
-    <w:lsdException w:name="List Table 3 Accent 2" w:uiPriority="48"/>
-    <w:lsdException w:name="List Table 4 Accent 2" w:uiPriority="49"/>
-    <w:lsdException w:name="List Table 5 Dark Accent 2" w:uiPriority="50"/>
-    <w:lsdException w:name="List Table 6 Colorful Accent 2" w:uiPriority="51"/>
-    <w:lsdException w:name="List Table 7 Colorful Accent 2" w:uiPriority="52"/>
-    <w:lsdException w:name="List Table 1 Light Accent 3" w:uiPriority="46"/>
-    <w:lsdException w:name="List Table 2 Accent 3" w:uiPriority="47"/>
-    <w:lsdException w:name="List Table 3 Accent 3" w:uiPriority="48"/>
-    <w:lsdException w:name="List Table 4 Accent 3" w:uiPriority="49"/>
-    <w:lsdException w:name="List Table 5 Dark Accent 3" w:uiPriority="50"/>
-    <w:lsdException w:name="List Table 6 Colorful Accent 3" w:uiPriority="51"/>
-    <w:lsdException w:name="List Table 7 Colorful Accent 3" w:uiPriority="52"/>
-    <w:lsdException w:name="List Table 1 Light Accent 4" w:uiPriority="46"/>
-    <w:lsdException w:name="List Table 2 Accent 4" w:uiPriority="47"/>
-    <w:lsdException w:name="List Table 3 Accent 4" w:uiPriority="48"/>
-    <w:lsdException w:name="List Table 4 Accent 4" w:uiPriority="49"/>
-    <w:lsdException w:name="List Table 5 Dark Accent 4" w:uiPriority="50"/>
-    <w:lsdException w:name="List Table 6 Colorful Accent 4" w:uiPriority="51"/>
-    <w:lsdException w:name="List Table 7 Colorful Accent 4" w:uiPriority="52"/>
-    <w:lsdException w:name="List Table 1 Light Accent 5" w:uiPriority="46"/>
-    <w:lsdException w:name="List Table 2 Accent 5" w:uiPriority="47"/>
-    <w:lsdException w:name="List Table 3 Accent 5" w:uiPriority="48"/>
-    <w:lsdException w:name="List Table 4 Accent 5" w:uiPriority="49"/>
-    <w:lsdException w:name="List Table 5 Dark Accent 5" w:uiPriority="50"/>
-    <w:lsdException w:name="List Table 6 Colorful Accent 5" w:uiPriority="51"/>
-    <w:lsdException w:name="List Table 7 Colorful Accent 5" w:uiPriority="52"/>
-    <w:lsdException w:name="List Table 1 Light Accent 6" w:uiPriority="46"/>
-    <w:lsdException w:name="List Table 2 Accent 6" w:uiPriority="47"/>
-    <w:lsdException w:name="List Table 3 Accent 6" w:uiPriority="48"/>
-    <w:lsdException w:name="List Table 4 Accent 6" w:uiPriority="49"/>
-    <w:lsdException w:name="List Table 5 Dark Accent 6" w:uiPriority="50"/>
-    <w:lsdException w:name="List Table 6 Colorful Accent 6" w:uiPriority="51"/>
-    <w:lsdException w:name="List Table 7 Colorful Accent 6" w:uiPriority="52"/>
-    <w:lsdException w:name="Mention" w:semiHidden="1" w:unhideWhenUsed="1"/>
-    <w:lsdException w:name="Smart Hyperlink" w:semiHidden="1" w:unhideWhenUsed="1"/>
-    <w:lsdException w:name="Hashtag" w:semiHidden="1" w:unhideWhenUsed="1"/>
-    <w:lsdException w:name="Unresolved Mention" w:semiHidden="1" w:unhideWhenUsed="1"/>
-    <w:lsdException w:name="Smart Link" w:semiHidden="1" w:unhideWhenUsed="1"/>
+  <w:latentStyles w:defLockedState="0" w:defUIPriority="99" w:defSemiHidden="1" w:defUnhideWhenUsed="1" w:defQFormat="0" w:count="267">
+    <w:lsdException w:name="Normal" w:semiHidden="0" w:uiPriority="0" w:unhideWhenUsed="0" w:qFormat="1"/>
+    <w:lsdException w:name="heading 1" w:semiHidden="0" w:uiPriority="9" w:unhideWhenUsed="0" w:qFormat="1"/>
+    <w:lsdException w:name="heading 2" w:uiPriority="9" w:qFormat="1"/>
+    <w:lsdException w:name="heading 3" w:uiPriority="9" w:qFormat="1"/>
+    <w:lsdException w:name="heading 4" w:uiPriority="9" w:qFormat="1"/>
+    <w:lsdException w:name="heading 5" w:uiPriority="9" w:qFormat="1"/>
+    <w:lsdException w:name="heading 6" w:uiPriority="9" w:qFormat="1"/>
+    <w:lsdException w:name="heading 7" w:uiPriority="9" w:qFormat="1"/>
+    <w:lsdException w:name="heading 8" w:uiPriority="9" w:qFormat="1"/>
+    <w:lsdException w:name="heading 9" w:uiPriority="9" w:qFormat="1"/>
+    <w:lsdException w:name="toc 1" w:uiPriority="39"/>
+    <w:lsdException w:name="toc 2" w:uiPriority="39"/>
+    <w:lsdException w:name="toc 3" w:uiPriority="39"/>
+    <w:lsdException w:name="toc 4" w:uiPriority="39"/>
+    <w:lsdException w:name="toc 5" w:uiPriority="39"/>
+    <w:lsdException w:name="toc 6" w:uiPriority="39"/>
+    <w:lsdException w:name="toc 7" w:uiPriority="39"/>
+    <w:lsdException w:name="toc 8" w:uiPriority="39"/>
+    <w:lsdException w:name="toc 9" w:uiPriority="39"/>
+    <w:lsdException w:name="caption" w:uiPriority="35" w:qFormat="1"/>
+    <w:lsdException w:name="Title" w:semiHidden="0" w:uiPriority="10" w:unhideWhenUsed="0" w:qFormat="1"/>
+    <w:lsdException w:name="Default Paragraph Font" w:uiPriority="1"/>
+    <w:lsdException w:name="Subtitle" w:semiHidden="0" w:uiPriority="11" w:unhideWhenUsed="0" w:qFormat="1"/>
+    <w:lsdException w:name="Strong" w:semiHidden="0" w:uiPriority="22" w:unhideWhenUsed="0" w:qFormat="1"/>
+    <w:lsdException w:name="Emphasis" w:semiHidden="0" w:uiPriority="20" w:unhideWhenUsed="0" w:qFormat="1"/>
+    <w:lsdException w:name="Table Grid" w:semiHidden="0" w:uiPriority="59" w:unhideWhenUsed="0"/>
+    <w:lsdException w:name="Placeholder Text" w:unhideWhenUsed="0"/>
+    <w:lsdException w:name="No Spacing" w:semiHidden="0" w:uiPriority="1" w:unhideWhenUsed="0" w:qFormat="1"/>
+    <w:lsdException w:name="Light Shading" w:semiHidden="0" w:uiPriority="60" w:unhideWhenUsed="0"/>
+    <w:lsdException w:name="Light List" w:semiHidden="0" w:uiPriority="61" w:unhideWhenUsed="0"/>
+    <w:lsdException w:name="Light Grid" w:semiHidden="0" w:uiPriority="62" w:unhideWhenUsed="0"/>
+    <w:lsdException w:name="Medium Shading 1" w:semiHidden="0" w:uiPriority="63" w:unhideWhenUsed="0"/>
+    <w:lsdException w:name="Medium Shading 2" w:semiHidden="0" w:uiPriority="64" w:unhideWhenUsed="0"/>
+    <w:lsdException w:name="Medium List 1" w:semiHidden="0" w:uiPriority="65" w:unhideWhenUsed="0"/>
+    <w:lsdException w:name="Medium List 2" w:semiHidden="0" w:uiPriority="66" w:unhideWhenUsed="0"/>
+    <w:lsdException w:name="Medium Grid 1" w:semiHidden="0" w:uiPriority="67" w:unhideWhenUsed="0"/>
+    <w:lsdException w:name="Medium Grid 2" w:semiHidden="0" w:uiPriority="68" w:unhideWhenUsed="0"/>
+    <w:lsdException w:name="Medium Grid 3" w:semiHidden="0" w:uiPriority="69" w:unhideWhenUsed="0"/>
+    <w:lsdException w:name="Dark List" w:semiHidden="0" w:uiPriority="70" w:unhideWhenUsed="0"/>
+    <w:lsdException w:name="Colorful Shading" w:semiHidden="0" w:uiPriority="71" w:unhideWhenUsed="0"/>
+    <w:lsdException w:name="Colorful List" w:semiHidden="0" w:uiPriority="72" w:unhideWhenUsed="0"/>
+    <w:lsdException w:name="Colorful Grid" w:semiHidden="0" w:uiPriority="73" w:unhideWhenUsed="0"/>
+    <w:lsdException w:name="Light Shading Accent 1" w:semiHidden="0" w:uiPriority="60" w:unhideWhenUsed="0"/>
+    <w:lsdException w:name="Light List Accent 1" w:semiHidden="0" w:uiPriority="61" w:unhideWhenUsed="0"/>
+    <w:lsdException w:name="Light Grid Accent 1" w:semiHidden="0" w:uiPriority="62" w:unhideWhenUsed="0"/>
+    <w:lsdException w:name="Medium Shading 1 Accent 1" w:semiHidden="0" w:uiPriority="63" w:unhideWhenUsed="0"/>
+    <w:lsdException w:name="Medium Shading 2 Accent 1" w:semiHidden="0" w:uiPriority="64" w:unhideWhenUsed="0"/>
+    <w:lsdException w:name="Medium List 1 Accent 1" w:semiHidden="0" w:uiPriority="65" w:unhideWhenUsed="0"/>
+    <w:lsdException w:name="Revision" w:unhideWhenUsed="0"/>
+    <w:lsdException w:name="List Paragraph" w:semiHidden="0" w:uiPriority="34" w:unhideWhenUsed="0" w:qFormat="1"/>
+    <w:lsdException w:name="Quote" w:semiHidden="0" w:uiPriority="29" w:unhideWhenUsed="0" w:qFormat="1"/>
+    <w:lsdException w:name="Intense Quote" w:semiHidden="0" w:uiPriority="30" w:unhideWhenUsed="0" w:qFormat="1"/>
+    <w:lsdException w:name="Medium List 2 Accent 1" w:semiHidden="0" w:uiPriority="66" w:unhideWhenUsed="0"/>
+    <w:lsdException w:name="Medium Grid 1 Accent 1" w:semiHidden="0" w:uiPriority="67" w:unhideWhenUsed="0"/>
+    <w:lsdException w:name="Medium Grid 2 Accent 1" w:semiHidden="0" w:uiPriority="68" w:unhideWhenUsed="0"/>
+    <w:lsdException w:name="Medium Grid 3 Accent 1" w:semiHidden="0" w:uiPriority="69" w:unhideWhenUsed="0"/>
+    <w:lsdException w:name="Dark List Accent 1" w:semiHidden="0" w:uiPriority="70" w:unhideWhenUsed="0"/>
+    <w:lsdException w:name="Colorful Shading Accent 1" w:semiHidden="0" w:uiPriority="71" w:unhideWhenUsed="0"/>
+    <w:lsdException w:name="Colorful List Accent 1" w:semiHidden="0" w:uiPriority="72" w:unhideWhenUsed="0"/>
+    <w:lsdException w:name="Colorful Grid Accent 1" w:semiHidden="0" w:uiPriority="73" w:unhideWhenUsed="0"/>
+    <w:lsdException w:name="Light Shading Accent 2" w:semiHidden="0" w:uiPriority="60" w:unhideWhenUsed="0"/>
+    <w:lsdException w:name="Light List Accent 2" w:semiHidden="0" w:uiPriority="61" w:unhideWhenUsed="0"/>
+    <w:lsdException w:name="Light Grid Accent 2" w:semiHidden="0" w:uiPriority="62" w:unhideWhenUsed="0"/>
+    <w:lsdException w:name="Medium Shading 1 Accent 2" w:semiHidden="0" w:uiPriority="63" w:unhideWhenUsed="0"/>
+    <w:lsdException w:name="Medium Shading 2 Accent 2" w:semiHidden="0" w:uiPriority="64" w:unhideWhenUsed="0"/>
+    <w:lsdException w:name="Medium List 1 Accent 2" w:semiHidden="0" w:uiPriority="65" w:unhideWhenUsed="0"/>
+    <w:lsdException w:name="Medium List 2 Accent 2" w:semiHidden="0" w:uiPriority="66" w:unhideWhenUsed="0"/>
+    <w:lsdException w:name="Medium Grid 1 Accent 2" w:semiHidden="0" w:uiPriority="67" w:unhideWhenUsed="0"/>
+    <w:lsdException w:name="Medium Grid 2 Accent 2" w:semiHidden="0" w:uiPriority="68" w:unhideWhenUsed="0"/>
+    <w:lsdException w:name="Medium Grid 3 Accent 2" w:semiHidden="0" w:uiPriority="69" w:unhideWhenUsed="0"/>
+    <w:lsdException w:name="Dark List Accent 2" w:semiHidden="0" w:uiPriority="70" w:unhideWhenUsed="0"/>
+    <w:lsdException w:name="Colorful Shading Accent 2" w:semiHidden="0" w:uiPriority="71" w:unhideWhenUsed="0"/>
+    <w:lsdException w:name="Colorful List Accent 2" w:semiHidden="0" w:uiPriority="72" w:unhideWhenUsed="0"/>
+    <w:lsdException w:name="Colorful Grid Accent 2" w:semiHidden="0" w:uiPriority="73" w:unhideWhenUsed="0"/>
+    <w:lsdException w:name="Light Shading Accent 3" w:semiHidden="0" w:uiPriority="60" w:unhideWhenUsed="0"/>
+    <w:lsdException w:name="Light List Accent 3" w:semiHidden="0" w:uiPriority="61" w:unhideWhenUsed="0"/>
+    <w:lsdException w:name="Light Grid Accent 3" w:semiHidden="0" w:uiPriority="62" w:unhideWhenUsed="0"/>
+    <w:lsdException w:name="Medium Shading 1 Accent 3" w:semiHidden="0" w:uiPriority="63" w:unhideWhenUsed="0"/>
+    <w:lsdException w:name="Medium Shading 2 Accent 3" w:semiHidden="0" w:uiPriority="64" w:unhideWhenUsed="0"/>
+    <w:lsdException w:name="Medium List 1 Accent 3" w:semiHidden="0" w:uiPriority="65" w:unhideWhenUsed="0"/>
+    <w:lsdException w:name="Medium List 2 Accent 3" w:semiHidden="0" w:uiPriority="66" w:unhideWhenUsed="0"/>
+    <w:lsdException w:name="Medium Grid 1 Accent 3" w:semiHidden="0" w:uiPriority="67" w:unhideWhenUsed="0"/>
+    <w:lsdException w:name="Medium Grid 2 Accent 3" w:semiHidden="0" w:uiPriority="68" w:unhideWhenUsed="0"/>
+    <w:lsdException w:name="Medium Grid 3 Accent 3" w:semiHidden="0" w:uiPriority="69" w:unhideWhenUsed="0"/>
+    <w:lsdException w:name="Dark List Accent 3" w:semiHidden="0" w:uiPriority="70" w:unhideWhenUsed="0"/>
+    <w:lsdException w:name="Colorful Shading Accent 3" w:semiHidden="0" w:uiPriority="71" w:unhideWhenUsed="0"/>
+    <w:lsdException w:name="Colorful List Accent 3" w:semiHidden="0" w:uiPriority="72" w:unhideWhenUsed="0"/>
+    <w:lsdException w:name="Colorful Grid Accent 3" w:semiHidden="0" w:uiPriority="73" w:unhideWhenUsed="0"/>
+    <w:lsdException w:name="Light Shading Accent 4" w:semiHidden="0" w:uiPriority="60" w:unhideWhenUsed="0"/>
+    <w:lsdException w:name="Light List Accent 4" w:semiHidden="0" w:uiPriority="61" w:unhideWhenUsed="0"/>
+    <w:lsdException w:name="Light Grid Accent 4" w:semiHidden="0" w:uiPriority="62" w:unhideWhenUsed="0"/>
+    <w:lsdException w:name="Medium Shading 1 Accent 4" w:semiHidden="0" w:uiPriority="63" w:unhideWhenUsed="0"/>
+    <w:lsdException w:name="Medium Shading 2 Accent 4" w:semiHidden="0" w:uiPriority="64" w:unhideWhenUsed="0"/>
+    <w:lsdException w:name="Medium List 1 Accent 4" w:semiHidden="0" w:uiPriority="65" w:unhideWhenUsed="0"/>
+    <w:lsdException w:name="Medium List 2 Accent 4" w:semiHidden="0" w:uiPriority="66" w:unhideWhenUsed="0"/>
+    <w:lsdException w:name="Medium Grid 1 Accent 4" w:semiHidden="0" w:uiPriority="67" w:unhideWhenUsed="0"/>
+    <w:lsdException w:name="Medium Grid 2 Accent 4" w:semiHidden="0" w:uiPriority="68" w:unhideWhenUsed="0"/>
+    <w:lsdException w:name="Medium Grid 3 Accent 4" w:semiHidden="0" w:uiPriority="69" w:unhideWhenUsed="0"/>
+    <w:lsdException w:name="Dark List Accent 4" w:semiHidden="0" w:uiPriority="70" w:unhideWhenUsed="0"/>
+    <w:lsdException w:name="Colorful Shading Accent 4" w:semiHidden="0" w:uiPriority="71" w:unhideWhenUsed="0"/>
+    <w:lsdException w:name="Colorful List Accent 4" w:semiHidden="0" w:uiPriority="72" w:unhideWhenUsed="0"/>
+    <w:lsdException w:name="Colorful Grid Accent 4" w:semiHidden="0" w:uiPriority="73" w:unhideWhenUsed="0"/>
+    <w:lsdException w:name="Light Shading Accent 5" w:semiHidden="0" w:uiPriority="60" w:unhideWhenUsed="0"/>
+    <w:lsdException w:name="Light List Accent 5" w:semiHidden="0" w:uiPriority="61" w:unhideWhenUsed="0"/>
+    <w:lsdException w:name="Light Grid Accent 5" w:semiHidden="0" w:uiPriority="62" w:unhideWhenUsed="0"/>
+    <w:lsdException w:name="Medium Shading 1 Accent 5" w:semiHidden="0" w:uiPriority="63" w:unhideWhenUsed="0"/>
+    <w:lsdException w:name="Medium Shading 2 Accent 5" w:semiHidden="0" w:uiPriority="64" w:unhideWhenUsed="0"/>
+    <w:lsdException w:name="Medium List 1 Accent 5" w:semiHidden="0" w:uiPriority="65" w:unhideWhenUsed="0"/>
+    <w:lsdException w:name="Medium List 2 Accent 5" w:semiHidden="0" w:uiPriority="66" w:unhideWhenUsed="0"/>
+    <w:lsdException w:name="Medium Grid 1 Accent 5" w:semiHidden="0" w:uiPriority="67" w:unhideWhenUsed="0"/>
+    <w:lsdException w:name="Medium Grid 2 Accent 5" w:semiHidden="0" w:uiPriority="68" w:unhideWhenUsed="0"/>
+    <w:lsdException w:name="Medium Grid 3 Accent 5" w:semiHidden="0" w:uiPriority="69" w:unhideWhenUsed="0"/>
+    <w:lsdException w:name="Dark List Accent 5" w:semiHidden="0" w:uiPriority="70" w:unhideWhenUsed="0"/>
+    <w:lsdException w:name="Colorful Shading Accent 5" w:semiHidden="0" w:uiPriority="71" w:unhideWhenUsed="0"/>
+    <w:lsdException w:name="Colorful List Accent 5" w:semiHidden="0" w:uiPriority="72" w:unhideWhenUsed="0"/>
+    <w:lsdException w:name="Colorful Grid Accent 5" w:semiHidden="0" w:uiPriority="73" w:unhideWhenUsed="0"/>
+    <w:lsdException w:name="Light Shading Accent 6" w:semiHidden="0" w:uiPriority="60" w:unhideWhenUsed="0"/>
+    <w:lsdException w:name="Light List Accent 6" w:semiHidden="0" w:uiPriority="61" w:unhideWhenUsed="0"/>
+    <w:lsdException w:name="Light Grid Accent 6" w:semiHidden="0" w:uiPriority="62" w:unhideWhenUsed="0"/>
+    <w:lsdException w:name="Medium Shading 1 Accent 6" w:semiHidden="0" w:uiPriority="63" w:unhideWhenUsed="0"/>
+    <w:lsdException w:name="Medium Shading 2 Accent 6" w:semiHidden="0" w:uiPriority="64" w:unhideWhenUsed="0"/>
+    <w:lsdException w:name="Medium List 1 Accent 6" w:semiHidden="0" w:uiPriority="65" w:unhideWhenUsed="0"/>
+    <w:lsdException w:name="Medium List 2 Accent 6" w:semiHidden="0" w:uiPriority="66" w:unhideWhenUsed="0"/>
+    <w:lsdException w:name="Medium Grid 1 Accent 6" w:semiHidden="0" w:uiPriority="67" w:unhideWhenUsed="0"/>
+    <w:lsdException w:name="Medium Grid 2 Accent 6" w:semiHidden="0" w:uiPriority="68" w:unhideWhenUsed="0"/>
+    <w:lsdException w:name="Medium Grid 3 Accent 6" w:semiHidden="0" w:uiPriority="69" w:unhideWhenUsed="0"/>
+    <w:lsdException w:name="Dark List Accent 6" w:semiHidden="0" w:uiPriority="70" w:unhideWhenUsed="0"/>
+    <w:lsdException w:name="Colorful Shading Accent 6" w:semiHidden="0" w:uiPriority="71" w:unhideWhenUsed="0"/>
+    <w:lsdException w:name="Colorful List Accent 6" w:semiHidden="0" w:uiPriority="72" w:unhideWhenUsed="0"/>
+    <w:lsdException w:name="Colorful Grid Accent 6" w:semiHidden="0" w:uiPriority="73" w:unhideWhenUsed="0"/>
+    <w:lsdException w:name="Subtle Emphasis" w:semiHidden="0" w:uiPriority="19" w:unhideWhenUsed="0" w:qFormat="1"/>
+    <w:lsdException w:name="Intense Emphasis" w:semiHidden="0" w:uiPriority="21" w:unhideWhenUsed="0" w:qFormat="1"/>
+    <w:lsdException w:name="Subtle Reference" w:semiHidden="0" w:uiPriority="31" w:unhideWhenUsed="0" w:qFormat="1"/>
+    <w:lsdException w:name="Intense Reference" w:semiHidden="0" w:uiPriority="32" w:unhideWhenUsed="0" w:qFormat="1"/>
+    <w:lsdException w:name="Book Title" w:semiHidden="0" w:uiPriority="33" w:unhideWhenUsed="0" w:qFormat="1"/>
+    <w:lsdException w:name="Bibliography" w:uiPriority="37"/>
+    <w:lsdException w:name="TOC Heading" w:uiPriority="39" w:qFormat="1"/>
   </w:latentStyles>
   <w:style w:type="paragraph" w:default="1" w:styleId="Normalny">
     <w:name w:val="Normal"/>
@@ -511,6 +285,7 @@
     <w:uiPriority w:val="99"/>
     <w:semiHidden/>
     <w:unhideWhenUsed/>
+    <w:qFormat/>
     <w:tblPr>
       <w:tblInd w:w="0" w:type="dxa"/>
       <w:tblCellMar>
@@ -526,6 +301,36 @@
     <w:uiPriority w:val="99"/>
     <w:semiHidden/>
     <w:unhideWhenUsed/>
+  </w:style>
+  <w:style w:type="paragraph" w:styleId="Tekstdymka">
+    <w:name w:val="Balloon Text"/>
+    <w:basedOn w:val="Normalny"/>
+    <w:link w:val="TekstdymkaZnak"/>
+    <w:uiPriority w:val="99"/>
+    <w:semiHidden/>
+    <w:unhideWhenUsed/>
+    <w:rsid w:val="004F585C"/>
+    <w:pPr>
+      <w:spacing w:after="0" w:line="240" w:lineRule="auto"/>
+    </w:pPr>
+    <w:rPr>
+      <w:rFonts w:ascii="Tahoma" w:hAnsi="Tahoma" w:cs="Tahoma"/>
+      <w:sz w:val="16"/>
+      <w:szCs w:val="16"/>
+    </w:rPr>
+  </w:style>
+  <w:style w:type="character" w:customStyle="1" w:styleId="TekstdymkaZnak">
+    <w:name w:val="Tekst dymka Znak"/>
+    <w:basedOn w:val="Domylnaczcionkaakapitu"/>
+    <w:link w:val="Tekstdymka"/>
+    <w:uiPriority w:val="99"/>
+    <w:semiHidden/>
+    <w:rsid w:val="004F585C"/>
+    <w:rPr>
+      <w:rFonts w:ascii="Tahoma" w:hAnsi="Tahoma" w:cs="Tahoma"/>
+      <w:sz w:val="16"/>
+      <w:szCs w:val="16"/>
+    </w:rPr>
   </w:style>
 </w:styles>
 </file>

--- a/dokumentacja.docx
+++ b/dokumentacja.docx
@@ -100,6 +100,16 @@
     <w:p>
       <w:r>
         <w:t>Próbowałam zrobić randomizer dla statków komputera</w:t>
+      </w:r>
+    </w:p>
+    <w:p>
+      <w:r>
+        <w:t>12 czerwca</w:t>
+      </w:r>
+    </w:p>
+    <w:p>
+      <w:r>
+        <w:t>Dalej pracuję nad wstawieniem statków przez komputer. Spróbowałąm zmienić  sposób na losowanie wartości bo wczorajszy nie działał.</w:t>
       </w:r>
     </w:p>
     <w:p/>

--- a/dokumentacja.docx
+++ b/dokumentacja.docx
@@ -1,6 +1,6 @@
 
 <file path=word/document.xml><?xml version="1.0" encoding="utf-8"?>
-<w:document xmlns:ve="http://schemas.openxmlformats.org/markup-compatibility/2006" xmlns:o="urn:schemas-microsoft-com:office:office" xmlns:r="http://schemas.openxmlformats.org/officeDocument/2006/relationships" xmlns:m="http://schemas.openxmlformats.org/officeDocument/2006/math" xmlns:v="urn:schemas-microsoft-com:vml" xmlns:wp="http://schemas.openxmlformats.org/drawingml/2006/wordprocessingDrawing" xmlns:w10="urn:schemas-microsoft-com:office:word" xmlns:w="http://schemas.openxmlformats.org/wordprocessingml/2006/main" xmlns:wne="http://schemas.microsoft.com/office/word/2006/wordml">
+<w:document xmlns:wpc="http://schemas.microsoft.com/office/word/2010/wordprocessingCanvas" xmlns:cx="http://schemas.microsoft.com/office/drawing/2014/chartex" xmlns:cx1="http://schemas.microsoft.com/office/drawing/2015/9/8/chartex" xmlns:cx2="http://schemas.microsoft.com/office/drawing/2015/10/21/chartex" xmlns:cx3="http://schemas.microsoft.com/office/drawing/2016/5/9/chartex" xmlns:cx4="http://schemas.microsoft.com/office/drawing/2016/5/10/chartex" xmlns:cx5="http://schemas.microsoft.com/office/drawing/2016/5/11/chartex" xmlns:cx6="http://schemas.microsoft.com/office/drawing/2016/5/12/chartex" xmlns:cx7="http://schemas.microsoft.com/office/drawing/2016/5/13/chartex" xmlns:cx8="http://schemas.microsoft.com/office/drawing/2016/5/14/chartex" xmlns:mc="http://schemas.openxmlformats.org/markup-compatibility/2006" xmlns:aink="http://schemas.microsoft.com/office/drawing/2016/ink" xmlns:am3d="http://schemas.microsoft.com/office/drawing/2017/model3d" xmlns:o="urn:schemas-microsoft-com:office:office" xmlns:oel="http://schemas.microsoft.com/office/2019/extlst" xmlns:r="http://schemas.openxmlformats.org/officeDocument/2006/relationships" xmlns:m="http://schemas.openxmlformats.org/officeDocument/2006/math" xmlns:v="urn:schemas-microsoft-com:vml" xmlns:wp14="http://schemas.microsoft.com/office/word/2010/wordprocessingDrawing" xmlns:wp="http://schemas.openxmlformats.org/drawingml/2006/wordprocessingDrawing" xmlns:w10="urn:schemas-microsoft-com:office:word" xmlns:w="http://schemas.openxmlformats.org/wordprocessingml/2006/main" xmlns:w14="http://schemas.microsoft.com/office/word/2010/wordml" xmlns:w15="http://schemas.microsoft.com/office/word/2012/wordml" xmlns:w16cex="http://schemas.microsoft.com/office/word/2018/wordml/cex" xmlns:w16cid="http://schemas.microsoft.com/office/word/2016/wordml/cid" xmlns:w16="http://schemas.microsoft.com/office/word/2018/wordml" xmlns:w16du="http://schemas.microsoft.com/office/word/2023/wordml/word16du" xmlns:w16sdtdh="http://schemas.microsoft.com/office/word/2020/wordml/sdtdatahash" xmlns:w16sdtfl="http://schemas.microsoft.com/office/word/2024/wordml/sdtformatlock" xmlns:w16se="http://schemas.microsoft.com/office/word/2015/wordml/symex" xmlns:wpg="http://schemas.microsoft.com/office/word/2010/wordprocessingGroup" xmlns:wpi="http://schemas.microsoft.com/office/word/2010/wordprocessingInk" xmlns:wne="http://schemas.microsoft.com/office/word/2006/wordml" xmlns:wps="http://schemas.microsoft.com/office/word/2010/wordprocessingShape" mc:Ignorable="w14 w15 w16se w16cid w16 w16cex w16sdtdh w16sdtfl w16du wp14">
   <w:body>
     <w:p>
       <w:r>
@@ -56,7 +56,7 @@
           <w:noProof/>
         </w:rPr>
         <w:drawing>
-          <wp:inline distT="0" distB="0" distL="0" distR="0">
+          <wp:inline distT="0" distB="0" distL="0" distR="0" wp14:anchorId="16650C8C" wp14:editId="16650C8D">
             <wp:extent cx="5760720" cy="4077335"/>
             <wp:effectExtent l="0" t="0" r="0" b="0"/>
             <wp:docPr id="1192352679" name="Obraz 1"/>
@@ -94,12 +94,25 @@
     </w:p>
     <w:p>
       <w:r>
-        <w:t>11 czerwaca</w:t>
-      </w:r>
-    </w:p>
-    <w:p>
-      <w:r>
-        <w:t>Próbowałam zrobić randomizer dla statków komputera</w:t>
+        <w:t xml:space="preserve">11 </w:t>
+      </w:r>
+      <w:proofErr w:type="spellStart"/>
+      <w:r>
+        <w:t>czerwaca</w:t>
+      </w:r>
+      <w:proofErr w:type="spellEnd"/>
+    </w:p>
+    <w:p>
+      <w:r>
+        <w:t xml:space="preserve">Próbowałam zrobić </w:t>
+      </w:r>
+      <w:proofErr w:type="spellStart"/>
+      <w:r>
+        <w:t>randomizer</w:t>
+      </w:r>
+      <w:proofErr w:type="spellEnd"/>
+      <w:r>
+        <w:t xml:space="preserve"> dla statków komputera</w:t>
       </w:r>
     </w:p>
     <w:p>
@@ -109,7 +122,32 @@
     </w:p>
     <w:p>
       <w:r>
-        <w:t>Dalej pracuję nad wstawieniem statków przez komputer. Spróbowałąm zmienić  sposób na losowanie wartości bo wczorajszy nie działał.</w:t>
+        <w:t xml:space="preserve">Dalej pracuję nad wstawieniem statków przez komputer. </w:t>
+      </w:r>
+      <w:proofErr w:type="spellStart"/>
+      <w:r>
+        <w:t>Spróbowałąm</w:t>
+      </w:r>
+      <w:proofErr w:type="spellEnd"/>
+      <w:r>
+        <w:t xml:space="preserve"> zmienić  sposób na losowanie wartości bo wczorajszy nie działał.</w:t>
+      </w:r>
+    </w:p>
+    <w:p>
+      <w:r>
+        <w:lastRenderedPageBreak/>
+        <w:t xml:space="preserve">18 czerwca </w:t>
+      </w:r>
+    </w:p>
+    <w:p>
+      <w:r>
+        <w:t>Powoli posuwam się ze wstawianiem statków przez komputer. Jest lepiej</w:t>
+      </w:r>
+      <w:r>
+        <w:t>,</w:t>
+      </w:r>
+      <w:r>
+        <w:t xml:space="preserve"> ale problem jeszcze nie został całkowicie rozwiązany.</w:t>
       </w:r>
     </w:p>
     <w:p/>
@@ -124,7 +162,7 @@
 </file>
 
 <file path=word/styles.xml><?xml version="1.0" encoding="utf-8"?>
-<w:styles xmlns:r="http://schemas.openxmlformats.org/officeDocument/2006/relationships" xmlns:w="http://schemas.openxmlformats.org/wordprocessingml/2006/main">
+<w:styles xmlns:mc="http://schemas.openxmlformats.org/markup-compatibility/2006" xmlns:r="http://schemas.openxmlformats.org/officeDocument/2006/relationships" xmlns:w="http://schemas.openxmlformats.org/wordprocessingml/2006/main" xmlns:w14="http://schemas.microsoft.com/office/word/2010/wordml" xmlns:w15="http://schemas.microsoft.com/office/word/2012/wordml" xmlns:w16cex="http://schemas.microsoft.com/office/word/2018/wordml/cex" xmlns:w16cid="http://schemas.microsoft.com/office/word/2016/wordml/cid" xmlns:w16="http://schemas.microsoft.com/office/word/2018/wordml" xmlns:w16du="http://schemas.microsoft.com/office/word/2023/wordml/word16du" xmlns:w16sdtdh="http://schemas.microsoft.com/office/word/2020/wordml/sdtdatahash" xmlns:w16sdtfl="http://schemas.microsoft.com/office/word/2024/wordml/sdtformatlock" xmlns:w16se="http://schemas.microsoft.com/office/word/2015/wordml/symex" mc:Ignorable="w14 w15 w16se w16cid w16 w16cex w16sdtdh w16sdtfl w16du">
   <w:docDefaults>
     <w:rPrDefault>
       <w:rPr>
@@ -140,144 +178,383 @@
       </w:pPr>
     </w:pPrDefault>
   </w:docDefaults>
-  <w:latentStyles w:defLockedState="0" w:defUIPriority="99" w:defSemiHidden="1" w:defUnhideWhenUsed="1" w:defQFormat="0" w:count="267">
-    <w:lsdException w:name="Normal" w:semiHidden="0" w:uiPriority="0" w:unhideWhenUsed="0" w:qFormat="1"/>
-    <w:lsdException w:name="heading 1" w:semiHidden="0" w:uiPriority="9" w:unhideWhenUsed="0" w:qFormat="1"/>
-    <w:lsdException w:name="heading 2" w:uiPriority="9" w:qFormat="1"/>
-    <w:lsdException w:name="heading 3" w:uiPriority="9" w:qFormat="1"/>
-    <w:lsdException w:name="heading 4" w:uiPriority="9" w:qFormat="1"/>
-    <w:lsdException w:name="heading 5" w:uiPriority="9" w:qFormat="1"/>
-    <w:lsdException w:name="heading 6" w:uiPriority="9" w:qFormat="1"/>
-    <w:lsdException w:name="heading 7" w:uiPriority="9" w:qFormat="1"/>
-    <w:lsdException w:name="heading 8" w:uiPriority="9" w:qFormat="1"/>
-    <w:lsdException w:name="heading 9" w:uiPriority="9" w:qFormat="1"/>
-    <w:lsdException w:name="toc 1" w:uiPriority="39"/>
-    <w:lsdException w:name="toc 2" w:uiPriority="39"/>
-    <w:lsdException w:name="toc 3" w:uiPriority="39"/>
-    <w:lsdException w:name="toc 4" w:uiPriority="39"/>
-    <w:lsdException w:name="toc 5" w:uiPriority="39"/>
-    <w:lsdException w:name="toc 6" w:uiPriority="39"/>
-    <w:lsdException w:name="toc 7" w:uiPriority="39"/>
-    <w:lsdException w:name="toc 8" w:uiPriority="39"/>
-    <w:lsdException w:name="toc 9" w:uiPriority="39"/>
-    <w:lsdException w:name="caption" w:uiPriority="35" w:qFormat="1"/>
-    <w:lsdException w:name="Title" w:semiHidden="0" w:uiPriority="10" w:unhideWhenUsed="0" w:qFormat="1"/>
-    <w:lsdException w:name="Default Paragraph Font" w:uiPriority="1"/>
-    <w:lsdException w:name="Subtitle" w:semiHidden="0" w:uiPriority="11" w:unhideWhenUsed="0" w:qFormat="1"/>
-    <w:lsdException w:name="Strong" w:semiHidden="0" w:uiPriority="22" w:unhideWhenUsed="0" w:qFormat="1"/>
-    <w:lsdException w:name="Emphasis" w:semiHidden="0" w:uiPriority="20" w:unhideWhenUsed="0" w:qFormat="1"/>
-    <w:lsdException w:name="Table Grid" w:semiHidden="0" w:uiPriority="59" w:unhideWhenUsed="0"/>
-    <w:lsdException w:name="Placeholder Text" w:unhideWhenUsed="0"/>
-    <w:lsdException w:name="No Spacing" w:semiHidden="0" w:uiPriority="1" w:unhideWhenUsed="0" w:qFormat="1"/>
-    <w:lsdException w:name="Light Shading" w:semiHidden="0" w:uiPriority="60" w:unhideWhenUsed="0"/>
-    <w:lsdException w:name="Light List" w:semiHidden="0" w:uiPriority="61" w:unhideWhenUsed="0"/>
-    <w:lsdException w:name="Light Grid" w:semiHidden="0" w:uiPriority="62" w:unhideWhenUsed="0"/>
-    <w:lsdException w:name="Medium Shading 1" w:semiHidden="0" w:uiPriority="63" w:unhideWhenUsed="0"/>
-    <w:lsdException w:name="Medium Shading 2" w:semiHidden="0" w:uiPriority="64" w:unhideWhenUsed="0"/>
-    <w:lsdException w:name="Medium List 1" w:semiHidden="0" w:uiPriority="65" w:unhideWhenUsed="0"/>
-    <w:lsdException w:name="Medium List 2" w:semiHidden="0" w:uiPriority="66" w:unhideWhenUsed="0"/>
-    <w:lsdException w:name="Medium Grid 1" w:semiHidden="0" w:uiPriority="67" w:unhideWhenUsed="0"/>
-    <w:lsdException w:name="Medium Grid 2" w:semiHidden="0" w:uiPriority="68" w:unhideWhenUsed="0"/>
-    <w:lsdException w:name="Medium Grid 3" w:semiHidden="0" w:uiPriority="69" w:unhideWhenUsed="0"/>
-    <w:lsdException w:name="Dark List" w:semiHidden="0" w:uiPriority="70" w:unhideWhenUsed="0"/>
-    <w:lsdException w:name="Colorful Shading" w:semiHidden="0" w:uiPriority="71" w:unhideWhenUsed="0"/>
-    <w:lsdException w:name="Colorful List" w:semiHidden="0" w:uiPriority="72" w:unhideWhenUsed="0"/>
-    <w:lsdException w:name="Colorful Grid" w:semiHidden="0" w:uiPriority="73" w:unhideWhenUsed="0"/>
-    <w:lsdException w:name="Light Shading Accent 1" w:semiHidden="0" w:uiPriority="60" w:unhideWhenUsed="0"/>
-    <w:lsdException w:name="Light List Accent 1" w:semiHidden="0" w:uiPriority="61" w:unhideWhenUsed="0"/>
-    <w:lsdException w:name="Light Grid Accent 1" w:semiHidden="0" w:uiPriority="62" w:unhideWhenUsed="0"/>
-    <w:lsdException w:name="Medium Shading 1 Accent 1" w:semiHidden="0" w:uiPriority="63" w:unhideWhenUsed="0"/>
-    <w:lsdException w:name="Medium Shading 2 Accent 1" w:semiHidden="0" w:uiPriority="64" w:unhideWhenUsed="0"/>
-    <w:lsdException w:name="Medium List 1 Accent 1" w:semiHidden="0" w:uiPriority="65" w:unhideWhenUsed="0"/>
-    <w:lsdException w:name="Revision" w:unhideWhenUsed="0"/>
-    <w:lsdException w:name="List Paragraph" w:semiHidden="0" w:uiPriority="34" w:unhideWhenUsed="0" w:qFormat="1"/>
-    <w:lsdException w:name="Quote" w:semiHidden="0" w:uiPriority="29" w:unhideWhenUsed="0" w:qFormat="1"/>
-    <w:lsdException w:name="Intense Quote" w:semiHidden="0" w:uiPriority="30" w:unhideWhenUsed="0" w:qFormat="1"/>
-    <w:lsdException w:name="Medium List 2 Accent 1" w:semiHidden="0" w:uiPriority="66" w:unhideWhenUsed="0"/>
-    <w:lsdException w:name="Medium Grid 1 Accent 1" w:semiHidden="0" w:uiPriority="67" w:unhideWhenUsed="0"/>
-    <w:lsdException w:name="Medium Grid 2 Accent 1" w:semiHidden="0" w:uiPriority="68" w:unhideWhenUsed="0"/>
-    <w:lsdException w:name="Medium Grid 3 Accent 1" w:semiHidden="0" w:uiPriority="69" w:unhideWhenUsed="0"/>
-    <w:lsdException w:name="Dark List Accent 1" w:semiHidden="0" w:uiPriority="70" w:unhideWhenUsed="0"/>
-    <w:lsdException w:name="Colorful Shading Accent 1" w:semiHidden="0" w:uiPriority="71" w:unhideWhenUsed="0"/>
-    <w:lsdException w:name="Colorful List Accent 1" w:semiHidden="0" w:uiPriority="72" w:unhideWhenUsed="0"/>
-    <w:lsdException w:name="Colorful Grid Accent 1" w:semiHidden="0" w:uiPriority="73" w:unhideWhenUsed="0"/>
-    <w:lsdException w:name="Light Shading Accent 2" w:semiHidden="0" w:uiPriority="60" w:unhideWhenUsed="0"/>
-    <w:lsdException w:name="Light List Accent 2" w:semiHidden="0" w:uiPriority="61" w:unhideWhenUsed="0"/>
-    <w:lsdException w:name="Light Grid Accent 2" w:semiHidden="0" w:uiPriority="62" w:unhideWhenUsed="0"/>
-    <w:lsdException w:name="Medium Shading 1 Accent 2" w:semiHidden="0" w:uiPriority="63" w:unhideWhenUsed="0"/>
-    <w:lsdException w:name="Medium Shading 2 Accent 2" w:semiHidden="0" w:uiPriority="64" w:unhideWhenUsed="0"/>
-    <w:lsdException w:name="Medium List 1 Accent 2" w:semiHidden="0" w:uiPriority="65" w:unhideWhenUsed="0"/>
-    <w:lsdException w:name="Medium List 2 Accent 2" w:semiHidden="0" w:uiPriority="66" w:unhideWhenUsed="0"/>
-    <w:lsdException w:name="Medium Grid 1 Accent 2" w:semiHidden="0" w:uiPriority="67" w:unhideWhenUsed="0"/>
-    <w:lsdException w:name="Medium Grid 2 Accent 2" w:semiHidden="0" w:uiPriority="68" w:unhideWhenUsed="0"/>
-    <w:lsdException w:name="Medium Grid 3 Accent 2" w:semiHidden="0" w:uiPriority="69" w:unhideWhenUsed="0"/>
-    <w:lsdException w:name="Dark List Accent 2" w:semiHidden="0" w:uiPriority="70" w:unhideWhenUsed="0"/>
-    <w:lsdException w:name="Colorful Shading Accent 2" w:semiHidden="0" w:uiPriority="71" w:unhideWhenUsed="0"/>
-    <w:lsdException w:name="Colorful List Accent 2" w:semiHidden="0" w:uiPriority="72" w:unhideWhenUsed="0"/>
-    <w:lsdException w:name="Colorful Grid Accent 2" w:semiHidden="0" w:uiPriority="73" w:unhideWhenUsed="0"/>
-    <w:lsdException w:name="Light Shading Accent 3" w:semiHidden="0" w:uiPriority="60" w:unhideWhenUsed="0"/>
-    <w:lsdException w:name="Light List Accent 3" w:semiHidden="0" w:uiPriority="61" w:unhideWhenUsed="0"/>
-    <w:lsdException w:name="Light Grid Accent 3" w:semiHidden="0" w:uiPriority="62" w:unhideWhenUsed="0"/>
-    <w:lsdException w:name="Medium Shading 1 Accent 3" w:semiHidden="0" w:uiPriority="63" w:unhideWhenUsed="0"/>
-    <w:lsdException w:name="Medium Shading 2 Accent 3" w:semiHidden="0" w:uiPriority="64" w:unhideWhenUsed="0"/>
-    <w:lsdException w:name="Medium List 1 Accent 3" w:semiHidden="0" w:uiPriority="65" w:unhideWhenUsed="0"/>
-    <w:lsdException w:name="Medium List 2 Accent 3" w:semiHidden="0" w:uiPriority="66" w:unhideWhenUsed="0"/>
-    <w:lsdException w:name="Medium Grid 1 Accent 3" w:semiHidden="0" w:uiPriority="67" w:unhideWhenUsed="0"/>
-    <w:lsdException w:name="Medium Grid 2 Accent 3" w:semiHidden="0" w:uiPriority="68" w:unhideWhenUsed="0"/>
-    <w:lsdException w:name="Medium Grid 3 Accent 3" w:semiHidden="0" w:uiPriority="69" w:unhideWhenUsed="0"/>
-    <w:lsdException w:name="Dark List Accent 3" w:semiHidden="0" w:uiPriority="70" w:unhideWhenUsed="0"/>
-    <w:lsdException w:name="Colorful Shading Accent 3" w:semiHidden="0" w:uiPriority="71" w:unhideWhenUsed="0"/>
-    <w:lsdException w:name="Colorful List Accent 3" w:semiHidden="0" w:uiPriority="72" w:unhideWhenUsed="0"/>
-    <w:lsdException w:name="Colorful Grid Accent 3" w:semiHidden="0" w:uiPriority="73" w:unhideWhenUsed="0"/>
-    <w:lsdException w:name="Light Shading Accent 4" w:semiHidden="0" w:uiPriority="60" w:unhideWhenUsed="0"/>
-    <w:lsdException w:name="Light List Accent 4" w:semiHidden="0" w:uiPriority="61" w:unhideWhenUsed="0"/>
-    <w:lsdException w:name="Light Grid Accent 4" w:semiHidden="0" w:uiPriority="62" w:unhideWhenUsed="0"/>
-    <w:lsdException w:name="Medium Shading 1 Accent 4" w:semiHidden="0" w:uiPriority="63" w:unhideWhenUsed="0"/>
-    <w:lsdException w:name="Medium Shading 2 Accent 4" w:semiHidden="0" w:uiPriority="64" w:unhideWhenUsed="0"/>
-    <w:lsdException w:name="Medium List 1 Accent 4" w:semiHidden="0" w:uiPriority="65" w:unhideWhenUsed="0"/>
-    <w:lsdException w:name="Medium List 2 Accent 4" w:semiHidden="0" w:uiPriority="66" w:unhideWhenUsed="0"/>
-    <w:lsdException w:name="Medium Grid 1 Accent 4" w:semiHidden="0" w:uiPriority="67" w:unhideWhenUsed="0"/>
-    <w:lsdException w:name="Medium Grid 2 Accent 4" w:semiHidden="0" w:uiPriority="68" w:unhideWhenUsed="0"/>
-    <w:lsdException w:name="Medium Grid 3 Accent 4" w:semiHidden="0" w:uiPriority="69" w:unhideWhenUsed="0"/>
-    <w:lsdException w:name="Dark List Accent 4" w:semiHidden="0" w:uiPriority="70" w:unhideWhenUsed="0"/>
-    <w:lsdException w:name="Colorful Shading Accent 4" w:semiHidden="0" w:uiPriority="71" w:unhideWhenUsed="0"/>
-    <w:lsdException w:name="Colorful List Accent 4" w:semiHidden="0" w:uiPriority="72" w:unhideWhenUsed="0"/>
-    <w:lsdException w:name="Colorful Grid Accent 4" w:semiHidden="0" w:uiPriority="73" w:unhideWhenUsed="0"/>
-    <w:lsdException w:name="Light Shading Accent 5" w:semiHidden="0" w:uiPriority="60" w:unhideWhenUsed="0"/>
-    <w:lsdException w:name="Light List Accent 5" w:semiHidden="0" w:uiPriority="61" w:unhideWhenUsed="0"/>
-    <w:lsdException w:name="Light Grid Accent 5" w:semiHidden="0" w:uiPriority="62" w:unhideWhenUsed="0"/>
-    <w:lsdException w:name="Medium Shading 1 Accent 5" w:semiHidden="0" w:uiPriority="63" w:unhideWhenUsed="0"/>
-    <w:lsdException w:name="Medium Shading 2 Accent 5" w:semiHidden="0" w:uiPriority="64" w:unhideWhenUsed="0"/>
-    <w:lsdException w:name="Medium List 1 Accent 5" w:semiHidden="0" w:uiPriority="65" w:unhideWhenUsed="0"/>
-    <w:lsdException w:name="Medium List 2 Accent 5" w:semiHidden="0" w:uiPriority="66" w:unhideWhenUsed="0"/>
-    <w:lsdException w:name="Medium Grid 1 Accent 5" w:semiHidden="0" w:uiPriority="67" w:unhideWhenUsed="0"/>
-    <w:lsdException w:name="Medium Grid 2 Accent 5" w:semiHidden="0" w:uiPriority="68" w:unhideWhenUsed="0"/>
-    <w:lsdException w:name="Medium Grid 3 Accent 5" w:semiHidden="0" w:uiPriority="69" w:unhideWhenUsed="0"/>
-    <w:lsdException w:name="Dark List Accent 5" w:semiHidden="0" w:uiPriority="70" w:unhideWhenUsed="0"/>
-    <w:lsdException w:name="Colorful Shading Accent 5" w:semiHidden="0" w:uiPriority="71" w:unhideWhenUsed="0"/>
-    <w:lsdException w:name="Colorful List Accent 5" w:semiHidden="0" w:uiPriority="72" w:unhideWhenUsed="0"/>
-    <w:lsdException w:name="Colorful Grid Accent 5" w:semiHidden="0" w:uiPriority="73" w:unhideWhenUsed="0"/>
-    <w:lsdException w:name="Light Shading Accent 6" w:semiHidden="0" w:uiPriority="60" w:unhideWhenUsed="0"/>
-    <w:lsdException w:name="Light List Accent 6" w:semiHidden="0" w:uiPriority="61" w:unhideWhenUsed="0"/>
-    <w:lsdException w:name="Light Grid Accent 6" w:semiHidden="0" w:uiPriority="62" w:unhideWhenUsed="0"/>
-    <w:lsdException w:name="Medium Shading 1 Accent 6" w:semiHidden="0" w:uiPriority="63" w:unhideWhenUsed="0"/>
-    <w:lsdException w:name="Medium Shading 2 Accent 6" w:semiHidden="0" w:uiPriority="64" w:unhideWhenUsed="0"/>
-    <w:lsdException w:name="Medium List 1 Accent 6" w:semiHidden="0" w:uiPriority="65" w:unhideWhenUsed="0"/>
-    <w:lsdException w:name="Medium List 2 Accent 6" w:semiHidden="0" w:uiPriority="66" w:unhideWhenUsed="0"/>
-    <w:lsdException w:name="Medium Grid 1 Accent 6" w:semiHidden="0" w:uiPriority="67" w:unhideWhenUsed="0"/>
-    <w:lsdException w:name="Medium Grid 2 Accent 6" w:semiHidden="0" w:uiPriority="68" w:unhideWhenUsed="0"/>
-    <w:lsdException w:name="Medium Grid 3 Accent 6" w:semiHidden="0" w:uiPriority="69" w:unhideWhenUsed="0"/>
-    <w:lsdException w:name="Dark List Accent 6" w:semiHidden="0" w:uiPriority="70" w:unhideWhenUsed="0"/>
-    <w:lsdException w:name="Colorful Shading Accent 6" w:semiHidden="0" w:uiPriority="71" w:unhideWhenUsed="0"/>
-    <w:lsdException w:name="Colorful List Accent 6" w:semiHidden="0" w:uiPriority="72" w:unhideWhenUsed="0"/>
-    <w:lsdException w:name="Colorful Grid Accent 6" w:semiHidden="0" w:uiPriority="73" w:unhideWhenUsed="0"/>
-    <w:lsdException w:name="Subtle Emphasis" w:semiHidden="0" w:uiPriority="19" w:unhideWhenUsed="0" w:qFormat="1"/>
-    <w:lsdException w:name="Intense Emphasis" w:semiHidden="0" w:uiPriority="21" w:unhideWhenUsed="0" w:qFormat="1"/>
-    <w:lsdException w:name="Subtle Reference" w:semiHidden="0" w:uiPriority="31" w:unhideWhenUsed="0" w:qFormat="1"/>
-    <w:lsdException w:name="Intense Reference" w:semiHidden="0" w:uiPriority="32" w:unhideWhenUsed="0" w:qFormat="1"/>
-    <w:lsdException w:name="Book Title" w:semiHidden="0" w:uiPriority="33" w:unhideWhenUsed="0" w:qFormat="1"/>
-    <w:lsdException w:name="Bibliography" w:uiPriority="37"/>
-    <w:lsdException w:name="TOC Heading" w:uiPriority="39" w:qFormat="1"/>
+  <w:latentStyles w:defLockedState="0" w:defUIPriority="99" w:defSemiHidden="0" w:defUnhideWhenUsed="0" w:defQFormat="0" w:count="376">
+    <w:lsdException w:name="Normal" w:uiPriority="0" w:qFormat="1"/>
+    <w:lsdException w:name="heading 1" w:uiPriority="9" w:qFormat="1"/>
+    <w:lsdException w:name="heading 2" w:semiHidden="1" w:uiPriority="9" w:unhideWhenUsed="1" w:qFormat="1"/>
+    <w:lsdException w:name="heading 3" w:semiHidden="1" w:uiPriority="9" w:unhideWhenUsed="1" w:qFormat="1"/>
+    <w:lsdException w:name="heading 4" w:semiHidden="1" w:uiPriority="9" w:unhideWhenUsed="1" w:qFormat="1"/>
+    <w:lsdException w:name="heading 5" w:semiHidden="1" w:uiPriority="9" w:unhideWhenUsed="1" w:qFormat="1"/>
+    <w:lsdException w:name="heading 6" w:semiHidden="1" w:uiPriority="9" w:unhideWhenUsed="1" w:qFormat="1"/>
+    <w:lsdException w:name="heading 7" w:semiHidden="1" w:uiPriority="9" w:unhideWhenUsed="1" w:qFormat="1"/>
+    <w:lsdException w:name="heading 8" w:semiHidden="1" w:uiPriority="9" w:unhideWhenUsed="1" w:qFormat="1"/>
+    <w:lsdException w:name="heading 9" w:semiHidden="1" w:uiPriority="9" w:unhideWhenUsed="1" w:qFormat="1"/>
+    <w:lsdException w:name="index 1" w:semiHidden="1" w:unhideWhenUsed="1"/>
+    <w:lsdException w:name="index 2" w:semiHidden="1" w:unhideWhenUsed="1"/>
+    <w:lsdException w:name="index 3" w:semiHidden="1" w:unhideWhenUsed="1"/>
+    <w:lsdException w:name="index 4" w:semiHidden="1" w:unhideWhenUsed="1"/>
+    <w:lsdException w:name="index 5" w:semiHidden="1" w:unhideWhenUsed="1"/>
+    <w:lsdException w:name="index 6" w:semiHidden="1" w:unhideWhenUsed="1"/>
+    <w:lsdException w:name="index 7" w:semiHidden="1" w:unhideWhenUsed="1"/>
+    <w:lsdException w:name="index 8" w:semiHidden="1" w:unhideWhenUsed="1"/>
+    <w:lsdException w:name="index 9" w:semiHidden="1" w:unhideWhenUsed="1"/>
+    <w:lsdException w:name="toc 1" w:semiHidden="1" w:uiPriority="39" w:unhideWhenUsed="1"/>
+    <w:lsdException w:name="toc 2" w:semiHidden="1" w:uiPriority="39" w:unhideWhenUsed="1"/>
+    <w:lsdException w:name="toc 3" w:semiHidden="1" w:uiPriority="39" w:unhideWhenUsed="1"/>
+    <w:lsdException w:name="toc 4" w:semiHidden="1" w:uiPriority="39" w:unhideWhenUsed="1"/>
+    <w:lsdException w:name="toc 5" w:semiHidden="1" w:uiPriority="39" w:unhideWhenUsed="1"/>
+    <w:lsdException w:name="toc 6" w:semiHidden="1" w:uiPriority="39" w:unhideWhenUsed="1"/>
+    <w:lsdException w:name="toc 7" w:semiHidden="1" w:uiPriority="39" w:unhideWhenUsed="1"/>
+    <w:lsdException w:name="toc 8" w:semiHidden="1" w:uiPriority="39" w:unhideWhenUsed="1"/>
+    <w:lsdException w:name="toc 9" w:semiHidden="1" w:uiPriority="39" w:unhideWhenUsed="1"/>
+    <w:lsdException w:name="Normal Indent" w:semiHidden="1" w:unhideWhenUsed="1"/>
+    <w:lsdException w:name="footnote text" w:semiHidden="1" w:unhideWhenUsed="1"/>
+    <w:lsdException w:name="annotation text" w:semiHidden="1" w:unhideWhenUsed="1"/>
+    <w:lsdException w:name="header" w:semiHidden="1" w:unhideWhenUsed="1"/>
+    <w:lsdException w:name="footer" w:semiHidden="1" w:unhideWhenUsed="1"/>
+    <w:lsdException w:name="index heading" w:semiHidden="1" w:unhideWhenUsed="1"/>
+    <w:lsdException w:name="caption" w:semiHidden="1" w:uiPriority="35" w:unhideWhenUsed="1" w:qFormat="1"/>
+    <w:lsdException w:name="table of figures" w:semiHidden="1" w:unhideWhenUsed="1"/>
+    <w:lsdException w:name="envelope address" w:semiHidden="1" w:unhideWhenUsed="1"/>
+    <w:lsdException w:name="envelope return" w:semiHidden="1" w:unhideWhenUsed="1"/>
+    <w:lsdException w:name="footnote reference" w:semiHidden="1" w:unhideWhenUsed="1"/>
+    <w:lsdException w:name="annotation reference" w:semiHidden="1" w:unhideWhenUsed="1"/>
+    <w:lsdException w:name="line number" w:semiHidden="1" w:unhideWhenUsed="1"/>
+    <w:lsdException w:name="page number" w:semiHidden="1" w:unhideWhenUsed="1"/>
+    <w:lsdException w:name="endnote reference" w:semiHidden="1" w:unhideWhenUsed="1"/>
+    <w:lsdException w:name="endnote text" w:semiHidden="1" w:unhideWhenUsed="1"/>
+    <w:lsdException w:name="table of authorities" w:semiHidden="1" w:unhideWhenUsed="1"/>
+    <w:lsdException w:name="macro" w:semiHidden="1" w:unhideWhenUsed="1"/>
+    <w:lsdException w:name="toa heading" w:semiHidden="1" w:unhideWhenUsed="1"/>
+    <w:lsdException w:name="List" w:semiHidden="1" w:unhideWhenUsed="1"/>
+    <w:lsdException w:name="List Bullet" w:semiHidden="1" w:unhideWhenUsed="1"/>
+    <w:lsdException w:name="List Number" w:semiHidden="1" w:unhideWhenUsed="1"/>
+    <w:lsdException w:name="List 2" w:semiHidden="1" w:unhideWhenUsed="1"/>
+    <w:lsdException w:name="List 3" w:semiHidden="1" w:unhideWhenUsed="1"/>
+    <w:lsdException w:name="List 4" w:semiHidden="1" w:unhideWhenUsed="1"/>
+    <w:lsdException w:name="List 5" w:semiHidden="1" w:unhideWhenUsed="1"/>
+    <w:lsdException w:name="List Bullet 2" w:semiHidden="1" w:unhideWhenUsed="1"/>
+    <w:lsdException w:name="List Bullet 3" w:semiHidden="1" w:unhideWhenUsed="1"/>
+    <w:lsdException w:name="List Bullet 4" w:semiHidden="1" w:unhideWhenUsed="1"/>
+    <w:lsdException w:name="List Bullet 5" w:semiHidden="1" w:unhideWhenUsed="1"/>
+    <w:lsdException w:name="List Number 2" w:semiHidden="1" w:unhideWhenUsed="1"/>
+    <w:lsdException w:name="List Number 3" w:semiHidden="1" w:unhideWhenUsed="1"/>
+    <w:lsdException w:name="List Number 4" w:semiHidden="1" w:unhideWhenUsed="1"/>
+    <w:lsdException w:name="List Number 5" w:semiHidden="1" w:unhideWhenUsed="1"/>
+    <w:lsdException w:name="Title" w:uiPriority="10" w:qFormat="1"/>
+    <w:lsdException w:name="Closing" w:semiHidden="1" w:unhideWhenUsed="1"/>
+    <w:lsdException w:name="Signature" w:semiHidden="1" w:unhideWhenUsed="1"/>
+    <w:lsdException w:name="Default Paragraph Font" w:semiHidden="1" w:uiPriority="1" w:unhideWhenUsed="1"/>
+    <w:lsdException w:name="Body Text" w:semiHidden="1" w:unhideWhenUsed="1"/>
+    <w:lsdException w:name="Body Text Indent" w:semiHidden="1" w:unhideWhenUsed="1"/>
+    <w:lsdException w:name="List Continue" w:semiHidden="1" w:unhideWhenUsed="1"/>
+    <w:lsdException w:name="List Continue 2" w:semiHidden="1" w:unhideWhenUsed="1"/>
+    <w:lsdException w:name="List Continue 3" w:semiHidden="1" w:unhideWhenUsed="1"/>
+    <w:lsdException w:name="List Continue 4" w:semiHidden="1" w:unhideWhenUsed="1"/>
+    <w:lsdException w:name="List Continue 5" w:semiHidden="1" w:unhideWhenUsed="1"/>
+    <w:lsdException w:name="Message Header" w:semiHidden="1" w:unhideWhenUsed="1"/>
+    <w:lsdException w:name="Subtitle" w:uiPriority="11" w:qFormat="1"/>
+    <w:lsdException w:name="Salutation" w:semiHidden="1" w:unhideWhenUsed="1"/>
+    <w:lsdException w:name="Date" w:semiHidden="1" w:unhideWhenUsed="1"/>
+    <w:lsdException w:name="Body Text First Indent" w:semiHidden="1" w:unhideWhenUsed="1"/>
+    <w:lsdException w:name="Body Text First Indent 2" w:semiHidden="1" w:unhideWhenUsed="1"/>
+    <w:lsdException w:name="Note Heading" w:semiHidden="1" w:unhideWhenUsed="1"/>
+    <w:lsdException w:name="Body Text 2" w:semiHidden="1" w:unhideWhenUsed="1"/>
+    <w:lsdException w:name="Body Text 3" w:semiHidden="1" w:unhideWhenUsed="1"/>
+    <w:lsdException w:name="Body Text Indent 2" w:semiHidden="1" w:unhideWhenUsed="1"/>
+    <w:lsdException w:name="Body Text Indent 3" w:semiHidden="1" w:unhideWhenUsed="1"/>
+    <w:lsdException w:name="Block Text" w:semiHidden="1" w:unhideWhenUsed="1"/>
+    <w:lsdException w:name="Hyperlink" w:semiHidden="1" w:unhideWhenUsed="1"/>
+    <w:lsdException w:name="FollowedHyperlink" w:semiHidden="1" w:unhideWhenUsed="1"/>
+    <w:lsdException w:name="Strong" w:uiPriority="22" w:qFormat="1"/>
+    <w:lsdException w:name="Emphasis" w:uiPriority="20" w:qFormat="1"/>
+    <w:lsdException w:name="Document Map" w:semiHidden="1" w:unhideWhenUsed="1"/>
+    <w:lsdException w:name="Plain Text" w:semiHidden="1" w:unhideWhenUsed="1"/>
+    <w:lsdException w:name="E-mail Signature" w:semiHidden="1" w:unhideWhenUsed="1"/>
+    <w:lsdException w:name="HTML Top of Form" w:semiHidden="1" w:unhideWhenUsed="1"/>
+    <w:lsdException w:name="HTML Bottom of Form" w:semiHidden="1" w:unhideWhenUsed="1"/>
+    <w:lsdException w:name="Normal (Web)" w:semiHidden="1" w:unhideWhenUsed="1"/>
+    <w:lsdException w:name="HTML Acronym" w:semiHidden="1" w:unhideWhenUsed="1"/>
+    <w:lsdException w:name="HTML Address" w:semiHidden="1" w:unhideWhenUsed="1"/>
+    <w:lsdException w:name="HTML Cite" w:semiHidden="1" w:unhideWhenUsed="1"/>
+    <w:lsdException w:name="HTML Code" w:semiHidden="1" w:unhideWhenUsed="1"/>
+    <w:lsdException w:name="HTML Definition" w:semiHidden="1" w:unhideWhenUsed="1"/>
+    <w:lsdException w:name="HTML Keyboard" w:semiHidden="1" w:unhideWhenUsed="1"/>
+    <w:lsdException w:name="HTML Preformatted" w:semiHidden="1" w:unhideWhenUsed="1"/>
+    <w:lsdException w:name="HTML Sample" w:semiHidden="1" w:unhideWhenUsed="1"/>
+    <w:lsdException w:name="HTML Typewriter" w:semiHidden="1" w:unhideWhenUsed="1"/>
+    <w:lsdException w:name="HTML Variable" w:semiHidden="1" w:unhideWhenUsed="1"/>
+    <w:lsdException w:name="Normal Table" w:semiHidden="1" w:unhideWhenUsed="1"/>
+    <w:lsdException w:name="annotation subject" w:semiHidden="1" w:unhideWhenUsed="1"/>
+    <w:lsdException w:name="No List" w:semiHidden="1" w:unhideWhenUsed="1"/>
+    <w:lsdException w:name="Outline List 1" w:semiHidden="1" w:unhideWhenUsed="1"/>
+    <w:lsdException w:name="Outline List 2" w:semiHidden="1" w:unhideWhenUsed="1"/>
+    <w:lsdException w:name="Outline List 3" w:semiHidden="1" w:unhideWhenUsed="1"/>
+    <w:lsdException w:name="Table Simple 1" w:semiHidden="1" w:unhideWhenUsed="1"/>
+    <w:lsdException w:name="Table Simple 2" w:semiHidden="1" w:unhideWhenUsed="1"/>
+    <w:lsdException w:name="Table Simple 3" w:semiHidden="1" w:unhideWhenUsed="1"/>
+    <w:lsdException w:name="Table Classic 1" w:semiHidden="1" w:unhideWhenUsed="1"/>
+    <w:lsdException w:name="Table Classic 2" w:semiHidden="1" w:unhideWhenUsed="1"/>
+    <w:lsdException w:name="Table Classic 3" w:semiHidden="1" w:unhideWhenUsed="1"/>
+    <w:lsdException w:name="Table Classic 4" w:semiHidden="1" w:unhideWhenUsed="1"/>
+    <w:lsdException w:name="Table Colorful 1" w:semiHidden="1" w:unhideWhenUsed="1"/>
+    <w:lsdException w:name="Table Colorful 2" w:semiHidden="1" w:unhideWhenUsed="1"/>
+    <w:lsdException w:name="Table Colorful 3" w:semiHidden="1" w:unhideWhenUsed="1"/>
+    <w:lsdException w:name="Table Columns 1" w:semiHidden="1" w:unhideWhenUsed="1"/>
+    <w:lsdException w:name="Table Columns 2" w:semiHidden="1" w:unhideWhenUsed="1"/>
+    <w:lsdException w:name="Table Columns 3" w:semiHidden="1" w:unhideWhenUsed="1"/>
+    <w:lsdException w:name="Table Columns 4" w:semiHidden="1" w:unhideWhenUsed="1"/>
+    <w:lsdException w:name="Table Columns 5" w:semiHidden="1" w:unhideWhenUsed="1"/>
+    <w:lsdException w:name="Table Grid 1" w:semiHidden="1" w:unhideWhenUsed="1"/>
+    <w:lsdException w:name="Table Grid 2" w:semiHidden="1" w:unhideWhenUsed="1"/>
+    <w:lsdException w:name="Table Grid 3" w:semiHidden="1" w:unhideWhenUsed="1"/>
+    <w:lsdException w:name="Table Grid 4" w:semiHidden="1" w:unhideWhenUsed="1"/>
+    <w:lsdException w:name="Table Grid 5" w:semiHidden="1" w:unhideWhenUsed="1"/>
+    <w:lsdException w:name="Table Grid 6" w:semiHidden="1" w:unhideWhenUsed="1"/>
+    <w:lsdException w:name="Table Grid 7" w:semiHidden="1" w:unhideWhenUsed="1"/>
+    <w:lsdException w:name="Table Grid 8" w:semiHidden="1" w:unhideWhenUsed="1"/>
+    <w:lsdException w:name="Table List 1" w:semiHidden="1" w:unhideWhenUsed="1"/>
+    <w:lsdException w:name="Table List 2" w:semiHidden="1" w:unhideWhenUsed="1"/>
+    <w:lsdException w:name="Table List 3" w:semiHidden="1" w:unhideWhenUsed="1"/>
+    <w:lsdException w:name="Table List 4" w:semiHidden="1" w:unhideWhenUsed="1"/>
+    <w:lsdException w:name="Table List 5" w:semiHidden="1" w:unhideWhenUsed="1"/>
+    <w:lsdException w:name="Table List 6" w:semiHidden="1" w:unhideWhenUsed="1"/>
+    <w:lsdException w:name="Table List 7" w:semiHidden="1" w:unhideWhenUsed="1"/>
+    <w:lsdException w:name="Table List 8" w:semiHidden="1" w:unhideWhenUsed="1"/>
+    <w:lsdException w:name="Table 3D effects 1" w:semiHidden="1" w:unhideWhenUsed="1"/>
+    <w:lsdException w:name="Table 3D effects 2" w:semiHidden="1" w:unhideWhenUsed="1"/>
+    <w:lsdException w:name="Table 3D effects 3" w:semiHidden="1" w:unhideWhenUsed="1"/>
+    <w:lsdException w:name="Table Contemporary" w:semiHidden="1" w:unhideWhenUsed="1"/>
+    <w:lsdException w:name="Table Elegant" w:semiHidden="1" w:unhideWhenUsed="1"/>
+    <w:lsdException w:name="Table Professional" w:semiHidden="1" w:unhideWhenUsed="1"/>
+    <w:lsdException w:name="Table Subtle 1" w:semiHidden="1" w:unhideWhenUsed="1"/>
+    <w:lsdException w:name="Table Subtle 2" w:semiHidden="1" w:unhideWhenUsed="1"/>
+    <w:lsdException w:name="Table Web 1" w:semiHidden="1" w:unhideWhenUsed="1"/>
+    <w:lsdException w:name="Table Web 2" w:semiHidden="1" w:unhideWhenUsed="1"/>
+    <w:lsdException w:name="Table Web 3" w:semiHidden="1" w:unhideWhenUsed="1"/>
+    <w:lsdException w:name="Balloon Text" w:semiHidden="1" w:unhideWhenUsed="1"/>
+    <w:lsdException w:name="Table Grid" w:uiPriority="59"/>
+    <w:lsdException w:name="Table Theme" w:semiHidden="1" w:unhideWhenUsed="1"/>
+    <w:lsdException w:name="Placeholder Text" w:semiHidden="1"/>
+    <w:lsdException w:name="No Spacing" w:uiPriority="1" w:qFormat="1"/>
+    <w:lsdException w:name="Light Shading" w:uiPriority="60"/>
+    <w:lsdException w:name="Light List" w:uiPriority="61"/>
+    <w:lsdException w:name="Light Grid" w:uiPriority="62"/>
+    <w:lsdException w:name="Medium Shading 1" w:uiPriority="63"/>
+    <w:lsdException w:name="Medium Shading 2" w:uiPriority="64"/>
+    <w:lsdException w:name="Medium List 1" w:uiPriority="65"/>
+    <w:lsdException w:name="Medium List 2" w:uiPriority="66"/>
+    <w:lsdException w:name="Medium Grid 1" w:uiPriority="67"/>
+    <w:lsdException w:name="Medium Grid 2" w:uiPriority="68"/>
+    <w:lsdException w:name="Medium Grid 3" w:uiPriority="69"/>
+    <w:lsdException w:name="Dark List" w:uiPriority="70"/>
+    <w:lsdException w:name="Colorful Shading" w:uiPriority="71"/>
+    <w:lsdException w:name="Colorful List" w:uiPriority="72"/>
+    <w:lsdException w:name="Colorful Grid" w:uiPriority="73"/>
+    <w:lsdException w:name="Light Shading Accent 1" w:uiPriority="60"/>
+    <w:lsdException w:name="Light List Accent 1" w:uiPriority="61"/>
+    <w:lsdException w:name="Light Grid Accent 1" w:uiPriority="62"/>
+    <w:lsdException w:name="Medium Shading 1 Accent 1" w:uiPriority="63"/>
+    <w:lsdException w:name="Medium Shading 2 Accent 1" w:uiPriority="64"/>
+    <w:lsdException w:name="Medium List 1 Accent 1" w:uiPriority="65"/>
+    <w:lsdException w:name="Revision" w:semiHidden="1"/>
+    <w:lsdException w:name="List Paragraph" w:uiPriority="34" w:qFormat="1"/>
+    <w:lsdException w:name="Quote" w:uiPriority="29" w:qFormat="1"/>
+    <w:lsdException w:name="Intense Quote" w:uiPriority="30" w:qFormat="1"/>
+    <w:lsdException w:name="Medium List 2 Accent 1" w:uiPriority="66"/>
+    <w:lsdException w:name="Medium Grid 1 Accent 1" w:uiPriority="67"/>
+    <w:lsdException w:name="Medium Grid 2 Accent 1" w:uiPriority="68"/>
+    <w:lsdException w:name="Medium Grid 3 Accent 1" w:uiPriority="69"/>
+    <w:lsdException w:name="Dark List Accent 1" w:uiPriority="70"/>
+    <w:lsdException w:name="Colorful Shading Accent 1" w:uiPriority="71"/>
+    <w:lsdException w:name="Colorful List Accent 1" w:uiPriority="72"/>
+    <w:lsdException w:name="Colorful Grid Accent 1" w:uiPriority="73"/>
+    <w:lsdException w:name="Light Shading Accent 2" w:uiPriority="60"/>
+    <w:lsdException w:name="Light List Accent 2" w:uiPriority="61"/>
+    <w:lsdException w:name="Light Grid Accent 2" w:uiPriority="62"/>
+    <w:lsdException w:name="Medium Shading 1 Accent 2" w:uiPriority="63"/>
+    <w:lsdException w:name="Medium Shading 2 Accent 2" w:uiPriority="64"/>
+    <w:lsdException w:name="Medium List 1 Accent 2" w:uiPriority="65"/>
+    <w:lsdException w:name="Medium List 2 Accent 2" w:uiPriority="66"/>
+    <w:lsdException w:name="Medium Grid 1 Accent 2" w:uiPriority="67"/>
+    <w:lsdException w:name="Medium Grid 2 Accent 2" w:uiPriority="68"/>
+    <w:lsdException w:name="Medium Grid 3 Accent 2" w:uiPriority="69"/>
+    <w:lsdException w:name="Dark List Accent 2" w:uiPriority="70"/>
+    <w:lsdException w:name="Colorful Shading Accent 2" w:uiPriority="71"/>
+    <w:lsdException w:name="Colorful List Accent 2" w:uiPriority="72"/>
+    <w:lsdException w:name="Colorful Grid Accent 2" w:uiPriority="73"/>
+    <w:lsdException w:name="Light Shading Accent 3" w:uiPriority="60"/>
+    <w:lsdException w:name="Light List Accent 3" w:uiPriority="61"/>
+    <w:lsdException w:name="Light Grid Accent 3" w:uiPriority="62"/>
+    <w:lsdException w:name="Medium Shading 1 Accent 3" w:uiPriority="63"/>
+    <w:lsdException w:name="Medium Shading 2 Accent 3" w:uiPriority="64"/>
+    <w:lsdException w:name="Medium List 1 Accent 3" w:uiPriority="65"/>
+    <w:lsdException w:name="Medium List 2 Accent 3" w:uiPriority="66"/>
+    <w:lsdException w:name="Medium Grid 1 Accent 3" w:uiPriority="67"/>
+    <w:lsdException w:name="Medium Grid 2 Accent 3" w:uiPriority="68"/>
+    <w:lsdException w:name="Medium Grid 3 Accent 3" w:uiPriority="69"/>
+    <w:lsdException w:name="Dark List Accent 3" w:uiPriority="70"/>
+    <w:lsdException w:name="Colorful Shading Accent 3" w:uiPriority="71"/>
+    <w:lsdException w:name="Colorful List Accent 3" w:uiPriority="72"/>
+    <w:lsdException w:name="Colorful Grid Accent 3" w:uiPriority="73"/>
+    <w:lsdException w:name="Light Shading Accent 4" w:uiPriority="60"/>
+    <w:lsdException w:name="Light List Accent 4" w:uiPriority="61"/>
+    <w:lsdException w:name="Light Grid Accent 4" w:uiPriority="62"/>
+    <w:lsdException w:name="Medium Shading 1 Accent 4" w:uiPriority="63"/>
+    <w:lsdException w:name="Medium Shading 2 Accent 4" w:uiPriority="64"/>
+    <w:lsdException w:name="Medium List 1 Accent 4" w:uiPriority="65"/>
+    <w:lsdException w:name="Medium List 2 Accent 4" w:uiPriority="66"/>
+    <w:lsdException w:name="Medium Grid 1 Accent 4" w:uiPriority="67"/>
+    <w:lsdException w:name="Medium Grid 2 Accent 4" w:uiPriority="68"/>
+    <w:lsdException w:name="Medium Grid 3 Accent 4" w:uiPriority="69"/>
+    <w:lsdException w:name="Dark List Accent 4" w:uiPriority="70"/>
+    <w:lsdException w:name="Colorful Shading Accent 4" w:uiPriority="71"/>
+    <w:lsdException w:name="Colorful List Accent 4" w:uiPriority="72"/>
+    <w:lsdException w:name="Colorful Grid Accent 4" w:uiPriority="73"/>
+    <w:lsdException w:name="Light Shading Accent 5" w:uiPriority="60"/>
+    <w:lsdException w:name="Light List Accent 5" w:uiPriority="61"/>
+    <w:lsdException w:name="Light Grid Accent 5" w:uiPriority="62"/>
+    <w:lsdException w:name="Medium Shading 1 Accent 5" w:uiPriority="63"/>
+    <w:lsdException w:name="Medium Shading 2 Accent 5" w:uiPriority="64"/>
+    <w:lsdException w:name="Medium List 1 Accent 5" w:uiPriority="65"/>
+    <w:lsdException w:name="Medium List 2 Accent 5" w:uiPriority="66"/>
+    <w:lsdException w:name="Medium Grid 1 Accent 5" w:uiPriority="67"/>
+    <w:lsdException w:name="Medium Grid 2 Accent 5" w:uiPriority="68"/>
+    <w:lsdException w:name="Medium Grid 3 Accent 5" w:uiPriority="69"/>
+    <w:lsdException w:name="Dark List Accent 5" w:uiPriority="70"/>
+    <w:lsdException w:name="Colorful Shading Accent 5" w:uiPriority="71"/>
+    <w:lsdException w:name="Colorful List Accent 5" w:uiPriority="72"/>
+    <w:lsdException w:name="Colorful Grid Accent 5" w:uiPriority="73"/>
+    <w:lsdException w:name="Light Shading Accent 6" w:uiPriority="60"/>
+    <w:lsdException w:name="Light List Accent 6" w:uiPriority="61"/>
+    <w:lsdException w:name="Light Grid Accent 6" w:uiPriority="62"/>
+    <w:lsdException w:name="Medium Shading 1 Accent 6" w:uiPriority="63"/>
+    <w:lsdException w:name="Medium Shading 2 Accent 6" w:uiPriority="64"/>
+    <w:lsdException w:name="Medium List 1 Accent 6" w:uiPriority="65"/>
+    <w:lsdException w:name="Medium List 2 Accent 6" w:uiPriority="66"/>
+    <w:lsdException w:name="Medium Grid 1 Accent 6" w:uiPriority="67"/>
+    <w:lsdException w:name="Medium Grid 2 Accent 6" w:uiPriority="68"/>
+    <w:lsdException w:name="Medium Grid 3 Accent 6" w:uiPriority="69"/>
+    <w:lsdException w:name="Dark List Accent 6" w:uiPriority="70"/>
+    <w:lsdException w:name="Colorful Shading Accent 6" w:uiPriority="71"/>
+    <w:lsdException w:name="Colorful List Accent 6" w:uiPriority="72"/>
+    <w:lsdException w:name="Colorful Grid Accent 6" w:uiPriority="73"/>
+    <w:lsdException w:name="Subtle Emphasis" w:uiPriority="19" w:qFormat="1"/>
+    <w:lsdException w:name="Intense Emphasis" w:uiPriority="21" w:qFormat="1"/>
+    <w:lsdException w:name="Subtle Reference" w:uiPriority="31" w:qFormat="1"/>
+    <w:lsdException w:name="Intense Reference" w:uiPriority="32" w:qFormat="1"/>
+    <w:lsdException w:name="Book Title" w:uiPriority="33" w:qFormat="1"/>
+    <w:lsdException w:name="Bibliography" w:semiHidden="1" w:uiPriority="37" w:unhideWhenUsed="1"/>
+    <w:lsdException w:name="TOC Heading" w:semiHidden="1" w:uiPriority="39" w:unhideWhenUsed="1" w:qFormat="1"/>
+    <w:lsdException w:name="Plain Table 1" w:uiPriority="41"/>
+    <w:lsdException w:name="Plain Table 2" w:uiPriority="42"/>
+    <w:lsdException w:name="Plain Table 3" w:uiPriority="43"/>
+    <w:lsdException w:name="Plain Table 4" w:uiPriority="44"/>
+    <w:lsdException w:name="Plain Table 5" w:uiPriority="45"/>
+    <w:lsdException w:name="Grid Table Light" w:uiPriority="40"/>
+    <w:lsdException w:name="Grid Table 1 Light" w:uiPriority="46"/>
+    <w:lsdException w:name="Grid Table 2" w:uiPriority="47"/>
+    <w:lsdException w:name="Grid Table 3" w:uiPriority="48"/>
+    <w:lsdException w:name="Grid Table 4" w:uiPriority="49"/>
+    <w:lsdException w:name="Grid Table 5 Dark" w:uiPriority="50"/>
+    <w:lsdException w:name="Grid Table 6 Colorful" w:uiPriority="51"/>
+    <w:lsdException w:name="Grid Table 7 Colorful" w:uiPriority="52"/>
+    <w:lsdException w:name="Grid Table 1 Light Accent 1" w:uiPriority="46"/>
+    <w:lsdException w:name="Grid Table 2 Accent 1" w:uiPriority="47"/>
+    <w:lsdException w:name="Grid Table 3 Accent 1" w:uiPriority="48"/>
+    <w:lsdException w:name="Grid Table 4 Accent 1" w:uiPriority="49"/>
+    <w:lsdException w:name="Grid Table 5 Dark Accent 1" w:uiPriority="50"/>
+    <w:lsdException w:name="Grid Table 6 Colorful Accent 1" w:uiPriority="51"/>
+    <w:lsdException w:name="Grid Table 7 Colorful Accent 1" w:uiPriority="52"/>
+    <w:lsdException w:name="Grid Table 1 Light Accent 2" w:uiPriority="46"/>
+    <w:lsdException w:name="Grid Table 2 Accent 2" w:uiPriority="47"/>
+    <w:lsdException w:name="Grid Table 3 Accent 2" w:uiPriority="48"/>
+    <w:lsdException w:name="Grid Table 4 Accent 2" w:uiPriority="49"/>
+    <w:lsdException w:name="Grid Table 5 Dark Accent 2" w:uiPriority="50"/>
+    <w:lsdException w:name="Grid Table 6 Colorful Accent 2" w:uiPriority="51"/>
+    <w:lsdException w:name="Grid Table 7 Colorful Accent 2" w:uiPriority="52"/>
+    <w:lsdException w:name="Grid Table 1 Light Accent 3" w:uiPriority="46"/>
+    <w:lsdException w:name="Grid Table 2 Accent 3" w:uiPriority="47"/>
+    <w:lsdException w:name="Grid Table 3 Accent 3" w:uiPriority="48"/>
+    <w:lsdException w:name="Grid Table 4 Accent 3" w:uiPriority="49"/>
+    <w:lsdException w:name="Grid Table 5 Dark Accent 3" w:uiPriority="50"/>
+    <w:lsdException w:name="Grid Table 6 Colorful Accent 3" w:uiPriority="51"/>
+    <w:lsdException w:name="Grid Table 7 Colorful Accent 3" w:uiPriority="52"/>
+    <w:lsdException w:name="Grid Table 1 Light Accent 4" w:uiPriority="46"/>
+    <w:lsdException w:name="Grid Table 2 Accent 4" w:uiPriority="47"/>
+    <w:lsdException w:name="Grid Table 3 Accent 4" w:uiPriority="48"/>
+    <w:lsdException w:name="Grid Table 4 Accent 4" w:uiPriority="49"/>
+    <w:lsdException w:name="Grid Table 5 Dark Accent 4" w:uiPriority="50"/>
+    <w:lsdException w:name="Grid Table 6 Colorful Accent 4" w:uiPriority="51"/>
+    <w:lsdException w:name="Grid Table 7 Colorful Accent 4" w:uiPriority="52"/>
+    <w:lsdException w:name="Grid Table 1 Light Accent 5" w:uiPriority="46"/>
+    <w:lsdException w:name="Grid Table 2 Accent 5" w:uiPriority="47"/>
+    <w:lsdException w:name="Grid Table 3 Accent 5" w:uiPriority="48"/>
+    <w:lsdException w:name="Grid Table 4 Accent 5" w:uiPriority="49"/>
+    <w:lsdException w:name="Grid Table 5 Dark Accent 5" w:uiPriority="50"/>
+    <w:lsdException w:name="Grid Table 6 Colorful Accent 5" w:uiPriority="51"/>
+    <w:lsdException w:name="Grid Table 7 Colorful Accent 5" w:uiPriority="52"/>
+    <w:lsdException w:name="Grid Table 1 Light Accent 6" w:uiPriority="46"/>
+    <w:lsdException w:name="Grid Table 2 Accent 6" w:uiPriority="47"/>
+    <w:lsdException w:name="Grid Table 3 Accent 6" w:uiPriority="48"/>
+    <w:lsdException w:name="Grid Table 4 Accent 6" w:uiPriority="49"/>
+    <w:lsdException w:name="Grid Table 5 Dark Accent 6" w:uiPriority="50"/>
+    <w:lsdException w:name="Grid Table 6 Colorful Accent 6" w:uiPriority="51"/>
+    <w:lsdException w:name="Grid Table 7 Colorful Accent 6" w:uiPriority="52"/>
+    <w:lsdException w:name="List Table 1 Light" w:uiPriority="46"/>
+    <w:lsdException w:name="List Table 2" w:uiPriority="47"/>
+    <w:lsdException w:name="List Table 3" w:uiPriority="48"/>
+    <w:lsdException w:name="List Table 4" w:uiPriority="49"/>
+    <w:lsdException w:name="List Table 5 Dark" w:uiPriority="50"/>
+    <w:lsdException w:name="List Table 6 Colorful" w:uiPriority="51"/>
+    <w:lsdException w:name="List Table 7 Colorful" w:uiPriority="52"/>
+    <w:lsdException w:name="List Table 1 Light Accent 1" w:uiPriority="46"/>
+    <w:lsdException w:name="List Table 2 Accent 1" w:uiPriority="47"/>
+    <w:lsdException w:name="List Table 3 Accent 1" w:uiPriority="48"/>
+    <w:lsdException w:name="List Table 4 Accent 1" w:uiPriority="49"/>
+    <w:lsdException w:name="List Table 5 Dark Accent 1" w:uiPriority="50"/>
+    <w:lsdException w:name="List Table 6 Colorful Accent 1" w:uiPriority="51"/>
+    <w:lsdException w:name="List Table 7 Colorful Accent 1" w:uiPriority="52"/>
+    <w:lsdException w:name="List Table 1 Light Accent 2" w:uiPriority="46"/>
+    <w:lsdException w:name="List Table 2 Accent 2" w:uiPriority="47"/>
+    <w:lsdException w:name="List Table 3 Accent 2" w:uiPriority="48"/>
+    <w:lsdException w:name="List Table 4 Accent 2" w:uiPriority="49"/>
+    <w:lsdException w:name="List Table 5 Dark Accent 2" w:uiPriority="50"/>
+    <w:lsdException w:name="List Table 6 Colorful Accent 2" w:uiPriority="51"/>
+    <w:lsdException w:name="List Table 7 Colorful Accent 2" w:uiPriority="52"/>
+    <w:lsdException w:name="List Table 1 Light Accent 3" w:uiPriority="46"/>
+    <w:lsdException w:name="List Table 2 Accent 3" w:uiPriority="47"/>
+    <w:lsdException w:name="List Table 3 Accent 3" w:uiPriority="48"/>
+    <w:lsdException w:name="List Table 4 Accent 3" w:uiPriority="49"/>
+    <w:lsdException w:name="List Table 5 Dark Accent 3" w:uiPriority="50"/>
+    <w:lsdException w:name="List Table 6 Colorful Accent 3" w:uiPriority="51"/>
+    <w:lsdException w:name="List Table 7 Colorful Accent 3" w:uiPriority="52"/>
+    <w:lsdException w:name="List Table 1 Light Accent 4" w:uiPriority="46"/>
+    <w:lsdException w:name="List Table 2 Accent 4" w:uiPriority="47"/>
+    <w:lsdException w:name="List Table 3 Accent 4" w:uiPriority="48"/>
+    <w:lsdException w:name="List Table 4 Accent 4" w:uiPriority="49"/>
+    <w:lsdException w:name="List Table 5 Dark Accent 4" w:uiPriority="50"/>
+    <w:lsdException w:name="List Table 6 Colorful Accent 4" w:uiPriority="51"/>
+    <w:lsdException w:name="List Table 7 Colorful Accent 4" w:uiPriority="52"/>
+    <w:lsdException w:name="List Table 1 Light Accent 5" w:uiPriority="46"/>
+    <w:lsdException w:name="List Table 2 Accent 5" w:uiPriority="47"/>
+    <w:lsdException w:name="List Table 3 Accent 5" w:uiPriority="48"/>
+    <w:lsdException w:name="List Table 4 Accent 5" w:uiPriority="49"/>
+    <w:lsdException w:name="List Table 5 Dark Accent 5" w:uiPriority="50"/>
+    <w:lsdException w:name="List Table 6 Colorful Accent 5" w:uiPriority="51"/>
+    <w:lsdException w:name="List Table 7 Colorful Accent 5" w:uiPriority="52"/>
+    <w:lsdException w:name="List Table 1 Light Accent 6" w:uiPriority="46"/>
+    <w:lsdException w:name="List Table 2 Accent 6" w:uiPriority="47"/>
+    <w:lsdException w:name="List Table 3 Accent 6" w:uiPriority="48"/>
+    <w:lsdException w:name="List Table 4 Accent 6" w:uiPriority="49"/>
+    <w:lsdException w:name="List Table 5 Dark Accent 6" w:uiPriority="50"/>
+    <w:lsdException w:name="List Table 6 Colorful Accent 6" w:uiPriority="51"/>
+    <w:lsdException w:name="List Table 7 Colorful Accent 6" w:uiPriority="52"/>
+    <w:lsdException w:name="Mention" w:semiHidden="1" w:unhideWhenUsed="1"/>
+    <w:lsdException w:name="Smart Hyperlink" w:semiHidden="1" w:unhideWhenUsed="1"/>
+    <w:lsdException w:name="Hashtag" w:semiHidden="1" w:unhideWhenUsed="1"/>
+    <w:lsdException w:name="Unresolved Mention" w:semiHidden="1" w:unhideWhenUsed="1"/>
+    <w:lsdException w:name="Smart Link" w:semiHidden="1" w:unhideWhenUsed="1"/>
   </w:latentStyles>
   <w:style w:type="paragraph" w:default="1" w:styleId="Normalny">
     <w:name w:val="Normal"/>
@@ -295,7 +572,6 @@
     <w:uiPriority w:val="99"/>
     <w:semiHidden/>
     <w:unhideWhenUsed/>
-    <w:qFormat/>
     <w:tblPr>
       <w:tblInd w:w="0" w:type="dxa"/>
       <w:tblCellMar>

--- a/dokumentacja.docx
+++ b/dokumentacja.docx
@@ -148,6 +148,24 @@
       </w:r>
       <w:r>
         <w:t xml:space="preserve"> ale problem jeszcze nie został całkowicie rozwiązany.</w:t>
+      </w:r>
+    </w:p>
+    <w:p>
+      <w:r>
+        <w:t>19 czerwca 2026</w:t>
+      </w:r>
+    </w:p>
+    <w:p>
+      <w:r>
+        <w:t xml:space="preserve">W końcu komputer stawia statki. Wsparłam się </w:t>
+      </w:r>
+      <w:r>
+        <w:t>AI, ale ostatecznie kod zrozumiałam.</w:t>
+      </w:r>
+    </w:p>
+    <w:p>
+      <w:r>
+        <w:t>Cieszę się, myślała, że na tym polegnę.</w:t>
       </w:r>
     </w:p>
     <w:p/>

--- a/dokumentacja.docx
+++ b/dokumentacja.docx
@@ -152,7 +152,7 @@
     </w:p>
     <w:p>
       <w:r>
-        <w:t>19 czerwca 2026</w:t>
+        <w:t xml:space="preserve">19 czerwca </w:t>
       </w:r>
     </w:p>
     <w:p>
@@ -166,6 +166,15 @@
     <w:p>
       <w:r>
         <w:t>Cieszę się, myślała, że na tym polegnę.</w:t>
+      </w:r>
+      <w:r>
+        <w:t xml:space="preserve"> Zaczynam też pisać algorytm który pozwoli strzelać </w:t>
+      </w:r>
+      <w:r>
+        <w:t>w statki na planszy</w:t>
+      </w:r>
+      <w:r>
+        <w:t>, na zmianę gracz z komputerem.</w:t>
       </w:r>
     </w:p>
     <w:p/>

--- a/dokumentacja.docx
+++ b/dokumentacja.docx
@@ -175,6 +175,16 @@
       </w:r>
       <w:r>
         <w:t>, na zmianę gracz z komputerem.</w:t>
+      </w:r>
+    </w:p>
+    <w:p>
+      <w:r>
+        <w:t>20 czerwca</w:t>
+      </w:r>
+    </w:p>
+    <w:p>
+      <w:r>
+        <w:t>Pierwsza kolejka strzelania w statki już działa. Komputer sprawdza czy strzał był trafny i jeśli był, użytkownik lub komputer powtarzają swoją kolejkę wpisując nowe wartości.</w:t>
       </w:r>
     </w:p>
     <w:p/>

--- a/dokumentacja.docx
+++ b/dokumentacja.docx
@@ -124,11 +124,9 @@
       <w:r>
         <w:t xml:space="preserve">Dalej pracuję nad wstawieniem statków przez komputer. </w:t>
       </w:r>
-      <w:proofErr w:type="spellStart"/>
-      <w:r>
-        <w:t>Spróbowałąm</w:t>
-      </w:r>
-      <w:proofErr w:type="spellEnd"/>
+      <w:r>
+        <w:t>Spróbowałam</w:t>
+      </w:r>
       <w:r>
         <w:t xml:space="preserve"> zmienić  sposób na losowanie wartości bo wczorajszy nie działał.</w:t>
       </w:r>
@@ -165,6 +163,23 @@
     </w:p>
     <w:p>
       <w:r>
+        <w:t>Pętle pozwalają na sprawdzenie czy w okolicy nie stoją już statki</w:t>
+      </w:r>
+      <w:r>
+        <w:t>, a zmienna z określa czy statek będzie stał pionowo, czy poziomo</w:t>
+      </w:r>
+      <w:r>
+        <w:t xml:space="preserve">, warunki </w:t>
+      </w:r>
+      <w:r>
+        <w:t>sprawdzają czy statek mieści się na planszy</w:t>
+      </w:r>
+      <w:r>
+        <w:t>.</w:t>
+      </w:r>
+    </w:p>
+    <w:p>
+      <w:r>
         <w:t>Cieszę się, myślała, że na tym polegnę.</w:t>
       </w:r>
       <w:r>
@@ -187,7 +202,250 @@
         <w:t>Pierwsza kolejka strzelania w statki już działa. Komputer sprawdza czy strzał był trafny i jeśli był, użytkownik lub komputer powtarzają swoją kolejkę wpisując nowe wartości.</w:t>
       </w:r>
     </w:p>
-    <w:p/>
+    <w:p>
+      <w:r>
+        <w:rPr>
+          <w:noProof/>
+        </w:rPr>
+        <w:drawing>
+          <wp:inline distT="0" distB="0" distL="0" distR="0" wp14:anchorId="6459FBA1" wp14:editId="11C4EA65">
+            <wp:extent cx="5760720" cy="2877185"/>
+            <wp:effectExtent l="0" t="0" r="0" b="0"/>
+            <wp:docPr id="577325714" name="Obraz 1"/>
+            <wp:cNvGraphicFramePr>
+              <a:graphicFrameLocks xmlns:a="http://schemas.openxmlformats.org/drawingml/2006/main" noChangeAspect="1"/>
+            </wp:cNvGraphicFramePr>
+            <a:graphic xmlns:a="http://schemas.openxmlformats.org/drawingml/2006/main">
+              <a:graphicData uri="http://schemas.openxmlformats.org/drawingml/2006/picture">
+                <pic:pic xmlns:pic="http://schemas.openxmlformats.org/drawingml/2006/picture">
+                  <pic:nvPicPr>
+                    <pic:cNvPr id="577325714" name=""/>
+                    <pic:cNvPicPr/>
+                  </pic:nvPicPr>
+                  <pic:blipFill>
+                    <a:blip r:embed="rId5"/>
+                    <a:stretch>
+                      <a:fillRect/>
+                    </a:stretch>
+                  </pic:blipFill>
+                  <pic:spPr>
+                    <a:xfrm>
+                      <a:off x="0" y="0"/>
+                      <a:ext cx="5760720" cy="2877185"/>
+                    </a:xfrm>
+                    <a:prstGeom prst="rect">
+                      <a:avLst/>
+                    </a:prstGeom>
+                  </pic:spPr>
+                </pic:pic>
+              </a:graphicData>
+            </a:graphic>
+          </wp:inline>
+        </w:drawing>
+      </w:r>
+    </w:p>
+    <w:p>
+      <w:r>
+        <w:t xml:space="preserve">24 czerwca </w:t>
+      </w:r>
+    </w:p>
+    <w:p>
+      <w:r>
+        <w:t>Komputer i gracz mogą strzelać do czasu aż jedna ze stron nie odnajdzie wszystkich statków przeciwnika</w:t>
+      </w:r>
+      <w:r>
+        <w:t xml:space="preserve">(wszystkich pól na których stoją statki jest 20, więc program </w:t>
+      </w:r>
+      <w:r>
+        <w:t xml:space="preserve">odnotowuje </w:t>
+      </w:r>
+      <w:r>
+        <w:t>każdy celny strzał</w:t>
+      </w:r>
+      <w:r>
+        <w:t>, aż do 20, tak jakby punkty</w:t>
+      </w:r>
+      <w:r>
+        <w:t>, jeżeli komputer lub gracz osiągną 20 punktów gra się kończy, ponieważ oznacza to, że wszystkie statki zostały zestrzelone</w:t>
+      </w:r>
+      <w:r>
+        <w:t>)</w:t>
+      </w:r>
+      <w:r>
+        <w:t xml:space="preserve"> </w:t>
+      </w:r>
+      <w:r>
+        <w:t>.</w:t>
+      </w:r>
+      <w:r>
+        <w:t xml:space="preserve"> Dodatkowo za każdą kolejką gracza wyświetlana jest dodatkowa pusta plansza</w:t>
+      </w:r>
+      <w:r>
+        <w:t>,</w:t>
+      </w:r>
+      <w:r>
+        <w:t xml:space="preserve"> któ</w:t>
+      </w:r>
+      <w:r>
+        <w:t>r</w:t>
+      </w:r>
+      <w:r>
+        <w:t>a odnotowuje jego strzały</w:t>
+      </w:r>
+      <w:r>
+        <w:t xml:space="preserve"> na planszę komputera.</w:t>
+      </w:r>
+    </w:p>
+    <w:p>
+      <w:r>
+        <w:t xml:space="preserve">AI pomogło mi skrócić kod, który zapętlał </w:t>
+      </w:r>
+      <w:r>
+        <w:t>kolejki komputera i gracza</w:t>
+      </w:r>
+      <w:r>
+        <w:t xml:space="preserve"> przez dodanie komend </w:t>
+      </w:r>
+      <w:proofErr w:type="spellStart"/>
+      <w:r>
+        <w:t>continue</w:t>
+      </w:r>
+      <w:proofErr w:type="spellEnd"/>
+      <w:r>
+        <w:t xml:space="preserve"> </w:t>
+      </w:r>
+      <w:r>
+        <w:t xml:space="preserve">(pomija część pętli i przechodzi od razu do jej kolejnego wykonania) </w:t>
+      </w:r>
+      <w:r>
+        <w:t xml:space="preserve">i </w:t>
+      </w:r>
+      <w:proofErr w:type="spellStart"/>
+      <w:r>
+        <w:t>break</w:t>
+      </w:r>
+      <w:proofErr w:type="spellEnd"/>
+      <w:r>
+        <w:t xml:space="preserve"> (przerywa pętlę w przypadku spełnienia konkretnego warunku)</w:t>
+      </w:r>
+      <w:r>
+        <w:t>, bez użycia tych komend pętli i warunków było o wiele więcej, jak się okazało niepotrzebnie</w:t>
+      </w:r>
+      <w:r>
+        <w:t>.</w:t>
+      </w:r>
+      <w:r>
+        <w:t xml:space="preserve"> (-_-)‘’</w:t>
+      </w:r>
+      <w:r>
+        <w:t>’</w:t>
+      </w:r>
+    </w:p>
+    <w:p>
+      <w:r>
+        <w:lastRenderedPageBreak/>
+        <w:t xml:space="preserve">AI używałam głównie aby </w:t>
+      </w:r>
+      <w:r>
+        <w:t xml:space="preserve">prześledzić kod w celu odnalezieniu błędów, lub zobaczyć czy kod da się uprościć. </w:t>
+      </w:r>
+      <w:r>
+        <w:t>Gra już działa!!!</w:t>
+      </w:r>
+    </w:p>
+    <w:p>
+      <w:r>
+        <w:drawing>
+          <wp:anchor distT="0" distB="0" distL="114300" distR="114300" simplePos="0" relativeHeight="251658240" behindDoc="0" locked="0" layoutInCell="1" allowOverlap="1" wp14:anchorId="4D4A26C1" wp14:editId="7439DABC">
+            <wp:simplePos x="895350" y="1419225"/>
+            <wp:positionH relativeFrom="column">
+              <wp:align>left</wp:align>
+            </wp:positionH>
+            <wp:positionV relativeFrom="paragraph">
+              <wp:align>top</wp:align>
+            </wp:positionV>
+            <wp:extent cx="5760720" cy="2853055"/>
+            <wp:effectExtent l="0" t="0" r="0" b="0"/>
+            <wp:wrapSquare wrapText="bothSides"/>
+            <wp:docPr id="2135803511" name="Obraz 1"/>
+            <wp:cNvGraphicFramePr>
+              <a:graphicFrameLocks xmlns:a="http://schemas.openxmlformats.org/drawingml/2006/main" noChangeAspect="1"/>
+            </wp:cNvGraphicFramePr>
+            <a:graphic xmlns:a="http://schemas.openxmlformats.org/drawingml/2006/main">
+              <a:graphicData uri="http://schemas.openxmlformats.org/drawingml/2006/picture">
+                <pic:pic xmlns:pic="http://schemas.openxmlformats.org/drawingml/2006/picture">
+                  <pic:nvPicPr>
+                    <pic:cNvPr id="2135803511" name=""/>
+                    <pic:cNvPicPr/>
+                  </pic:nvPicPr>
+                  <pic:blipFill>
+                    <a:blip r:embed="rId6">
+                      <a:extLst>
+                        <a:ext uri="{28A0092B-C50C-407E-A947-70E740481C1C}">
+                          <a14:useLocalDpi xmlns:a14="http://schemas.microsoft.com/office/drawing/2010/main" val="0"/>
+                        </a:ext>
+                      </a:extLst>
+                    </a:blip>
+                    <a:stretch>
+                      <a:fillRect/>
+                    </a:stretch>
+                  </pic:blipFill>
+                  <pic:spPr>
+                    <a:xfrm>
+                      <a:off x="0" y="0"/>
+                      <a:ext cx="5760720" cy="2853055"/>
+                    </a:xfrm>
+                    <a:prstGeom prst="rect">
+                      <a:avLst/>
+                    </a:prstGeom>
+                  </pic:spPr>
+                </pic:pic>
+              </a:graphicData>
+            </a:graphic>
+          </wp:anchor>
+        </w:drawing>
+      </w:r>
+      <w:r>
+        <w:br w:type="textWrapping" w:clear="all"/>
+      </w:r>
+      <w:r>
+        <w:drawing>
+          <wp:inline distT="0" distB="0" distL="0" distR="0" wp14:anchorId="19183B6D" wp14:editId="51AC7D05">
+            <wp:extent cx="3686689" cy="3305636"/>
+            <wp:effectExtent l="0" t="0" r="9525" b="9525"/>
+            <wp:docPr id="367610894" name="Obraz 1"/>
+            <wp:cNvGraphicFramePr>
+              <a:graphicFrameLocks xmlns:a="http://schemas.openxmlformats.org/drawingml/2006/main" noChangeAspect="1"/>
+            </wp:cNvGraphicFramePr>
+            <a:graphic xmlns:a="http://schemas.openxmlformats.org/drawingml/2006/main">
+              <a:graphicData uri="http://schemas.openxmlformats.org/drawingml/2006/picture">
+                <pic:pic xmlns:pic="http://schemas.openxmlformats.org/drawingml/2006/picture">
+                  <pic:nvPicPr>
+                    <pic:cNvPr id="367610894" name=""/>
+                    <pic:cNvPicPr/>
+                  </pic:nvPicPr>
+                  <pic:blipFill>
+                    <a:blip r:embed="rId7"/>
+                    <a:stretch>
+                      <a:fillRect/>
+                    </a:stretch>
+                  </pic:blipFill>
+                  <pic:spPr>
+                    <a:xfrm>
+                      <a:off x="0" y="0"/>
+                      <a:ext cx="3686689" cy="3305636"/>
+                    </a:xfrm>
+                    <a:prstGeom prst="rect">
+                      <a:avLst/>
+                    </a:prstGeom>
+                  </pic:spPr>
+                </pic:pic>
+              </a:graphicData>
+            </a:graphic>
+          </wp:inline>
+        </w:drawing>
+      </w:r>
+    </w:p>
     <w:sectPr>
       <w:pgSz w:w="11906" w:h="16838"/>
       <w:pgMar w:top="1417" w:right="1417" w:bottom="1417" w:left="1417" w:header="708" w:footer="708" w:gutter="0"/>
